--- a/Evidence/TestReport.docx
+++ b/Evidence/TestReport.docx
@@ -29,7 +29,7 @@
           <w:sz w:val="36"/>
           <w:szCs w:val="36"/>
         </w:rPr>
-        <w:t>TempData</w:t>
+        <w:t>CacheView</w:t>
       </w:r>
       <w:proofErr w:type="spellEnd"/>
       <w:r>
@@ -39,8 +39,19 @@
           <w:sz w:val="36"/>
           <w:szCs w:val="36"/>
         </w:rPr>
-        <w:t xml:space="preserve"> across a redirect in static SSR</w:t>
+        <w:t xml:space="preserve"> backed by </w:t>
       </w:r>
+      <w:proofErr w:type="spellStart"/>
+      <w:r>
+        <w:rPr>
+          <w:b/>
+          <w:bCs/>
+          <w:sz w:val="36"/>
+          <w:szCs w:val="36"/>
+        </w:rPr>
+        <w:t>HybridCache</w:t>
+      </w:r>
+      <w:proofErr w:type="spellEnd"/>
     </w:p>
     <w:p>
       <w:r>
@@ -55,21 +66,7 @@
           <w:rPr>
             <w:rStyle w:val="Hyperlink"/>
           </w:rPr>
-          <w:t xml:space="preserve">[Validation] </w:t>
-        </w:r>
-        <w:proofErr w:type="spellStart"/>
-        <w:r>
-          <w:rPr>
-            <w:rStyle w:val="Hyperlink"/>
-          </w:rPr>
-          <w:t>TempData</w:t>
-        </w:r>
-        <w:proofErr w:type="spellEnd"/>
-        <w:r>
-          <w:rPr>
-            <w:rStyle w:val="Hyperlink"/>
-          </w:rPr>
-          <w:t xml:space="preserve"> across a redirect in static SSR</w:t>
+          <w:t>https://github.com/dotnet/aspnetcore/issues/69126</w:t>
         </w:r>
       </w:hyperlink>
     </w:p>
@@ -97,23 +94,6 @@
       <w:r>
         <w:t>Static SSR</w:t>
       </w:r>
-      <w:r>
-        <w:t xml:space="preserve"> (</w:t>
-      </w:r>
-      <w:r>
-        <w:t xml:space="preserve">Static SSR was the only supported configuration in scope; therefore, no configuration-specific differences were applicable or observed. No interactive Server, </w:t>
-      </w:r>
-      <w:proofErr w:type="spellStart"/>
-      <w:r>
-        <w:t>WebAssembly</w:t>
-      </w:r>
-      <w:proofErr w:type="spellEnd"/>
-      <w:r>
-        <w:t>, or Auto render mode was configured.</w:t>
-      </w:r>
-      <w:r>
-        <w:t>)</w:t>
-      </w:r>
     </w:p>
     <w:p>
       <w:pPr>
@@ -174,7 +154,13 @@
       </w:r>
       <w:proofErr w:type="gramEnd"/>
       <w:r>
-        <w:t>Version: 151.0.7922.174 (Official Build) (64-bit))</w:t>
+        <w:t xml:space="preserve">Version: </w:t>
+      </w:r>
+      <w:r>
+        <w:t>153.0.8010.48 (Official Build) (64-bit)</w:t>
+      </w:r>
+      <w:r>
+        <w:t>)</w:t>
       </w:r>
     </w:p>
     <w:p>
@@ -192,19 +178,7 @@
           <w:rPr>
             <w:rStyle w:val="Hyperlink"/>
           </w:rPr>
-          <w:t>https://github.com/Mo</w:t>
-        </w:r>
-        <w:r>
-          <w:rPr>
-            <w:rStyle w:val="Hyperlink"/>
-          </w:rPr>
-          <w:t>h</w:t>
-        </w:r>
-        <w:r>
-          <w:rPr>
-            <w:rStyle w:val="Hyperlink"/>
-          </w:rPr>
-          <w:t>amedHasan3644/tempdata-validation</w:t>
+          <w:t>https://github.com/MohamedHasan3644/hybridcache-validation</w:t>
         </w:r>
       </w:hyperlink>
     </w:p>
@@ -225,7 +199,7 @@
         <w:t xml:space="preserve">- </w:t>
       </w:r>
       <w:r>
-        <w:t>8e487130cbb9d1f6802174477a8097622f55cd04</w:t>
+        <w:t>2761fbc9d1e312ab336f69f9543b615aca94caeb</w:t>
       </w:r>
     </w:p>
     <w:p>
@@ -248,7 +222,7 @@
           <w:rPr>
             <w:rStyle w:val="Hyperlink"/>
           </w:rPr>
-          <w:t>https://github.com/MohamedHasan3644/tempdata-validation/tree/main/evidence</w:t>
+          <w:t>https://github.com/MohamedHasan3644/hybridcache-validation/tree/main/Evidence</w:t>
         </w:r>
       </w:hyperlink>
     </w:p>
@@ -267,7 +241,7 @@
           <w:rPr>
             <w:rStyle w:val="Hyperlink"/>
           </w:rPr>
-          <w:t>https://github.com/MohamedHasan3644/tempdata-validation/blob/main/evidence/build/build.txt</w:t>
+          <w:t>https://github.com/MohamedHasan3644/hybridcache-validation/blob/main/Evidence/build-log.txt</w:t>
         </w:r>
       </w:hyperlink>
     </w:p>
@@ -286,9 +260,12 @@
           <w:rPr>
             <w:rStyle w:val="Hyperlink"/>
           </w:rPr>
-          <w:t>https://github.com/MohamedHasan3644/tempdata-validation/blob/main/evidence/build/dotnet-info.txt</w:t>
+          <w:t>https://github.com/MohamedHasan3644/hybridcache-validation/blob/main/Evidence/dotnet-info.txt</w:t>
         </w:r>
       </w:hyperlink>
+      <w:r>
+        <w:t xml:space="preserve"> </w:t>
+      </w:r>
     </w:p>
     <w:p>
       <w:pPr>
@@ -298,14 +275,14 @@
         </w:numPr>
       </w:pPr>
       <w:r>
-        <w:t xml:space="preserve">Server log- </w:t>
+        <w:t xml:space="preserve">Manual Steps- </w:t>
       </w:r>
       <w:hyperlink r:id="rId10" w:history="1">
         <w:r>
           <w:rPr>
             <w:rStyle w:val="Hyperlink"/>
           </w:rPr>
-          <w:t>https://github.com/MohamedHasan3644/tempdata-validation/blob/main/evidence/server-runtime-20260916-145039.log</w:t>
+          <w:t>https://github.com/MohamedHasan3644/hybridcache-validation/blob/main/Evidence/MANUAL_TEST_STEPS.md</w:t>
         </w:r>
       </w:hyperlink>
     </w:p>
@@ -363,10 +340,11 @@
           <w:p>
             <w:r>
               <w:rPr>
+                <w:rFonts w:cs="Calibri"/>
                 <w:b/>
                 <w:bCs/>
               </w:rPr>
-              <w:t>Testcase No</w:t>
+              <w:t>Testcase no</w:t>
             </w:r>
           </w:p>
         </w:tc>
@@ -390,6 +368,7 @@
           <w:p>
             <w:r>
               <w:rPr>
+                <w:rFonts w:cs="Calibri"/>
                 <w:b/>
                 <w:bCs/>
               </w:rPr>
@@ -416,6 +395,7 @@
             </w:pPr>
             <w:r>
               <w:rPr>
+                <w:rFonts w:cs="Calibri"/>
                 <w:b/>
                 <w:bCs/>
               </w:rPr>
@@ -443,6 +423,7 @@
           <w:p>
             <w:r>
               <w:rPr>
+                <w:rFonts w:cs="Calibri"/>
                 <w:b/>
                 <w:bCs/>
               </w:rPr>
@@ -471,6 +452,9 @@
           </w:tcPr>
           <w:p>
             <w:r>
+              <w:rPr>
+                <w:rFonts w:cs="Calibri"/>
+              </w:rPr>
               <w:t>TC-01</w:t>
             </w:r>
           </w:p>
@@ -493,62 +477,522 @@
             <w:hideMark/>
           </w:tcPr>
           <w:p>
-            <w:pPr>
-              <w:rPr>
+            <w:r>
+              <w:rPr>
+                <w:rFonts w:cs="Calibri"/>
+              </w:rPr>
+              <w:t>Warm on A, then retrieve the identical key from B.</w:t>
+            </w:r>
+          </w:p>
+        </w:tc>
+        <w:tc>
+          <w:tcPr>
+            <w:tcW w:w="2693" w:type="dxa"/>
+            <w:tcBorders>
+              <w:top w:val="single" w:sz="8" w:space="0" w:color="A3A3A3"/>
+              <w:left w:val="single" w:sz="8" w:space="0" w:color="A3A3A3"/>
+              <w:bottom w:val="single" w:sz="8" w:space="0" w:color="A3A3A3"/>
+              <w:right w:val="single" w:sz="8" w:space="0" w:color="A3A3A3"/>
+            </w:tcBorders>
+          </w:tcPr>
+          <w:p>
+            <w:r>
+              <w:rPr>
+                <w:rFonts w:cs="Calibri"/>
                 <w:b/>
                 <w:bCs/>
               </w:rPr>
-            </w:pPr>
-            <w:r>
-              <w:rPr>
+              <w:t>Pass</w:t>
+            </w:r>
+            <w:r>
+              <w:rPr>
+                <w:rFonts w:cs="Calibri"/>
+              </w:rPr>
+              <w:t xml:space="preserve">- Instance A created the entry; Instance B displayed the same </w:t>
+            </w:r>
+            <w:proofErr w:type="spellStart"/>
+            <w:r>
+              <w:rPr>
+                <w:rFonts w:cs="Calibri"/>
+              </w:rPr>
+              <w:t>Guid</w:t>
+            </w:r>
+            <w:proofErr w:type="spellEnd"/>
+            <w:r>
+              <w:rPr>
+                <w:rFonts w:cs="Calibri"/>
+              </w:rPr>
+              <w:t xml:space="preserve"> and Initialized UTC without a new </w:t>
+            </w:r>
+            <w:proofErr w:type="spellStart"/>
+            <w:r>
+              <w:rPr>
+                <w:rFonts w:cs="Calibri"/>
+              </w:rPr>
+              <w:t>CachedGuid</w:t>
+            </w:r>
+            <w:proofErr w:type="spellEnd"/>
+            <w:r>
+              <w:rPr>
+                <w:rFonts w:cs="Calibri"/>
+              </w:rPr>
+              <w:t xml:space="preserve"> initialized log.</w:t>
+            </w:r>
+          </w:p>
+        </w:tc>
+        <w:tc>
+          <w:tcPr>
+            <w:tcW w:w="2829" w:type="dxa"/>
+            <w:tcBorders>
+              <w:top w:val="single" w:sz="8" w:space="0" w:color="A3A3A3"/>
+              <w:left w:val="single" w:sz="8" w:space="0" w:color="A3A3A3"/>
+              <w:bottom w:val="single" w:sz="8" w:space="0" w:color="A3A3A3"/>
+              <w:right w:val="single" w:sz="8" w:space="0" w:color="A3A3A3"/>
+            </w:tcBorders>
+            <w:tcMar>
+              <w:top w:w="80" w:type="dxa"/>
+              <w:left w:w="80" w:type="dxa"/>
+              <w:bottom w:w="80" w:type="dxa"/>
+              <w:right w:w="80" w:type="dxa"/>
+            </w:tcMar>
+            <w:hideMark/>
+          </w:tcPr>
+          <w:p>
+            <w:r>
+              <w:rPr>
+                <w:rFonts w:cs="Calibri"/>
+              </w:rPr>
+              <w:t xml:space="preserve">A and B show the same </w:t>
+            </w:r>
+            <w:proofErr w:type="spellStart"/>
+            <w:r>
+              <w:rPr>
+                <w:rFonts w:cs="Calibri"/>
+              </w:rPr>
+              <w:t>Guid</w:t>
+            </w:r>
+            <w:proofErr w:type="spellEnd"/>
+            <w:r>
+              <w:rPr>
+                <w:rFonts w:cs="Calibri"/>
+              </w:rPr>
+              <w:t>. B does not initialize the child because it retrieves A's Redis-backed entry.</w:t>
+            </w:r>
+          </w:p>
+        </w:tc>
+      </w:tr>
+      <w:tr>
+        <w:tc>
+          <w:tcPr>
+            <w:tcW w:w="1112" w:type="dxa"/>
+            <w:tcBorders>
+              <w:top w:val="single" w:sz="8" w:space="0" w:color="A3A3A3"/>
+              <w:left w:val="single" w:sz="8" w:space="0" w:color="A3A3A3"/>
+              <w:bottom w:val="single" w:sz="8" w:space="0" w:color="A3A3A3"/>
+              <w:right w:val="single" w:sz="8" w:space="0" w:color="A3A3A3"/>
+            </w:tcBorders>
+            <w:tcMar>
+              <w:top w:w="80" w:type="dxa"/>
+              <w:left w:w="80" w:type="dxa"/>
+              <w:bottom w:w="80" w:type="dxa"/>
+              <w:right w:w="80" w:type="dxa"/>
+            </w:tcMar>
+            <w:hideMark/>
+          </w:tcPr>
+          <w:p>
+            <w:r>
+              <w:rPr>
+                <w:rFonts w:cs="Calibri"/>
+              </w:rPr>
+              <w:lastRenderedPageBreak/>
+              <w:t>TC-02</w:t>
+            </w:r>
+          </w:p>
+        </w:tc>
+        <w:tc>
+          <w:tcPr>
+            <w:tcW w:w="2706" w:type="dxa"/>
+            <w:tcBorders>
+              <w:top w:val="single" w:sz="8" w:space="0" w:color="A3A3A3"/>
+              <w:left w:val="single" w:sz="8" w:space="0" w:color="A3A3A3"/>
+              <w:bottom w:val="single" w:sz="8" w:space="0" w:color="A3A3A3"/>
+              <w:right w:val="single" w:sz="8" w:space="0" w:color="A3A3A3"/>
+            </w:tcBorders>
+            <w:tcMar>
+              <w:top w:w="80" w:type="dxa"/>
+              <w:left w:w="80" w:type="dxa"/>
+              <w:bottom w:w="80" w:type="dxa"/>
+              <w:right w:w="80" w:type="dxa"/>
+            </w:tcMar>
+            <w:hideMark/>
+          </w:tcPr>
+          <w:p>
+            <w:proofErr w:type="gramStart"/>
+            <w:r>
+              <w:rPr>
+                <w:rFonts w:cs="Calibri"/>
+              </w:rPr>
+              <w:t>Verify</w:t>
+            </w:r>
+            <w:proofErr w:type="gramEnd"/>
+            <w:r>
+              <w:rPr>
+                <w:rFonts w:cs="Calibri"/>
+              </w:rPr>
+              <w:t xml:space="preserve"> a restarted process gets an unexpired entry from Redis.</w:t>
+            </w:r>
+          </w:p>
+        </w:tc>
+        <w:tc>
+          <w:tcPr>
+            <w:tcW w:w="2693" w:type="dxa"/>
+            <w:tcBorders>
+              <w:top w:val="single" w:sz="8" w:space="0" w:color="A3A3A3"/>
+              <w:left w:val="single" w:sz="8" w:space="0" w:color="A3A3A3"/>
+              <w:bottom w:val="single" w:sz="8" w:space="0" w:color="A3A3A3"/>
+              <w:right w:val="single" w:sz="8" w:space="0" w:color="A3A3A3"/>
+            </w:tcBorders>
+          </w:tcPr>
+          <w:p>
+            <w:r>
+              <w:rPr>
+                <w:rFonts w:cs="Calibri"/>
                 <w:b/>
                 <w:bCs/>
               </w:rPr>
-              <w:t xml:space="preserve">Direct reader with no prior </w:t>
-            </w:r>
-            <w:proofErr w:type="gramStart"/>
-            <w:r>
-              <w:rPr>
+              <w:t>Pass</w:t>
+            </w:r>
+            <w:r>
+              <w:rPr>
+                <w:rFonts w:cs="Calibri"/>
+              </w:rPr>
+              <w:t xml:space="preserve">- After Instance A restarted, it reused the unexpired Redis-backed entry. </w:t>
+            </w:r>
+            <w:proofErr w:type="spellStart"/>
+            <w:r>
+              <w:rPr>
+                <w:rFonts w:cs="Calibri"/>
+              </w:rPr>
+              <w:t>Guid</w:t>
+            </w:r>
+            <w:proofErr w:type="spellEnd"/>
+            <w:r>
+              <w:rPr>
+                <w:rFonts w:cs="Calibri"/>
+              </w:rPr>
+              <w:t>/timestamp stayed unchanged and no new child initialization occurred.</w:t>
+            </w:r>
+          </w:p>
+        </w:tc>
+        <w:tc>
+          <w:tcPr>
+            <w:tcW w:w="2829" w:type="dxa"/>
+            <w:tcBorders>
+              <w:top w:val="single" w:sz="8" w:space="0" w:color="A3A3A3"/>
+              <w:left w:val="single" w:sz="8" w:space="0" w:color="A3A3A3"/>
+              <w:bottom w:val="single" w:sz="8" w:space="0" w:color="A3A3A3"/>
+              <w:right w:val="single" w:sz="8" w:space="0" w:color="A3A3A3"/>
+            </w:tcBorders>
+            <w:tcMar>
+              <w:top w:w="80" w:type="dxa"/>
+              <w:left w:w="80" w:type="dxa"/>
+              <w:bottom w:w="80" w:type="dxa"/>
+              <w:right w:w="80" w:type="dxa"/>
+            </w:tcMar>
+            <w:hideMark/>
+          </w:tcPr>
+          <w:p>
+            <w:r>
+              <w:rPr>
+                <w:rFonts w:cs="Calibri"/>
+              </w:rPr>
+              <w:t xml:space="preserve">The </w:t>
+            </w:r>
+            <w:proofErr w:type="spellStart"/>
+            <w:r>
+              <w:rPr>
+                <w:rFonts w:cs="Calibri"/>
+              </w:rPr>
+              <w:t>Guid</w:t>
+            </w:r>
+            <w:proofErr w:type="spellEnd"/>
+            <w:r>
+              <w:rPr>
+                <w:rFonts w:cs="Calibri"/>
+              </w:rPr>
+              <w:t xml:space="preserve"> is unchanged. After restart, A has no new </w:t>
+            </w:r>
+            <w:proofErr w:type="spellStart"/>
+            <w:r>
+              <w:rPr>
+                <w:rFonts w:cs="Calibri"/>
+              </w:rPr>
+              <w:t>CachedGuid</w:t>
+            </w:r>
+            <w:proofErr w:type="spellEnd"/>
+            <w:r>
+              <w:rPr>
+                <w:rFonts w:cs="Calibri"/>
+              </w:rPr>
+              <w:t xml:space="preserve"> initialized entry for the reload.</w:t>
+            </w:r>
+          </w:p>
+        </w:tc>
+      </w:tr>
+      <w:tr>
+        <w:tc>
+          <w:tcPr>
+            <w:tcW w:w="1112" w:type="dxa"/>
+            <w:tcBorders>
+              <w:top w:val="single" w:sz="8" w:space="0" w:color="A3A3A3"/>
+              <w:left w:val="single" w:sz="8" w:space="0" w:color="A3A3A3"/>
+              <w:bottom w:val="single" w:sz="8" w:space="0" w:color="A3A3A3"/>
+              <w:right w:val="single" w:sz="8" w:space="0" w:color="A3A3A3"/>
+            </w:tcBorders>
+            <w:tcMar>
+              <w:top w:w="80" w:type="dxa"/>
+              <w:left w:w="80" w:type="dxa"/>
+              <w:bottom w:w="80" w:type="dxa"/>
+              <w:right w:w="80" w:type="dxa"/>
+            </w:tcMar>
+            <w:hideMark/>
+          </w:tcPr>
+          <w:p>
+            <w:r>
+              <w:rPr>
+                <w:rFonts w:cs="Calibri"/>
+              </w:rPr>
+              <w:t>TC-03</w:t>
+            </w:r>
+          </w:p>
+        </w:tc>
+        <w:tc>
+          <w:tcPr>
+            <w:tcW w:w="2706" w:type="dxa"/>
+            <w:tcBorders>
+              <w:top w:val="single" w:sz="8" w:space="0" w:color="A3A3A3"/>
+              <w:left w:val="single" w:sz="8" w:space="0" w:color="A3A3A3"/>
+              <w:bottom w:val="single" w:sz="8" w:space="0" w:color="A3A3A3"/>
+              <w:right w:val="single" w:sz="8" w:space="0" w:color="A3A3A3"/>
+            </w:tcBorders>
+            <w:tcMar>
+              <w:top w:w="80" w:type="dxa"/>
+              <w:left w:w="80" w:type="dxa"/>
+              <w:bottom w:w="80" w:type="dxa"/>
+              <w:right w:w="80" w:type="dxa"/>
+            </w:tcMar>
+            <w:hideMark/>
+          </w:tcPr>
+          <w:p>
+            <w:r>
+              <w:rPr>
+                <w:rFonts w:cs="Calibri"/>
+              </w:rPr>
+              <w:t>Count section rendering over sequential restarts.</w:t>
+            </w:r>
+          </w:p>
+        </w:tc>
+        <w:tc>
+          <w:tcPr>
+            <w:tcW w:w="2693" w:type="dxa"/>
+            <w:tcBorders>
+              <w:top w:val="single" w:sz="8" w:space="0" w:color="A3A3A3"/>
+              <w:left w:val="single" w:sz="8" w:space="0" w:color="A3A3A3"/>
+              <w:bottom w:val="single" w:sz="8" w:space="0" w:color="A3A3A3"/>
+              <w:right w:val="single" w:sz="8" w:space="0" w:color="A3A3A3"/>
+            </w:tcBorders>
+          </w:tcPr>
+          <w:p>
+            <w:r>
+              <w:rPr>
+                <w:rFonts w:cs="Calibri"/>
                 <w:b/>
                 <w:bCs/>
               </w:rPr>
-              <w:t>submit</w:t>
-            </w:r>
-            <w:proofErr w:type="gramEnd"/>
-          </w:p>
-          <w:p>
-            <w:r>
-              <w:rPr>
+              <w:t>Pass</w:t>
+            </w:r>
+            <w:r>
+              <w:rPr>
+                <w:rFonts w:cs="Calibri"/>
+              </w:rPr>
+              <w:t>- The entry survived sequential restarts of A and B. Exactly one child initialization occurred for the test key.</w:t>
+            </w:r>
+          </w:p>
+        </w:tc>
+        <w:tc>
+          <w:tcPr>
+            <w:tcW w:w="2829" w:type="dxa"/>
+            <w:tcBorders>
+              <w:top w:val="single" w:sz="8" w:space="0" w:color="A3A3A3"/>
+              <w:left w:val="single" w:sz="8" w:space="0" w:color="A3A3A3"/>
+              <w:bottom w:val="single" w:sz="8" w:space="0" w:color="A3A3A3"/>
+              <w:right w:val="single" w:sz="8" w:space="0" w:color="A3A3A3"/>
+            </w:tcBorders>
+            <w:tcMar>
+              <w:top w:w="80" w:type="dxa"/>
+              <w:left w:w="80" w:type="dxa"/>
+              <w:bottom w:w="80" w:type="dxa"/>
+              <w:right w:w="80" w:type="dxa"/>
+            </w:tcMar>
+            <w:hideMark/>
+          </w:tcPr>
+          <w:p>
+            <w:r>
+              <w:rPr>
+                <w:rFonts w:cs="Calibri"/>
+              </w:rPr>
+              <w:t xml:space="preserve">Exactly one </w:t>
+            </w:r>
+            <w:proofErr w:type="spellStart"/>
+            <w:r>
+              <w:rPr>
+                <w:rFonts w:cs="Calibri"/>
+              </w:rPr>
+              <w:t>cold</w:t>
+            </w:r>
+            <w:proofErr w:type="spellEnd"/>
+            <w:r>
+              <w:rPr>
+                <w:rFonts w:cs="Calibri"/>
+              </w:rPr>
+              <w:t xml:space="preserve"> render is expected while the entry is unexpired: the original A warm-up. Each restart reuses Redis output.</w:t>
+            </w:r>
+          </w:p>
+        </w:tc>
+      </w:tr>
+      <w:tr>
+        <w:tc>
+          <w:tcPr>
+            <w:tcW w:w="1112" w:type="dxa"/>
+            <w:tcBorders>
+              <w:top w:val="single" w:sz="8" w:space="0" w:color="A3A3A3"/>
+              <w:left w:val="single" w:sz="8" w:space="0" w:color="A3A3A3"/>
+              <w:bottom w:val="single" w:sz="8" w:space="0" w:color="A3A3A3"/>
+              <w:right w:val="single" w:sz="8" w:space="0" w:color="A3A3A3"/>
+            </w:tcBorders>
+            <w:tcMar>
+              <w:top w:w="80" w:type="dxa"/>
+              <w:left w:w="80" w:type="dxa"/>
+              <w:bottom w:w="80" w:type="dxa"/>
+              <w:right w:w="80" w:type="dxa"/>
+            </w:tcMar>
+            <w:hideMark/>
+          </w:tcPr>
+          <w:p>
+            <w:r>
+              <w:rPr>
+                <w:rFonts w:cs="Calibri"/>
+              </w:rPr>
+              <w:t>TC-04</w:t>
+            </w:r>
+          </w:p>
+        </w:tc>
+        <w:tc>
+          <w:tcPr>
+            <w:tcW w:w="2706" w:type="dxa"/>
+            <w:tcBorders>
+              <w:top w:val="single" w:sz="8" w:space="0" w:color="A3A3A3"/>
+              <w:left w:val="single" w:sz="8" w:space="0" w:color="A3A3A3"/>
+              <w:bottom w:val="single" w:sz="8" w:space="0" w:color="A3A3A3"/>
+              <w:right w:val="single" w:sz="8" w:space="0" w:color="A3A3A3"/>
+            </w:tcBorders>
+            <w:tcMar>
+              <w:top w:w="80" w:type="dxa"/>
+              <w:left w:w="80" w:type="dxa"/>
+              <w:bottom w:w="80" w:type="dxa"/>
+              <w:right w:w="80" w:type="dxa"/>
+            </w:tcMar>
+            <w:hideMark/>
+          </w:tcPr>
+          <w:p>
+            <w:r>
+              <w:rPr>
+                <w:rFonts w:cs="Calibri"/>
+              </w:rPr>
+              <w:t>Record the unsupported sliding-expiration failure separately.</w:t>
+            </w:r>
+          </w:p>
+        </w:tc>
+        <w:tc>
+          <w:tcPr>
+            <w:tcW w:w="2693" w:type="dxa"/>
+            <w:tcBorders>
+              <w:top w:val="single" w:sz="8" w:space="0" w:color="A3A3A3"/>
+              <w:left w:val="single" w:sz="8" w:space="0" w:color="A3A3A3"/>
+              <w:bottom w:val="single" w:sz="8" w:space="0" w:color="A3A3A3"/>
+              <w:right w:val="single" w:sz="8" w:space="0" w:color="A3A3A3"/>
+            </w:tcBorders>
+          </w:tcPr>
+          <w:p>
+            <w:r>
+              <w:rPr>
+                <w:rFonts w:cs="Calibri"/>
                 <w:b/>
                 <w:bCs/>
               </w:rPr>
-              <w:t>Purpose:</w:t>
-            </w:r>
-            <w:r>
-              <w:t> Prove that the ordinary reader is empty when no message was submitted.</w:t>
-            </w:r>
-          </w:p>
-          <w:p/>
-        </w:tc>
-        <w:tc>
-          <w:tcPr>
-            <w:tcW w:w="2693" w:type="dxa"/>
-            <w:tcBorders>
-              <w:top w:val="single" w:sz="8" w:space="0" w:color="A3A3A3"/>
-              <w:left w:val="single" w:sz="8" w:space="0" w:color="A3A3A3"/>
-              <w:bottom w:val="single" w:sz="8" w:space="0" w:color="A3A3A3"/>
-              <w:right w:val="single" w:sz="8" w:space="0" w:color="A3A3A3"/>
-            </w:tcBorders>
-          </w:tcPr>
-          <w:p>
-            <w:r>
-              <w:rPr>
-                <w:b/>
-              </w:rPr>
-              <w:t>PASS</w:t>
-            </w:r>
-            <w:r>
-              <w:t xml:space="preserve"> - Initial and reloaded GET /read returned 200 OK. Both outputs were empty with data-has-value="false"; Request UTC changed.</w:t>
+              <w:t>Pass</w:t>
+            </w:r>
+            <w:r>
+              <w:rPr>
+                <w:rFonts w:cs="Calibri"/>
+              </w:rPr>
+              <w:t>- /sliding produced the expected </w:t>
+            </w:r>
+            <w:proofErr w:type="spellStart"/>
+            <w:r>
+              <w:rPr>
+                <w:rFonts w:cs="Calibri"/>
+              </w:rPr>
+              <w:t>NotSupportedException</w:t>
+            </w:r>
+            <w:proofErr w:type="spellEnd"/>
+            <w:r>
+              <w:rPr>
+                <w:rFonts w:cs="Calibri"/>
+              </w:rPr>
+              <w:t xml:space="preserve">, explaining that </w:t>
+            </w:r>
+            <w:proofErr w:type="spellStart"/>
+            <w:r>
+              <w:rPr>
+                <w:rFonts w:cs="Calibri"/>
+              </w:rPr>
+              <w:t>HybridCache</w:t>
+            </w:r>
+            <w:proofErr w:type="spellEnd"/>
+            <w:r>
+              <w:rPr>
+                <w:rFonts w:cs="Calibri"/>
+              </w:rPr>
+              <w:t xml:space="preserve">-backed </w:t>
+            </w:r>
+            <w:proofErr w:type="spellStart"/>
+            <w:r>
+              <w:rPr>
+                <w:rFonts w:cs="Calibri"/>
+              </w:rPr>
+              <w:t>CacheView</w:t>
+            </w:r>
+            <w:proofErr w:type="spellEnd"/>
+            <w:r>
+              <w:rPr>
+                <w:rFonts w:cs="Calibri"/>
+              </w:rPr>
+              <w:t xml:space="preserve"> does not support </w:t>
+            </w:r>
+            <w:proofErr w:type="spellStart"/>
+            <w:r>
+              <w:rPr>
+                <w:rFonts w:cs="Calibri"/>
+              </w:rPr>
+              <w:t>ExpiresSliding</w:t>
+            </w:r>
+            <w:proofErr w:type="spellEnd"/>
+            <w:r>
+              <w:rPr>
+                <w:rFonts w:cs="Calibri"/>
+              </w:rPr>
+              <w:t>.</w:t>
             </w:r>
           </w:p>
         </w:tc>
@@ -571,19 +1015,52 @@
           </w:tcPr>
           <w:p>
             <w:r>
-              <w:t>Both #first-read and #</w:t>
-            </w:r>
-            <w:proofErr w:type="gramStart"/>
-            <w:r>
-              <w:t>second-read</w:t>
-            </w:r>
-            <w:proofErr w:type="gramEnd"/>
-            <w:r>
-              <w:t xml:space="preserve"> are empty and have data-has-value="false" on both </w:t>
-            </w:r>
-            <w:r>
-              <w:lastRenderedPageBreak/>
-              <w:t>requests. No exception occurs.</w:t>
+              <w:rPr>
+                <w:rFonts w:cs="Calibri"/>
+              </w:rPr>
+              <w:t>Rendering throws </w:t>
+            </w:r>
+            <w:proofErr w:type="spellStart"/>
+            <w:r>
+              <w:rPr>
+                <w:rFonts w:cs="Calibri"/>
+              </w:rPr>
+              <w:t>NotSupportedException</w:t>
+            </w:r>
+            <w:proofErr w:type="spellEnd"/>
+            <w:r>
+              <w:rPr>
+                <w:rFonts w:cs="Calibri"/>
+              </w:rPr>
+              <w:t>; its message names the sliding option and directs the developer to </w:t>
+            </w:r>
+            <w:proofErr w:type="spellStart"/>
+            <w:r>
+              <w:rPr>
+                <w:rFonts w:cs="Calibri"/>
+              </w:rPr>
+              <w:t>ExpiresAfter</w:t>
+            </w:r>
+            <w:proofErr w:type="spellEnd"/>
+            <w:r>
+              <w:rPr>
+                <w:rFonts w:cs="Calibri"/>
+              </w:rPr>
+              <w:t> and/or </w:t>
+            </w:r>
+            <w:proofErr w:type="spellStart"/>
+            <w:r>
+              <w:rPr>
+                <w:rFonts w:cs="Calibri"/>
+              </w:rPr>
+              <w:t>ExpiresOn</w:t>
+            </w:r>
+            <w:proofErr w:type="spellEnd"/>
+            <w:r>
+              <w:rPr>
+                <w:rFonts w:cs="Calibri"/>
+              </w:rPr>
+              <w:t>.</w:t>
             </w:r>
           </w:p>
         </w:tc>
@@ -608,8 +1085,10 @@
           </w:tcPr>
           <w:p>
             <w:r>
-              <w:lastRenderedPageBreak/>
-              <w:t>TC-02</w:t>
+              <w:rPr>
+                <w:rFonts w:cs="Calibri"/>
+              </w:rPr>
+              <w:t>TC-05</w:t>
             </w:r>
           </w:p>
         </w:tc>
@@ -631,112 +1110,447 @@
             <w:hideMark/>
           </w:tcPr>
           <w:p>
-            <w:pPr>
-              <w:rPr>
+            <w:r>
+              <w:rPr>
+                <w:rFonts w:cs="Calibri"/>
+              </w:rPr>
+              <w:t>Verify </w:t>
+            </w:r>
+            <w:proofErr w:type="spellStart"/>
+            <w:r>
+              <w:rPr>
+                <w:rFonts w:cs="Calibri"/>
+              </w:rPr>
+              <w:t>ExpiresAfter</w:t>
+            </w:r>
+            <w:proofErr w:type="spellEnd"/>
+            <w:r>
+              <w:rPr>
+                <w:rFonts w:cs="Calibri"/>
+              </w:rPr>
+              <w:t>=20 seconds works as an absolute lifetime.</w:t>
+            </w:r>
+          </w:p>
+        </w:tc>
+        <w:tc>
+          <w:tcPr>
+            <w:tcW w:w="2693" w:type="dxa"/>
+            <w:tcBorders>
+              <w:top w:val="single" w:sz="8" w:space="0" w:color="A3A3A3"/>
+              <w:left w:val="single" w:sz="8" w:space="0" w:color="A3A3A3"/>
+              <w:bottom w:val="single" w:sz="8" w:space="0" w:color="A3A3A3"/>
+              <w:right w:val="single" w:sz="8" w:space="0" w:color="A3A3A3"/>
+            </w:tcBorders>
+          </w:tcPr>
+          <w:p>
+            <w:r>
+              <w:rPr>
+                <w:rFonts w:cs="Calibri"/>
                 <w:b/>
                 <w:bCs/>
               </w:rPr>
-            </w:pPr>
-            <w:r>
-              <w:rPr>
+              <w:t>Pass</w:t>
+            </w:r>
+            <w:r>
+              <w:rPr>
+                <w:rFonts w:cs="Calibri"/>
+              </w:rPr>
+              <w:t xml:space="preserve">- The relative-expiry entry stayed unchanged </w:t>
+            </w:r>
+            <w:proofErr w:type="gramStart"/>
+            <w:r>
+              <w:rPr>
+                <w:rFonts w:cs="Calibri"/>
+              </w:rPr>
+              <w:t>before 20 seconds</w:t>
+            </w:r>
+            <w:proofErr w:type="gramEnd"/>
+            <w:r>
+              <w:rPr>
+                <w:rFonts w:cs="Calibri"/>
+              </w:rPr>
+              <w:t xml:space="preserve"> and was replaced with a new </w:t>
+            </w:r>
+            <w:proofErr w:type="spellStart"/>
+            <w:r>
+              <w:rPr>
+                <w:rFonts w:cs="Calibri"/>
+              </w:rPr>
+              <w:t>Guid</w:t>
+            </w:r>
+            <w:proofErr w:type="spellEnd"/>
+            <w:r>
+              <w:rPr>
+                <w:rFonts w:cs="Calibri"/>
+              </w:rPr>
+              <w:t xml:space="preserve"> after the 20-second lifetime elapsed.</w:t>
+            </w:r>
+          </w:p>
+        </w:tc>
+        <w:tc>
+          <w:tcPr>
+            <w:tcW w:w="2829" w:type="dxa"/>
+            <w:tcBorders>
+              <w:top w:val="single" w:sz="8" w:space="0" w:color="A3A3A3"/>
+              <w:left w:val="single" w:sz="8" w:space="0" w:color="A3A3A3"/>
+              <w:bottom w:val="single" w:sz="8" w:space="0" w:color="A3A3A3"/>
+              <w:right w:val="single" w:sz="8" w:space="0" w:color="A3A3A3"/>
+            </w:tcBorders>
+            <w:tcMar>
+              <w:top w:w="80" w:type="dxa"/>
+              <w:left w:w="80" w:type="dxa"/>
+              <w:bottom w:w="80" w:type="dxa"/>
+              <w:right w:w="80" w:type="dxa"/>
+            </w:tcMar>
+            <w:hideMark/>
+          </w:tcPr>
+          <w:p>
+            <w:r>
+              <w:rPr>
+                <w:rFonts w:cs="Calibri"/>
+              </w:rPr>
+              <w:t xml:space="preserve">The </w:t>
+            </w:r>
+            <w:proofErr w:type="spellStart"/>
+            <w:r>
+              <w:rPr>
+                <w:rFonts w:cs="Calibri"/>
+              </w:rPr>
+              <w:t>Guid</w:t>
+            </w:r>
+            <w:proofErr w:type="spellEnd"/>
+            <w:r>
+              <w:rPr>
+                <w:rFonts w:cs="Calibri"/>
+              </w:rPr>
+              <w:t xml:space="preserve"> is reused before 20 seconds. The first request after expiration renders a new </w:t>
+            </w:r>
+            <w:proofErr w:type="spellStart"/>
+            <w:r>
+              <w:rPr>
+                <w:rFonts w:cs="Calibri"/>
+              </w:rPr>
+              <w:t>Guid</w:t>
+            </w:r>
+            <w:proofErr w:type="spellEnd"/>
+            <w:r>
+              <w:rPr>
+                <w:rFonts w:cs="Calibri"/>
+              </w:rPr>
+              <w:t xml:space="preserve"> and logs initialization.</w:t>
+            </w:r>
+          </w:p>
+        </w:tc>
+      </w:tr>
+      <w:tr>
+        <w:tc>
+          <w:tcPr>
+            <w:tcW w:w="1112" w:type="dxa"/>
+            <w:tcBorders>
+              <w:top w:val="single" w:sz="8" w:space="0" w:color="A3A3A3"/>
+              <w:left w:val="single" w:sz="8" w:space="0" w:color="A3A3A3"/>
+              <w:bottom w:val="single" w:sz="8" w:space="0" w:color="A3A3A3"/>
+              <w:right w:val="single" w:sz="8" w:space="0" w:color="A3A3A3"/>
+            </w:tcBorders>
+            <w:tcMar>
+              <w:top w:w="80" w:type="dxa"/>
+              <w:left w:w="80" w:type="dxa"/>
+              <w:bottom w:w="80" w:type="dxa"/>
+              <w:right w:w="80" w:type="dxa"/>
+            </w:tcMar>
+            <w:hideMark/>
+          </w:tcPr>
+          <w:p>
+            <w:r>
+              <w:rPr>
+                <w:rFonts w:cs="Calibri"/>
+              </w:rPr>
+              <w:t>TC-06</w:t>
+            </w:r>
+          </w:p>
+        </w:tc>
+        <w:tc>
+          <w:tcPr>
+            <w:tcW w:w="2706" w:type="dxa"/>
+            <w:tcBorders>
+              <w:top w:val="single" w:sz="8" w:space="0" w:color="A3A3A3"/>
+              <w:left w:val="single" w:sz="8" w:space="0" w:color="A3A3A3"/>
+              <w:bottom w:val="single" w:sz="8" w:space="0" w:color="A3A3A3"/>
+              <w:right w:val="single" w:sz="8" w:space="0" w:color="A3A3A3"/>
+            </w:tcBorders>
+            <w:tcMar>
+              <w:top w:w="80" w:type="dxa"/>
+              <w:left w:w="80" w:type="dxa"/>
+              <w:bottom w:w="80" w:type="dxa"/>
+              <w:right w:w="80" w:type="dxa"/>
+            </w:tcMar>
+            <w:hideMark/>
+          </w:tcPr>
+          <w:p>
+            <w:r>
+              <w:rPr>
+                <w:rFonts w:cs="Calibri"/>
+              </w:rPr>
+              <w:t>Verify </w:t>
+            </w:r>
+            <w:proofErr w:type="spellStart"/>
+            <w:r>
+              <w:rPr>
+                <w:rFonts w:cs="Calibri"/>
+              </w:rPr>
+              <w:t>ExpiresOn</w:t>
+            </w:r>
+            <w:proofErr w:type="spellEnd"/>
+            <w:r>
+              <w:rPr>
+                <w:rFonts w:cs="Calibri"/>
+              </w:rPr>
+              <w:t> behavior.</w:t>
+            </w:r>
+          </w:p>
+        </w:tc>
+        <w:tc>
+          <w:tcPr>
+            <w:tcW w:w="2693" w:type="dxa"/>
+            <w:tcBorders>
+              <w:top w:val="single" w:sz="8" w:space="0" w:color="A3A3A3"/>
+              <w:left w:val="single" w:sz="8" w:space="0" w:color="A3A3A3"/>
+              <w:bottom w:val="single" w:sz="8" w:space="0" w:color="A3A3A3"/>
+              <w:right w:val="single" w:sz="8" w:space="0" w:color="A3A3A3"/>
+            </w:tcBorders>
+          </w:tcPr>
+          <w:p>
+            <w:r>
+              <w:rPr>
+                <w:rFonts w:cs="Calibri"/>
                 <w:b/>
                 <w:bCs/>
               </w:rPr>
-              <w:t>One-time message after redirect</w:t>
-            </w:r>
-          </w:p>
-          <w:p>
-            <w:r>
-              <w:rPr>
+              <w:t>Pass</w:t>
+            </w:r>
+            <w:r>
+              <w:rPr>
+                <w:rFonts w:cs="Calibri"/>
+              </w:rPr>
+              <w:t>- The </w:t>
+            </w:r>
+            <w:proofErr w:type="spellStart"/>
+            <w:r>
+              <w:rPr>
+                <w:rFonts w:cs="Calibri"/>
+              </w:rPr>
+              <w:t>ExpiresOn</w:t>
+            </w:r>
+            <w:proofErr w:type="spellEnd"/>
+            <w:r>
+              <w:rPr>
+                <w:rFonts w:cs="Calibri"/>
+              </w:rPr>
+              <w:t xml:space="preserve"> entry stayed unchanged on the 5-10 second reload, then received a new </w:t>
+            </w:r>
+            <w:proofErr w:type="spellStart"/>
+            <w:r>
+              <w:rPr>
+                <w:rFonts w:cs="Calibri"/>
+              </w:rPr>
+              <w:t>Guid</w:t>
+            </w:r>
+            <w:proofErr w:type="spellEnd"/>
+            <w:r>
+              <w:rPr>
+                <w:rFonts w:cs="Calibri"/>
+              </w:rPr>
+              <w:t xml:space="preserve"> after 52 seconds, beyond its 45-second deadline.</w:t>
+            </w:r>
+          </w:p>
+        </w:tc>
+        <w:tc>
+          <w:tcPr>
+            <w:tcW w:w="2829" w:type="dxa"/>
+            <w:tcBorders>
+              <w:top w:val="single" w:sz="8" w:space="0" w:color="A3A3A3"/>
+              <w:left w:val="single" w:sz="8" w:space="0" w:color="A3A3A3"/>
+              <w:bottom w:val="single" w:sz="8" w:space="0" w:color="A3A3A3"/>
+              <w:right w:val="single" w:sz="8" w:space="0" w:color="A3A3A3"/>
+            </w:tcBorders>
+            <w:tcMar>
+              <w:top w:w="80" w:type="dxa"/>
+              <w:left w:w="80" w:type="dxa"/>
+              <w:bottom w:w="80" w:type="dxa"/>
+              <w:right w:w="80" w:type="dxa"/>
+            </w:tcMar>
+            <w:hideMark/>
+          </w:tcPr>
+          <w:p>
+            <w:r>
+              <w:rPr>
+                <w:rFonts w:cs="Calibri"/>
+              </w:rPr>
+              <w:t xml:space="preserve">The clock-expiration </w:t>
+            </w:r>
+            <w:proofErr w:type="spellStart"/>
+            <w:r>
+              <w:rPr>
+                <w:rFonts w:cs="Calibri"/>
+              </w:rPr>
+              <w:t>Guid</w:t>
+            </w:r>
+            <w:proofErr w:type="spellEnd"/>
+            <w:r>
+              <w:rPr>
+                <w:rFonts w:cs="Calibri"/>
+              </w:rPr>
+              <w:t xml:space="preserve"> is reused before expiry and replaced after expiry.</w:t>
+            </w:r>
+          </w:p>
+        </w:tc>
+      </w:tr>
+      <w:tr>
+        <w:tc>
+          <w:tcPr>
+            <w:tcW w:w="1112" w:type="dxa"/>
+            <w:tcBorders>
+              <w:top w:val="single" w:sz="8" w:space="0" w:color="A3A3A3"/>
+              <w:left w:val="single" w:sz="8" w:space="0" w:color="A3A3A3"/>
+              <w:bottom w:val="single" w:sz="8" w:space="0" w:color="A3A3A3"/>
+              <w:right w:val="single" w:sz="8" w:space="0" w:color="A3A3A3"/>
+            </w:tcBorders>
+            <w:tcMar>
+              <w:top w:w="80" w:type="dxa"/>
+              <w:left w:w="80" w:type="dxa"/>
+              <w:bottom w:w="80" w:type="dxa"/>
+              <w:right w:w="80" w:type="dxa"/>
+            </w:tcMar>
+            <w:hideMark/>
+          </w:tcPr>
+          <w:p>
+            <w:r>
+              <w:rPr>
+                <w:rFonts w:cs="Calibri"/>
+              </w:rPr>
+              <w:lastRenderedPageBreak/>
+              <w:t>TC-07</w:t>
+            </w:r>
+          </w:p>
+        </w:tc>
+        <w:tc>
+          <w:tcPr>
+            <w:tcW w:w="2706" w:type="dxa"/>
+            <w:tcBorders>
+              <w:top w:val="single" w:sz="8" w:space="0" w:color="A3A3A3"/>
+              <w:left w:val="single" w:sz="8" w:space="0" w:color="A3A3A3"/>
+              <w:bottom w:val="single" w:sz="8" w:space="0" w:color="A3A3A3"/>
+              <w:right w:val="single" w:sz="8" w:space="0" w:color="A3A3A3"/>
+            </w:tcBorders>
+            <w:tcMar>
+              <w:top w:w="80" w:type="dxa"/>
+              <w:left w:w="80" w:type="dxa"/>
+              <w:bottom w:w="80" w:type="dxa"/>
+              <w:right w:w="80" w:type="dxa"/>
+            </w:tcMar>
+            <w:hideMark/>
+          </w:tcPr>
+          <w:p>
+            <w:r>
+              <w:rPr>
+                <w:rFonts w:cs="Calibri"/>
+              </w:rPr>
+              <w:t>Distinguish warm local reuse, a backend-dependent new key, and recovery.</w:t>
+            </w:r>
+          </w:p>
+        </w:tc>
+        <w:tc>
+          <w:tcPr>
+            <w:tcW w:w="2693" w:type="dxa"/>
+            <w:tcBorders>
+              <w:top w:val="single" w:sz="8" w:space="0" w:color="A3A3A3"/>
+              <w:left w:val="single" w:sz="8" w:space="0" w:color="A3A3A3"/>
+              <w:bottom w:val="single" w:sz="8" w:space="0" w:color="A3A3A3"/>
+              <w:right w:val="single" w:sz="8" w:space="0" w:color="A3A3A3"/>
+            </w:tcBorders>
+          </w:tcPr>
+          <w:p>
+            <w:r>
+              <w:rPr>
+                <w:rFonts w:cs="Calibri"/>
                 <w:b/>
                 <w:bCs/>
               </w:rPr>
-              <w:t>Purpose:</w:t>
-            </w:r>
-            <w:r>
-              <w:t> Prove the POST-Redirect-GET flow</w:t>
-            </w:r>
-            <w:r>
-              <w:t>.</w:t>
-            </w:r>
-          </w:p>
-          <w:p>
-            <w:r>
-              <w:t xml:space="preserve">After the </w:t>
+              <w:t>Pass</w:t>
+            </w:r>
+            <w:r>
+              <w:rPr>
+                <w:rFonts w:cs="Calibri"/>
+              </w:rPr>
+              <w:t>- A served its warmed local entry during Redis outage; a fresh key logged Redis backend failures; after Redis recovery, B reused the entry warmed by A.</w:t>
+            </w:r>
+          </w:p>
+        </w:tc>
+        <w:tc>
+          <w:tcPr>
+            <w:tcW w:w="2829" w:type="dxa"/>
+            <w:tcBorders>
+              <w:top w:val="single" w:sz="8" w:space="0" w:color="A3A3A3"/>
+              <w:left w:val="single" w:sz="8" w:space="0" w:color="A3A3A3"/>
+              <w:bottom w:val="single" w:sz="8" w:space="0" w:color="A3A3A3"/>
+              <w:right w:val="single" w:sz="8" w:space="0" w:color="A3A3A3"/>
+            </w:tcBorders>
+            <w:tcMar>
+              <w:top w:w="80" w:type="dxa"/>
+              <w:left w:w="80" w:type="dxa"/>
+              <w:bottom w:w="80" w:type="dxa"/>
+              <w:right w:w="80" w:type="dxa"/>
+            </w:tcMar>
+            <w:hideMark/>
+          </w:tcPr>
+          <w:p>
+            <w:r>
+              <w:rPr>
+                <w:rFonts w:cs="Calibri"/>
+              </w:rPr>
+              <w:t xml:space="preserve">Warm local A </w:t>
             </w:r>
             <w:proofErr w:type="gramStart"/>
             <w:r>
-              <w:t>submit</w:t>
+              <w:rPr>
+                <w:rFonts w:cs="Calibri"/>
+              </w:rPr>
+              <w:t>entry remains</w:t>
             </w:r>
             <w:proofErr w:type="gramEnd"/>
             <w:r>
-              <w:t xml:space="preserve"> and redirect the ordinary </w:t>
+              <w:rPr>
+                <w:rFonts w:cs="Calibri"/>
+              </w:rPr>
+              <w:t xml:space="preserve"> usable during outage. A new-key response still reaches the visitor while the failure is logged by the responsible </w:t>
             </w:r>
             <w:proofErr w:type="gramStart"/>
             <w:r>
-              <w:t>consuming</w:t>
+              <w:rPr>
+                <w:rFonts w:cs="Calibri"/>
+              </w:rPr>
+              <w:t>layer</w:t>
             </w:r>
             <w:proofErr w:type="gramEnd"/>
             <w:r>
-              <w:t xml:space="preserve"> reader shows the message once; refreshing it shows nothing.</w:t>
-            </w:r>
-          </w:p>
-          <w:p>
-            <w:r>
-              <w:t>.</w:t>
-            </w:r>
-          </w:p>
-        </w:tc>
-        <w:tc>
-          <w:tcPr>
-            <w:tcW w:w="2693" w:type="dxa"/>
-            <w:tcBorders>
-              <w:top w:val="single" w:sz="8" w:space="0" w:color="A3A3A3"/>
-              <w:left w:val="single" w:sz="8" w:space="0" w:color="A3A3A3"/>
-              <w:bottom w:val="single" w:sz="8" w:space="0" w:color="A3A3A3"/>
-              <w:right w:val="single" w:sz="8" w:space="0" w:color="A3A3A3"/>
-            </w:tcBorders>
-          </w:tcPr>
-          <w:p>
-            <w:r>
-              <w:rPr>
-                <w:b/>
-              </w:rPr>
-              <w:t>PASS</w:t>
-            </w:r>
-            <w:r>
-              <w:t xml:space="preserve"> - POST / returned 302 Found and redirected to GET /read (200 OK). Both reads showed TC02-20260909-001 with markers true; refresh showed both empty with markers false.</w:t>
-            </w:r>
-          </w:p>
-        </w:tc>
-        <w:tc>
-          <w:tcPr>
-            <w:tcW w:w="2829" w:type="dxa"/>
-            <w:tcBorders>
-              <w:top w:val="single" w:sz="8" w:space="0" w:color="A3A3A3"/>
-              <w:left w:val="single" w:sz="8" w:space="0" w:color="A3A3A3"/>
-              <w:bottom w:val="single" w:sz="8" w:space="0" w:color="A3A3A3"/>
-              <w:right w:val="single" w:sz="8" w:space="0" w:color="A3A3A3"/>
-            </w:tcBorders>
-            <w:tcMar>
-              <w:top w:w="80" w:type="dxa"/>
-              <w:left w:w="80" w:type="dxa"/>
-              <w:bottom w:w="80" w:type="dxa"/>
-              <w:right w:w="80" w:type="dxa"/>
-            </w:tcMar>
-            <w:hideMark/>
-          </w:tcPr>
-          <w:p>
-            <w:r>
-              <w:t xml:space="preserve">The POST redirects to /read. Both reads in that first GET show the fresh value. After the response </w:t>
-            </w:r>
-            <w:proofErr w:type="gramStart"/>
-            <w:r>
-              <w:t>completes</w:t>
-            </w:r>
-            <w:proofErr w:type="gramEnd"/>
-            <w:r>
-              <w:t>, reload shows both reads empty.</w:t>
+              <w:rPr>
+                <w:rFonts w:cs="Calibri"/>
+              </w:rPr>
+              <w:t xml:space="preserve">. After recovery, B serves A's newly warmed entry with the same </w:t>
+            </w:r>
+            <w:proofErr w:type="spellStart"/>
+            <w:r>
+              <w:rPr>
+                <w:rFonts w:cs="Calibri"/>
+              </w:rPr>
+              <w:t>Guid</w:t>
+            </w:r>
+            <w:proofErr w:type="spellEnd"/>
+            <w:r>
+              <w:rPr>
+                <w:rFonts w:cs="Calibri"/>
+              </w:rPr>
+              <w:t xml:space="preserve"> and no B initialization.</w:t>
             </w:r>
           </w:p>
         </w:tc>
@@ -761,7 +1575,10 @@
           </w:tcPr>
           <w:p>
             <w:r>
-              <w:t>TC-03</w:t>
+              <w:rPr>
+                <w:rFonts w:cs="Calibri"/>
+              </w:rPr>
+              <w:t>TC-08</w:t>
             </w:r>
           </w:p>
         </w:tc>
@@ -783,53 +1600,336 @@
             <w:hideMark/>
           </w:tcPr>
           <w:p>
-            <w:pPr>
-              <w:rPr>
+            <w:r>
+              <w:rPr>
+                <w:rFonts w:cs="Calibri"/>
+              </w:rPr>
+              <w:t>Observe payload-limit behavior separately from persistence exceptions.</w:t>
+            </w:r>
+          </w:p>
+        </w:tc>
+        <w:tc>
+          <w:tcPr>
+            <w:tcW w:w="2693" w:type="dxa"/>
+            <w:tcBorders>
+              <w:top w:val="single" w:sz="8" w:space="0" w:color="A3A3A3"/>
+              <w:left w:val="single" w:sz="8" w:space="0" w:color="A3A3A3"/>
+              <w:bottom w:val="single" w:sz="8" w:space="0" w:color="A3A3A3"/>
+              <w:right w:val="single" w:sz="8" w:space="0" w:color="A3A3A3"/>
+            </w:tcBorders>
+          </w:tcPr>
+          <w:p>
+            <w:r>
+              <w:rPr>
+                <w:rFonts w:cs="Calibri"/>
                 <w:b/>
                 <w:bCs/>
               </w:rPr>
-            </w:pPr>
-            <w:r>
-              <w:rPr>
+              <w:t>Pass</w:t>
+            </w:r>
+            <w:r>
+              <w:rPr>
+                <w:rFonts w:cs="Calibri"/>
+              </w:rPr>
+              <w:t xml:space="preserve">- The 4 KB response reached the browser while </w:t>
+            </w:r>
+            <w:proofErr w:type="spellStart"/>
+            <w:r>
+              <w:rPr>
+                <w:rFonts w:cs="Calibri"/>
+              </w:rPr>
+              <w:t>HybridCache</w:t>
+            </w:r>
+            <w:proofErr w:type="spellEnd"/>
+            <w:r>
+              <w:rPr>
+                <w:rFonts w:cs="Calibri"/>
+              </w:rPr>
+              <w:t xml:space="preserve"> logged Cache </w:t>
+            </w:r>
+            <w:proofErr w:type="spellStart"/>
+            <w:r>
+              <w:rPr>
+                <w:rFonts w:cs="Calibri"/>
+              </w:rPr>
+              <w:t>MaximumPayloadBytes</w:t>
+            </w:r>
+            <w:proofErr w:type="spellEnd"/>
+            <w:r>
+              <w:rPr>
+                <w:rFonts w:cs="Calibri"/>
+              </w:rPr>
+              <w:t xml:space="preserve"> (1024) exceeded; reload and new-key behavior were recorded.</w:t>
+            </w:r>
+          </w:p>
+        </w:tc>
+        <w:tc>
+          <w:tcPr>
+            <w:tcW w:w="2829" w:type="dxa"/>
+            <w:tcBorders>
+              <w:top w:val="single" w:sz="8" w:space="0" w:color="A3A3A3"/>
+              <w:left w:val="single" w:sz="8" w:space="0" w:color="A3A3A3"/>
+              <w:bottom w:val="single" w:sz="8" w:space="0" w:color="A3A3A3"/>
+              <w:right w:val="single" w:sz="8" w:space="0" w:color="A3A3A3"/>
+            </w:tcBorders>
+            <w:tcMar>
+              <w:top w:w="80" w:type="dxa"/>
+              <w:left w:w="80" w:type="dxa"/>
+              <w:bottom w:w="80" w:type="dxa"/>
+              <w:right w:w="80" w:type="dxa"/>
+            </w:tcMar>
+            <w:hideMark/>
+          </w:tcPr>
+          <w:p>
+            <w:r>
+              <w:rPr>
+                <w:rFonts w:cs="Calibri"/>
+              </w:rPr>
+              <w:t>The visitor receives the newly rendered response. A payload-limit rejection is logged; document storage exceptions, if any, as a separate observation. Refresh behavior shows whether an entry was stored.</w:t>
+            </w:r>
+          </w:p>
+        </w:tc>
+      </w:tr>
+      <w:tr>
+        <w:tc>
+          <w:tcPr>
+            <w:tcW w:w="1112" w:type="dxa"/>
+            <w:tcBorders>
+              <w:top w:val="single" w:sz="8" w:space="0" w:color="A3A3A3"/>
+              <w:left w:val="single" w:sz="8" w:space="0" w:color="A3A3A3"/>
+              <w:bottom w:val="single" w:sz="8" w:space="0" w:color="A3A3A3"/>
+              <w:right w:val="single" w:sz="8" w:space="0" w:color="A3A3A3"/>
+            </w:tcBorders>
+            <w:tcMar>
+              <w:top w:w="80" w:type="dxa"/>
+              <w:left w:w="80" w:type="dxa"/>
+              <w:bottom w:w="80" w:type="dxa"/>
+              <w:right w:w="80" w:type="dxa"/>
+            </w:tcMar>
+            <w:hideMark/>
+          </w:tcPr>
+          <w:p>
+            <w:r>
+              <w:rPr>
+                <w:rFonts w:cs="Calibri"/>
+              </w:rPr>
+              <w:t>TC-09</w:t>
+            </w:r>
+          </w:p>
+        </w:tc>
+        <w:tc>
+          <w:tcPr>
+            <w:tcW w:w="2706" w:type="dxa"/>
+            <w:tcBorders>
+              <w:top w:val="single" w:sz="8" w:space="0" w:color="A3A3A3"/>
+              <w:left w:val="single" w:sz="8" w:space="0" w:color="A3A3A3"/>
+              <w:bottom w:val="single" w:sz="8" w:space="0" w:color="A3A3A3"/>
+              <w:right w:val="single" w:sz="8" w:space="0" w:color="A3A3A3"/>
+            </w:tcBorders>
+            <w:tcMar>
+              <w:top w:w="80" w:type="dxa"/>
+              <w:left w:w="80" w:type="dxa"/>
+              <w:bottom w:w="80" w:type="dxa"/>
+              <w:right w:w="80" w:type="dxa"/>
+            </w:tcMar>
+            <w:hideMark/>
+          </w:tcPr>
+          <w:p>
+            <w:r>
+              <w:rPr>
+                <w:rFonts w:cs="Calibri"/>
+              </w:rPr>
+              <w:t>Observe output when original and changed cached content use the same store.</w:t>
+            </w:r>
+          </w:p>
+        </w:tc>
+        <w:tc>
+          <w:tcPr>
+            <w:tcW w:w="2693" w:type="dxa"/>
+            <w:tcBorders>
+              <w:top w:val="single" w:sz="8" w:space="0" w:color="A3A3A3"/>
+              <w:left w:val="single" w:sz="8" w:space="0" w:color="A3A3A3"/>
+              <w:bottom w:val="single" w:sz="8" w:space="0" w:color="A3A3A3"/>
+              <w:right w:val="single" w:sz="8" w:space="0" w:color="A3A3A3"/>
+            </w:tcBorders>
+          </w:tcPr>
+          <w:p>
+            <w:r>
+              <w:rPr>
+                <w:rFonts w:cs="Calibri"/>
                 <w:b/>
                 <w:bCs/>
               </w:rPr>
-              <w:t>Navigate away and return</w:t>
-            </w:r>
-          </w:p>
-          <w:p>
-            <w:r>
-              <w:rPr>
+              <w:t xml:space="preserve">Observation Recorded- </w:t>
+            </w:r>
+            <w:r>
+              <w:rPr>
+                <w:rFonts w:cs="Calibri"/>
+              </w:rPr>
+              <w:t xml:space="preserve">A (ORIGINAL) warmed the shared entry. B was configured as CHANGED but served A’s ORIGINAL cached markup with the same </w:t>
+            </w:r>
+            <w:proofErr w:type="spellStart"/>
+            <w:r>
+              <w:rPr>
+                <w:rFonts w:cs="Calibri"/>
+              </w:rPr>
+              <w:t>Guid</w:t>
+            </w:r>
+            <w:proofErr w:type="spellEnd"/>
+            <w:r>
+              <w:rPr>
+                <w:rFonts w:cs="Calibri"/>
+              </w:rPr>
+              <w:t>/timestamp and no initialization.</w:t>
+            </w:r>
+          </w:p>
+        </w:tc>
+        <w:tc>
+          <w:tcPr>
+            <w:tcW w:w="2829" w:type="dxa"/>
+            <w:tcBorders>
+              <w:top w:val="single" w:sz="8" w:space="0" w:color="A3A3A3"/>
+              <w:left w:val="single" w:sz="8" w:space="0" w:color="A3A3A3"/>
+              <w:bottom w:val="single" w:sz="8" w:space="0" w:color="A3A3A3"/>
+              <w:right w:val="single" w:sz="8" w:space="0" w:color="A3A3A3"/>
+            </w:tcBorders>
+            <w:tcMar>
+              <w:top w:w="80" w:type="dxa"/>
+              <w:left w:w="80" w:type="dxa"/>
+              <w:bottom w:w="80" w:type="dxa"/>
+              <w:right w:w="80" w:type="dxa"/>
+            </w:tcMar>
+            <w:hideMark/>
+          </w:tcPr>
+          <w:p>
+            <w:r>
+              <w:rPr>
+                <w:rFonts w:cs="Calibri"/>
+              </w:rPr>
+              <w:t>Record actual content served by each instance. Do not pre-classify matching or different text as a defect: visible-text changes do not guarantee matching keys, compatible metadata, or a particular rolling-deployment result.</w:t>
+            </w:r>
+          </w:p>
+        </w:tc>
+      </w:tr>
+      <w:tr>
+        <w:tc>
+          <w:tcPr>
+            <w:tcW w:w="1112" w:type="dxa"/>
+            <w:tcBorders>
+              <w:top w:val="single" w:sz="8" w:space="0" w:color="A3A3A3"/>
+              <w:left w:val="single" w:sz="8" w:space="0" w:color="A3A3A3"/>
+              <w:bottom w:val="single" w:sz="8" w:space="0" w:color="A3A3A3"/>
+              <w:right w:val="single" w:sz="8" w:space="0" w:color="A3A3A3"/>
+            </w:tcBorders>
+            <w:tcMar>
+              <w:top w:w="80" w:type="dxa"/>
+              <w:left w:w="80" w:type="dxa"/>
+              <w:bottom w:w="80" w:type="dxa"/>
+              <w:right w:w="80" w:type="dxa"/>
+            </w:tcMar>
+            <w:hideMark/>
+          </w:tcPr>
+          <w:p>
+            <w:r>
+              <w:rPr>
+                <w:rFonts w:cs="Calibri"/>
+              </w:rPr>
+              <w:t>TC-10</w:t>
+            </w:r>
+          </w:p>
+        </w:tc>
+        <w:tc>
+          <w:tcPr>
+            <w:tcW w:w="2706" w:type="dxa"/>
+            <w:tcBorders>
+              <w:top w:val="single" w:sz="8" w:space="0" w:color="A3A3A3"/>
+              <w:left w:val="single" w:sz="8" w:space="0" w:color="A3A3A3"/>
+              <w:bottom w:val="single" w:sz="8" w:space="0" w:color="A3A3A3"/>
+              <w:right w:val="single" w:sz="8" w:space="0" w:color="A3A3A3"/>
+            </w:tcBorders>
+            <w:tcMar>
+              <w:top w:w="80" w:type="dxa"/>
+              <w:left w:w="80" w:type="dxa"/>
+              <w:bottom w:w="80" w:type="dxa"/>
+              <w:right w:w="80" w:type="dxa"/>
+            </w:tcMar>
+            <w:hideMark/>
+          </w:tcPr>
+          <w:p>
+            <w:r>
+              <w:rPr>
+                <w:rFonts w:cs="Calibri"/>
+              </w:rPr>
+              <w:t>Collect timing observations for cold, local, and secondary hits.</w:t>
+            </w:r>
+          </w:p>
+        </w:tc>
+        <w:tc>
+          <w:tcPr>
+            <w:tcW w:w="2693" w:type="dxa"/>
+            <w:tcBorders>
+              <w:top w:val="single" w:sz="8" w:space="0" w:color="A3A3A3"/>
+              <w:left w:val="single" w:sz="8" w:space="0" w:color="A3A3A3"/>
+              <w:bottom w:val="single" w:sz="8" w:space="0" w:color="A3A3A3"/>
+              <w:right w:val="single" w:sz="8" w:space="0" w:color="A3A3A3"/>
+            </w:tcBorders>
+          </w:tcPr>
+          <w:p>
+            <w:r>
+              <w:rPr>
+                <w:rFonts w:cs="Calibri"/>
                 <w:b/>
                 <w:bCs/>
               </w:rPr>
-              <w:t>Purpose:</w:t>
-            </w:r>
-            <w:r>
-              <w:t> Prove that a consumed value does not return on a later server request and distinguish browser Back cache behavior.</w:t>
-            </w:r>
-          </w:p>
-          <w:p/>
-        </w:tc>
-        <w:tc>
-          <w:tcPr>
-            <w:tcW w:w="2693" w:type="dxa"/>
-            <w:tcBorders>
-              <w:top w:val="single" w:sz="8" w:space="0" w:color="A3A3A3"/>
-              <w:left w:val="single" w:sz="8" w:space="0" w:color="A3A3A3"/>
-              <w:bottom w:val="single" w:sz="8" w:space="0" w:color="A3A3A3"/>
-              <w:right w:val="single" w:sz="8" w:space="0" w:color="A3A3A3"/>
-            </w:tcBorders>
-          </w:tcPr>
-          <w:p>
-            <w:r>
-              <w:rPr>
-                <w:b/>
-              </w:rPr>
-              <w:t>PASS</w:t>
-            </w:r>
-            <w:r>
-              <w:t xml:space="preserve"> - A new GET /read after navigating away returned both outputs empty. Browser Back made a server GET and returned empty; forced reload remained empty with a newer Request UTC.</w:t>
+              <w:t>Pass</w:t>
+            </w:r>
+            <w:r>
+              <w:rPr>
+                <w:rFonts w:cs="Calibri"/>
+              </w:rPr>
+              <w:t xml:space="preserve">- Cold A (492.78 </w:t>
+            </w:r>
+            <w:proofErr w:type="spellStart"/>
+            <w:r>
+              <w:rPr>
+                <w:rFonts w:cs="Calibri"/>
+              </w:rPr>
+              <w:t>ms</w:t>
+            </w:r>
+            <w:proofErr w:type="spellEnd"/>
+            <w:r>
+              <w:rPr>
+                <w:rFonts w:cs="Calibri"/>
+              </w:rPr>
+              <w:t xml:space="preserve">), local-primary A (29.32 </w:t>
+            </w:r>
+            <w:proofErr w:type="spellStart"/>
+            <w:r>
+              <w:rPr>
+                <w:rFonts w:cs="Calibri"/>
+              </w:rPr>
+              <w:t>ms</w:t>
+            </w:r>
+            <w:proofErr w:type="spellEnd"/>
+            <w:r>
+              <w:rPr>
+                <w:rFonts w:cs="Calibri"/>
+              </w:rPr>
+              <w:t xml:space="preserve">), and secondary-cache B (364.90 </w:t>
+            </w:r>
+            <w:proofErr w:type="spellStart"/>
+            <w:r>
+              <w:rPr>
+                <w:rFonts w:cs="Calibri"/>
+              </w:rPr>
+              <w:t>ms</w:t>
+            </w:r>
+            <w:proofErr w:type="spellEnd"/>
+            <w:r>
+              <w:rPr>
+                <w:rFonts w:cs="Calibri"/>
+              </w:rPr>
+              <w:t>) timings were captured.</w:t>
             </w:r>
           </w:p>
         </w:tc>
@@ -852,15 +1952,17 @@
           </w:tcPr>
           <w:p>
             <w:r>
-              <w:t xml:space="preserve">A new server request to /read is empty. A browser back-forward cache restoration may visually restore old markup without a request and must be recorded as browser caching, not </w:t>
-            </w:r>
-            <w:proofErr w:type="spellStart"/>
-            <w:r>
-              <w:t>TempData</w:t>
-            </w:r>
-            <w:proofErr w:type="spellEnd"/>
-            <w:r>
-              <w:t xml:space="preserve"> retention.</w:t>
+              <w:rPr>
+                <w:rFonts w:cs="Calibri"/>
+              </w:rPr>
+              <w:t xml:space="preserve">Three timings are recorded with the serving layer identified. No faster/slower ordering is required; environment </w:t>
+            </w:r>
+            <w:r>
+              <w:rPr>
+                <w:rFonts w:cs="Calibri"/>
+              </w:rPr>
+              <w:lastRenderedPageBreak/>
+              <w:t>and application work affect elapsed time.</w:t>
             </w:r>
           </w:p>
         </w:tc>
@@ -885,7 +1987,11 @@
           </w:tcPr>
           <w:p>
             <w:r>
-              <w:t>TC-04</w:t>
+              <w:rPr>
+                <w:rFonts w:cs="Calibri"/>
+              </w:rPr>
+              <w:lastRenderedPageBreak/>
+              <w:t>TC-11</w:t>
             </w:r>
           </w:p>
         </w:tc>
@@ -907,91 +2013,52 @@
             <w:hideMark/>
           </w:tcPr>
           <w:p>
-            <w:pPr>
-              <w:rPr>
+            <w:r>
+              <w:rPr>
+                <w:rFonts w:cs="Calibri"/>
+              </w:rPr>
+              <w:t xml:space="preserve">Verify that normal </w:t>
+            </w:r>
+            <w:proofErr w:type="spellStart"/>
+            <w:r>
+              <w:rPr>
+                <w:rFonts w:cs="Calibri"/>
+              </w:rPr>
+              <w:t>CacheView</w:t>
+            </w:r>
+            <w:proofErr w:type="spellEnd"/>
+            <w:r>
+              <w:rPr>
+                <w:rFonts w:cs="Calibri"/>
+              </w:rPr>
+              <w:t xml:space="preserve"> flows create no unexpected browser Console errors or warnings.</w:t>
+            </w:r>
+          </w:p>
+        </w:tc>
+        <w:tc>
+          <w:tcPr>
+            <w:tcW w:w="2693" w:type="dxa"/>
+            <w:tcBorders>
+              <w:top w:val="single" w:sz="8" w:space="0" w:color="A3A3A3"/>
+              <w:left w:val="single" w:sz="8" w:space="0" w:color="A3A3A3"/>
+              <w:bottom w:val="single" w:sz="8" w:space="0" w:color="A3A3A3"/>
+              <w:right w:val="single" w:sz="8" w:space="0" w:color="A3A3A3"/>
+            </w:tcBorders>
+          </w:tcPr>
+          <w:p>
+            <w:r>
+              <w:rPr>
+                <w:rFonts w:cs="Calibri"/>
                 <w:b/>
                 <w:bCs/>
               </w:rPr>
-            </w:pPr>
-            <w:r>
-              <w:rPr>
-                <w:b/>
-                <w:bCs/>
-              </w:rPr>
-              <w:t>Untouched page preserves value</w:t>
-            </w:r>
-          </w:p>
-          <w:p>
-            <w:r>
-              <w:rPr>
-                <w:b/>
-                <w:bCs/>
-              </w:rPr>
-              <w:t>Purpose:</w:t>
-            </w:r>
-            <w:r>
-              <w:t xml:space="preserve"> Prove that a page with no </w:t>
-            </w:r>
-            <w:proofErr w:type="spellStart"/>
-            <w:r>
-              <w:t>TempData</w:t>
-            </w:r>
-            <w:proofErr w:type="spellEnd"/>
-            <w:r>
-              <w:t xml:space="preserve"> access preserves the value and satisfy</w:t>
-            </w:r>
-            <w:r>
-              <w:t>.</w:t>
-            </w:r>
-          </w:p>
-          <w:p>
-            <w:r>
-              <w:t xml:space="preserve">A value that is not read on the following request is still readable on the request after that, and </w:t>
-            </w:r>
-            <w:r>
-              <w:lastRenderedPageBreak/>
-              <w:t xml:space="preserve">passing through a page that never touches </w:t>
-            </w:r>
-            <w:proofErr w:type="spellStart"/>
-            <w:r>
-              <w:t>TempData</w:t>
-            </w:r>
-            <w:proofErr w:type="spellEnd"/>
-            <w:r>
-              <w:t xml:space="preserve"> does not delete it.</w:t>
-            </w:r>
-          </w:p>
-          <w:p/>
-          <w:p/>
-        </w:tc>
-        <w:tc>
-          <w:tcPr>
-            <w:tcW w:w="2693" w:type="dxa"/>
-            <w:tcBorders>
-              <w:top w:val="single" w:sz="8" w:space="0" w:color="A3A3A3"/>
-              <w:left w:val="single" w:sz="8" w:space="0" w:color="A3A3A3"/>
-              <w:bottom w:val="single" w:sz="8" w:space="0" w:color="A3A3A3"/>
-              <w:right w:val="single" w:sz="8" w:space="0" w:color="A3A3A3"/>
-            </w:tcBorders>
-          </w:tcPr>
-          <w:p>
-            <w:r>
-              <w:rPr>
-                <w:b/>
-              </w:rPr>
-              <w:lastRenderedPageBreak/>
-              <w:t>PASS</w:t>
-            </w:r>
-            <w:r>
-              <w:t xml:space="preserve"> - /untouched performed no </w:t>
-            </w:r>
-            <w:proofErr w:type="spellStart"/>
-            <w:r>
-              <w:t>TempData</w:t>
-            </w:r>
-            <w:proofErr w:type="spellEnd"/>
-            <w:r>
-              <w:t xml:space="preserve"> operation. The following /read showed the stored value in both reads with markers true; refresh showed both empty with markers false.</w:t>
+              <w:t>Pass</w:t>
+            </w:r>
+            <w:r>
+              <w:rPr>
+                <w:rFonts w:cs="Calibri"/>
+              </w:rPr>
+              <w:t>- Normal shared-cache, expiration, and payload requests produced only Chrome Navigated to entries; no unexpected application Console warnings or errors appeared.</w:t>
             </w:r>
           </w:p>
         </w:tc>
@@ -1014,1153 +2081,10 @@
           </w:tcPr>
           <w:p>
             <w:r>
-              <w:t>/</w:t>
-            </w:r>
-            <w:proofErr w:type="gramStart"/>
-            <w:r>
-              <w:t>untouched</w:t>
-            </w:r>
-            <w:proofErr w:type="gramEnd"/>
-            <w:r>
-              <w:t xml:space="preserve"> performs no </w:t>
-            </w:r>
-            <w:proofErr w:type="spellStart"/>
-            <w:r>
-              <w:t>TempData</w:t>
-            </w:r>
-            <w:proofErr w:type="spellEnd"/>
-            <w:r>
-              <w:t xml:space="preserve"> operation. The first /read request shows the value in both reads; </w:t>
-            </w:r>
-            <w:proofErr w:type="gramStart"/>
-            <w:r>
-              <w:t>its</w:t>
-            </w:r>
-            <w:proofErr w:type="gramEnd"/>
-            <w:r>
-              <w:t xml:space="preserve"> reload is empty.</w:t>
-            </w:r>
-          </w:p>
-        </w:tc>
-      </w:tr>
-      <w:tr>
-        <w:tc>
-          <w:tcPr>
-            <w:tcW w:w="1112" w:type="dxa"/>
-            <w:tcBorders>
-              <w:top w:val="single" w:sz="8" w:space="0" w:color="A3A3A3"/>
-              <w:left w:val="single" w:sz="8" w:space="0" w:color="A3A3A3"/>
-              <w:bottom w:val="single" w:sz="8" w:space="0" w:color="A3A3A3"/>
-              <w:right w:val="single" w:sz="8" w:space="0" w:color="A3A3A3"/>
-            </w:tcBorders>
-            <w:tcMar>
-              <w:top w:w="80" w:type="dxa"/>
-              <w:left w:w="80" w:type="dxa"/>
-              <w:bottom w:w="80" w:type="dxa"/>
-              <w:right w:w="80" w:type="dxa"/>
-            </w:tcMar>
-            <w:hideMark/>
-          </w:tcPr>
-          <w:p>
-            <w:r>
-              <w:t>TC-05</w:t>
-            </w:r>
-          </w:p>
-        </w:tc>
-        <w:tc>
-          <w:tcPr>
-            <w:tcW w:w="2706" w:type="dxa"/>
-            <w:tcBorders>
-              <w:top w:val="single" w:sz="8" w:space="0" w:color="A3A3A3"/>
-              <w:left w:val="single" w:sz="8" w:space="0" w:color="A3A3A3"/>
-              <w:bottom w:val="single" w:sz="8" w:space="0" w:color="A3A3A3"/>
-              <w:right w:val="single" w:sz="8" w:space="0" w:color="A3A3A3"/>
-            </w:tcBorders>
-            <w:tcMar>
-              <w:top w:w="80" w:type="dxa"/>
-              <w:left w:w="80" w:type="dxa"/>
-              <w:bottom w:w="80" w:type="dxa"/>
-              <w:right w:w="80" w:type="dxa"/>
-            </w:tcMar>
-            <w:hideMark/>
-          </w:tcPr>
-          <w:p>
-            <w:pPr>
-              <w:rPr>
-                <w:b/>
-                <w:bCs/>
-              </w:rPr>
-            </w:pPr>
-            <w:r>
-              <w:rPr>
-                <w:b/>
-                <w:bCs/>
-              </w:rPr>
-              <w:t>Peek, reload, consume</w:t>
-            </w:r>
-          </w:p>
-          <w:p>
-            <w:r>
-              <w:rPr>
-                <w:b/>
-                <w:bCs/>
-              </w:rPr>
-              <w:t>Purpose:</w:t>
-            </w:r>
-            <w:r>
-              <w:t> Prove that Peek does not mark the value for deletion and satisfy.</w:t>
-            </w:r>
-          </w:p>
-          <w:p>
-            <w:r>
-              <w:t>A peeked value is still readable on the next request.</w:t>
-            </w:r>
-          </w:p>
-          <w:p/>
-          <w:p/>
-        </w:tc>
-        <w:tc>
-          <w:tcPr>
-            <w:tcW w:w="2693" w:type="dxa"/>
-            <w:tcBorders>
-              <w:top w:val="single" w:sz="8" w:space="0" w:color="A3A3A3"/>
-              <w:left w:val="single" w:sz="8" w:space="0" w:color="A3A3A3"/>
-              <w:bottom w:val="single" w:sz="8" w:space="0" w:color="A3A3A3"/>
-              <w:right w:val="single" w:sz="8" w:space="0" w:color="A3A3A3"/>
-            </w:tcBorders>
-          </w:tcPr>
-          <w:p>
-            <w:r>
-              <w:rPr>
-                <w:b/>
-              </w:rPr>
-              <w:t>PASS</w:t>
-            </w:r>
-            <w:r>
-              <w:t xml:space="preserve"> - The first and reloaded Peek requests showed the same value with marker true and different Request UTC values. The ordinary reader then showed the value; its refresh was empty.</w:t>
-            </w:r>
-          </w:p>
-        </w:tc>
-        <w:tc>
-          <w:tcPr>
-            <w:tcW w:w="2829" w:type="dxa"/>
-            <w:tcBorders>
-              <w:top w:val="single" w:sz="8" w:space="0" w:color="A3A3A3"/>
-              <w:left w:val="single" w:sz="8" w:space="0" w:color="A3A3A3"/>
-              <w:bottom w:val="single" w:sz="8" w:space="0" w:color="A3A3A3"/>
-              <w:right w:val="single" w:sz="8" w:space="0" w:color="A3A3A3"/>
-            </w:tcBorders>
-            <w:tcMar>
-              <w:top w:w="80" w:type="dxa"/>
-              <w:left w:w="80" w:type="dxa"/>
-              <w:bottom w:w="80" w:type="dxa"/>
-              <w:right w:w="80" w:type="dxa"/>
-            </w:tcMar>
-            <w:hideMark/>
-          </w:tcPr>
-          <w:p>
-            <w:r>
-              <w:t xml:space="preserve">Both peek requests show the value. The ordinary reader then shows it in both </w:t>
-            </w:r>
-            <w:proofErr w:type="gramStart"/>
-            <w:r>
-              <w:t>same-request</w:t>
-            </w:r>
-            <w:proofErr w:type="gramEnd"/>
-            <w:r>
-              <w:t xml:space="preserve"> reads. Reloading the ordinary reader is empty.</w:t>
-            </w:r>
-          </w:p>
-        </w:tc>
-      </w:tr>
-      <w:tr>
-        <w:tc>
-          <w:tcPr>
-            <w:tcW w:w="1112" w:type="dxa"/>
-            <w:tcBorders>
-              <w:top w:val="single" w:sz="8" w:space="0" w:color="A3A3A3"/>
-              <w:left w:val="single" w:sz="8" w:space="0" w:color="A3A3A3"/>
-              <w:bottom w:val="single" w:sz="8" w:space="0" w:color="A3A3A3"/>
-              <w:right w:val="single" w:sz="8" w:space="0" w:color="A3A3A3"/>
-            </w:tcBorders>
-            <w:tcMar>
-              <w:top w:w="80" w:type="dxa"/>
-              <w:left w:w="80" w:type="dxa"/>
-              <w:bottom w:w="80" w:type="dxa"/>
-              <w:right w:w="80" w:type="dxa"/>
-            </w:tcMar>
-            <w:hideMark/>
-          </w:tcPr>
-          <w:p>
-            <w:r>
-              <w:t>TC-06</w:t>
-            </w:r>
-          </w:p>
-        </w:tc>
-        <w:tc>
-          <w:tcPr>
-            <w:tcW w:w="2706" w:type="dxa"/>
-            <w:tcBorders>
-              <w:top w:val="single" w:sz="8" w:space="0" w:color="A3A3A3"/>
-              <w:left w:val="single" w:sz="8" w:space="0" w:color="A3A3A3"/>
-              <w:bottom w:val="single" w:sz="8" w:space="0" w:color="A3A3A3"/>
-              <w:right w:val="single" w:sz="8" w:space="0" w:color="A3A3A3"/>
-            </w:tcBorders>
-            <w:tcMar>
-              <w:top w:w="80" w:type="dxa"/>
-              <w:left w:w="80" w:type="dxa"/>
-              <w:bottom w:w="80" w:type="dxa"/>
-              <w:right w:w="80" w:type="dxa"/>
-            </w:tcMar>
-            <w:hideMark/>
-          </w:tcPr>
-          <w:p>
-            <w:pPr>
-              <w:rPr>
-                <w:b/>
-                <w:bCs/>
-              </w:rPr>
-            </w:pPr>
-            <w:r>
-              <w:rPr>
-                <w:b/>
-                <w:bCs/>
-              </w:rPr>
-              <w:t>Read and keep exactly once</w:t>
-            </w:r>
-          </w:p>
-          <w:p>
-            <w:r>
-              <w:rPr>
-                <w:b/>
-                <w:bCs/>
-              </w:rPr>
-              <w:t>Purpose:</w:t>
-            </w:r>
-            <w:r>
-              <w:t> Prove that Get followed by Keep(key) retains an already-read key and satisfy</w:t>
-            </w:r>
-            <w:r>
-              <w:t>.</w:t>
-            </w:r>
-          </w:p>
-          <w:p>
-            <w:r>
-              <w:t xml:space="preserve">After a read-and-keep request, the next ordinary </w:t>
-            </w:r>
-            <w:proofErr w:type="gramStart"/>
-            <w:r>
-              <w:t>consuming</w:t>
-            </w:r>
-            <w:proofErr w:type="gramEnd"/>
-            <w:r>
-              <w:t xml:space="preserve"> reader sees the value. Refreshing that reader then shows nothing.</w:t>
-            </w:r>
-          </w:p>
-          <w:p/>
-          <w:p/>
-        </w:tc>
-        <w:tc>
-          <w:tcPr>
-            <w:tcW w:w="2693" w:type="dxa"/>
-            <w:tcBorders>
-              <w:top w:val="single" w:sz="8" w:space="0" w:color="A3A3A3"/>
-              <w:left w:val="single" w:sz="8" w:space="0" w:color="A3A3A3"/>
-              <w:bottom w:val="single" w:sz="8" w:space="0" w:color="A3A3A3"/>
-              <w:right w:val="single" w:sz="8" w:space="0" w:color="A3A3A3"/>
-            </w:tcBorders>
-          </w:tcPr>
-          <w:p>
-            <w:r>
-              <w:rPr>
-                <w:b/>
-              </w:rPr>
-              <w:t>PASS</w:t>
-            </w:r>
-            <w:r>
-              <w:t xml:space="preserve"> - The keep-once page showed the stored value. The immediately following ordinary reader showed it in both reads; refresh showed both empty.</w:t>
-            </w:r>
-          </w:p>
-        </w:tc>
-        <w:tc>
-          <w:tcPr>
-            <w:tcW w:w="2829" w:type="dxa"/>
-            <w:tcBorders>
-              <w:top w:val="single" w:sz="8" w:space="0" w:color="A3A3A3"/>
-              <w:left w:val="single" w:sz="8" w:space="0" w:color="A3A3A3"/>
-              <w:bottom w:val="single" w:sz="8" w:space="0" w:color="A3A3A3"/>
-              <w:right w:val="single" w:sz="8" w:space="0" w:color="A3A3A3"/>
-            </w:tcBorders>
-            <w:tcMar>
-              <w:top w:w="80" w:type="dxa"/>
-              <w:left w:w="80" w:type="dxa"/>
-              <w:bottom w:w="80" w:type="dxa"/>
-              <w:right w:w="80" w:type="dxa"/>
-            </w:tcMar>
-            <w:hideMark/>
-          </w:tcPr>
-          <w:p>
-            <w:r>
-              <w:t>The keep-once page shows the value. The next ordinary reader shows it in both reads. Reloading that ordinary reader is empty.</w:t>
-            </w:r>
-          </w:p>
-        </w:tc>
-      </w:tr>
-      <w:tr>
-        <w:tc>
-          <w:tcPr>
-            <w:tcW w:w="1112" w:type="dxa"/>
-            <w:tcBorders>
-              <w:top w:val="single" w:sz="8" w:space="0" w:color="A3A3A3"/>
-              <w:left w:val="single" w:sz="8" w:space="0" w:color="A3A3A3"/>
-              <w:bottom w:val="single" w:sz="8" w:space="0" w:color="A3A3A3"/>
-              <w:right w:val="single" w:sz="8" w:space="0" w:color="A3A3A3"/>
-            </w:tcBorders>
-            <w:tcMar>
-              <w:top w:w="80" w:type="dxa"/>
-              <w:left w:w="80" w:type="dxa"/>
-              <w:bottom w:w="80" w:type="dxa"/>
-              <w:right w:w="80" w:type="dxa"/>
-            </w:tcMar>
-            <w:hideMark/>
-          </w:tcPr>
-          <w:p>
-            <w:r>
-              <w:t>TC-07</w:t>
-            </w:r>
-          </w:p>
-        </w:tc>
-        <w:tc>
-          <w:tcPr>
-            <w:tcW w:w="2706" w:type="dxa"/>
-            <w:tcBorders>
-              <w:top w:val="single" w:sz="8" w:space="0" w:color="A3A3A3"/>
-              <w:left w:val="single" w:sz="8" w:space="0" w:color="A3A3A3"/>
-              <w:bottom w:val="single" w:sz="8" w:space="0" w:color="A3A3A3"/>
-              <w:right w:val="single" w:sz="8" w:space="0" w:color="A3A3A3"/>
-            </w:tcBorders>
-            <w:tcMar>
-              <w:top w:w="80" w:type="dxa"/>
-              <w:left w:w="80" w:type="dxa"/>
-              <w:bottom w:w="80" w:type="dxa"/>
-              <w:right w:w="80" w:type="dxa"/>
-            </w:tcMar>
-            <w:hideMark/>
-          </w:tcPr>
-          <w:p>
-            <w:pPr>
-              <w:rPr>
-                <w:b/>
-                <w:bCs/>
-              </w:rPr>
-            </w:pPr>
-            <w:r>
-              <w:rPr>
-                <w:b/>
-                <w:bCs/>
-              </w:rPr>
-              <w:t> Peek then keep in one request</w:t>
-            </w:r>
-          </w:p>
-          <w:p>
-            <w:r>
-              <w:rPr>
-                <w:b/>
-                <w:bCs/>
-              </w:rPr>
-              <w:lastRenderedPageBreak/>
-              <w:t>Purpose:</w:t>
-            </w:r>
-            <w:r>
-              <w:t> Prove that Peek followed by Keep(key) against the same key retains the value without error.</w:t>
-            </w:r>
-          </w:p>
-          <w:p/>
-        </w:tc>
-        <w:tc>
-          <w:tcPr>
-            <w:tcW w:w="2693" w:type="dxa"/>
-            <w:tcBorders>
-              <w:top w:val="single" w:sz="8" w:space="0" w:color="A3A3A3"/>
-              <w:left w:val="single" w:sz="8" w:space="0" w:color="A3A3A3"/>
-              <w:bottom w:val="single" w:sz="8" w:space="0" w:color="A3A3A3"/>
-              <w:right w:val="single" w:sz="8" w:space="0" w:color="A3A3A3"/>
-            </w:tcBorders>
-          </w:tcPr>
-          <w:p>
-            <w:r>
-              <w:rPr>
-                <w:b/>
-              </w:rPr>
-              <w:lastRenderedPageBreak/>
-              <w:t>PASS</w:t>
-            </w:r>
-            <w:r>
-              <w:t xml:space="preserve"> - Peek followed by Keep showed the stored value without a </w:t>
-            </w:r>
-            <w:proofErr w:type="spellStart"/>
-            <w:r>
-              <w:t>TempData</w:t>
-            </w:r>
-            <w:proofErr w:type="spellEnd"/>
-            <w:r>
-              <w:t xml:space="preserve"> </w:t>
-            </w:r>
-            <w:r>
-              <w:lastRenderedPageBreak/>
-              <w:t>error. The next ordinary reader showed it in both reads; refresh was empty.</w:t>
-            </w:r>
-          </w:p>
-        </w:tc>
-        <w:tc>
-          <w:tcPr>
-            <w:tcW w:w="2829" w:type="dxa"/>
-            <w:tcBorders>
-              <w:top w:val="single" w:sz="8" w:space="0" w:color="A3A3A3"/>
-              <w:left w:val="single" w:sz="8" w:space="0" w:color="A3A3A3"/>
-              <w:bottom w:val="single" w:sz="8" w:space="0" w:color="A3A3A3"/>
-              <w:right w:val="single" w:sz="8" w:space="0" w:color="A3A3A3"/>
-            </w:tcBorders>
-            <w:tcMar>
-              <w:top w:w="80" w:type="dxa"/>
-              <w:left w:w="80" w:type="dxa"/>
-              <w:bottom w:w="80" w:type="dxa"/>
-              <w:right w:w="80" w:type="dxa"/>
-            </w:tcMar>
-            <w:hideMark/>
-          </w:tcPr>
-          <w:p>
-            <w:r>
-              <w:lastRenderedPageBreak/>
-              <w:t xml:space="preserve">Peek-then-keep shows the value without error. The ordinary reader sees </w:t>
-            </w:r>
-            <w:r>
-              <w:lastRenderedPageBreak/>
-              <w:t xml:space="preserve">it once; the ordinary </w:t>
-            </w:r>
-            <w:proofErr w:type="gramStart"/>
-            <w:r>
-              <w:t>reader's</w:t>
-            </w:r>
-            <w:proofErr w:type="gramEnd"/>
-            <w:r>
-              <w:t xml:space="preserve"> reload is empty.</w:t>
-            </w:r>
-          </w:p>
-        </w:tc>
-      </w:tr>
-      <w:tr>
-        <w:tc>
-          <w:tcPr>
-            <w:tcW w:w="1112" w:type="dxa"/>
-            <w:tcBorders>
-              <w:top w:val="single" w:sz="8" w:space="0" w:color="A3A3A3"/>
-              <w:left w:val="single" w:sz="8" w:space="0" w:color="A3A3A3"/>
-              <w:bottom w:val="single" w:sz="8" w:space="0" w:color="A3A3A3"/>
-              <w:right w:val="single" w:sz="8" w:space="0" w:color="A3A3A3"/>
-            </w:tcBorders>
-            <w:tcMar>
-              <w:top w:w="80" w:type="dxa"/>
-              <w:left w:w="80" w:type="dxa"/>
-              <w:bottom w:w="80" w:type="dxa"/>
-              <w:right w:w="80" w:type="dxa"/>
-            </w:tcMar>
-            <w:hideMark/>
-          </w:tcPr>
-          <w:p>
-            <w:r>
-              <w:t>TC-08</w:t>
-            </w:r>
-          </w:p>
-        </w:tc>
-        <w:tc>
-          <w:tcPr>
-            <w:tcW w:w="2706" w:type="dxa"/>
-            <w:tcBorders>
-              <w:top w:val="single" w:sz="8" w:space="0" w:color="A3A3A3"/>
-              <w:left w:val="single" w:sz="8" w:space="0" w:color="A3A3A3"/>
-              <w:bottom w:val="single" w:sz="8" w:space="0" w:color="A3A3A3"/>
-              <w:right w:val="single" w:sz="8" w:space="0" w:color="A3A3A3"/>
-            </w:tcBorders>
-            <w:tcMar>
-              <w:top w:w="80" w:type="dxa"/>
-              <w:left w:w="80" w:type="dxa"/>
-              <w:bottom w:w="80" w:type="dxa"/>
-              <w:right w:w="80" w:type="dxa"/>
-            </w:tcMar>
-            <w:hideMark/>
-          </w:tcPr>
-          <w:p>
-            <w:pPr>
-              <w:rPr>
-                <w:b/>
-                <w:bCs/>
-              </w:rPr>
-            </w:pPr>
-            <w:r>
-              <w:rPr>
-                <w:b/>
-                <w:bCs/>
-              </w:rPr>
-              <w:t>Read the same key twice in one request</w:t>
-            </w:r>
-          </w:p>
-          <w:p>
-            <w:r>
-              <w:rPr>
-                <w:b/>
-                <w:bCs/>
-              </w:rPr>
-              <w:t>Purpose:</w:t>
-            </w:r>
-            <w:r>
-              <w:t> Prove that an ordinary read schedules deletion for request completion rather than deleting the key immediately.</w:t>
-            </w:r>
-          </w:p>
-          <w:p/>
-        </w:tc>
-        <w:tc>
-          <w:tcPr>
-            <w:tcW w:w="2693" w:type="dxa"/>
-            <w:tcBorders>
-              <w:top w:val="single" w:sz="8" w:space="0" w:color="A3A3A3"/>
-              <w:left w:val="single" w:sz="8" w:space="0" w:color="A3A3A3"/>
-              <w:bottom w:val="single" w:sz="8" w:space="0" w:color="A3A3A3"/>
-              <w:right w:val="single" w:sz="8" w:space="0" w:color="A3A3A3"/>
-            </w:tcBorders>
-          </w:tcPr>
-          <w:p>
-            <w:r>
-              <w:rPr>
-                <w:b/>
-              </w:rPr>
-              <w:t>PASS</w:t>
-            </w:r>
-            <w:r>
-              <w:t xml:space="preserve"> - One initial document GET /read returned the same stored value from both Get calls with markers true. One </w:t>
-            </w:r>
-            <w:proofErr w:type="gramStart"/>
-            <w:r>
-              <w:t>reload</w:t>
-            </w:r>
-            <w:proofErr w:type="gramEnd"/>
-            <w:r>
-              <w:t xml:space="preserve"> created a new GET /read where both outputs were empty with markers false.</w:t>
-            </w:r>
-          </w:p>
-        </w:tc>
-        <w:tc>
-          <w:tcPr>
-            <w:tcW w:w="2829" w:type="dxa"/>
-            <w:tcBorders>
-              <w:top w:val="single" w:sz="8" w:space="0" w:color="A3A3A3"/>
-              <w:left w:val="single" w:sz="8" w:space="0" w:color="A3A3A3"/>
-              <w:bottom w:val="single" w:sz="8" w:space="0" w:color="A3A3A3"/>
-              <w:right w:val="single" w:sz="8" w:space="0" w:color="A3A3A3"/>
-            </w:tcBorders>
-            <w:tcMar>
-              <w:top w:w="80" w:type="dxa"/>
-              <w:left w:w="80" w:type="dxa"/>
-              <w:bottom w:w="80" w:type="dxa"/>
-              <w:right w:w="80" w:type="dxa"/>
-            </w:tcMar>
-            <w:hideMark/>
-          </w:tcPr>
-          <w:p>
-            <w:r>
-              <w:t xml:space="preserve">Both </w:t>
-            </w:r>
-            <w:proofErr w:type="gramStart"/>
-            <w:r>
-              <w:t>reads</w:t>
-            </w:r>
-            <w:proofErr w:type="gramEnd"/>
-            <w:r>
-              <w:t xml:space="preserve"> in the first request return the same fresh value. Both are empty on the next request.</w:t>
-            </w:r>
-          </w:p>
-        </w:tc>
-      </w:tr>
-      <w:tr>
-        <w:tc>
-          <w:tcPr>
-            <w:tcW w:w="1112" w:type="dxa"/>
-            <w:tcBorders>
-              <w:top w:val="single" w:sz="8" w:space="0" w:color="A3A3A3"/>
-              <w:left w:val="single" w:sz="8" w:space="0" w:color="A3A3A3"/>
-              <w:bottom w:val="single" w:sz="8" w:space="0" w:color="A3A3A3"/>
-              <w:right w:val="single" w:sz="8" w:space="0" w:color="A3A3A3"/>
-            </w:tcBorders>
-            <w:tcMar>
-              <w:top w:w="80" w:type="dxa"/>
-              <w:left w:w="80" w:type="dxa"/>
-              <w:bottom w:w="80" w:type="dxa"/>
-              <w:right w:w="80" w:type="dxa"/>
-            </w:tcMar>
-            <w:hideMark/>
-          </w:tcPr>
-          <w:p>
-            <w:r>
-              <w:t>TC-09</w:t>
-            </w:r>
-          </w:p>
-        </w:tc>
-        <w:tc>
-          <w:tcPr>
-            <w:tcW w:w="2706" w:type="dxa"/>
-            <w:tcBorders>
-              <w:top w:val="single" w:sz="8" w:space="0" w:color="A3A3A3"/>
-              <w:left w:val="single" w:sz="8" w:space="0" w:color="A3A3A3"/>
-              <w:bottom w:val="single" w:sz="8" w:space="0" w:color="A3A3A3"/>
-              <w:right w:val="single" w:sz="8" w:space="0" w:color="A3A3A3"/>
-            </w:tcBorders>
-            <w:tcMar>
-              <w:top w:w="80" w:type="dxa"/>
-              <w:left w:w="80" w:type="dxa"/>
-              <w:bottom w:w="80" w:type="dxa"/>
-              <w:right w:w="80" w:type="dxa"/>
-            </w:tcMar>
-            <w:hideMark/>
-          </w:tcPr>
-          <w:p>
-            <w:pPr>
-              <w:rPr>
-                <w:b/>
-                <w:bCs/>
-              </w:rPr>
-            </w:pPr>
-            <w:r>
-              <w:rPr>
-                <w:b/>
-                <w:bCs/>
-              </w:rPr>
-              <w:t>Bound property cleared</w:t>
-            </w:r>
-          </w:p>
-          <w:p>
-            <w:r>
-              <w:rPr>
-                <w:b/>
-                <w:bCs/>
-              </w:rPr>
-              <w:t>Purpose:</w:t>
-            </w:r>
-            <w:r>
-              <w:t> Prove the one-time </w:t>
-            </w:r>
-            <w:proofErr w:type="spellStart"/>
-            <w:r>
-              <w:t>SupplyParameterFromTempData</w:t>
-            </w:r>
-            <w:proofErr w:type="spellEnd"/>
-            <w:r>
-              <w:t> pattern and satisfy.</w:t>
-            </w:r>
-          </w:p>
-          <w:p>
-            <w:r>
-              <w:t>The bound-property reader that explicitly clears its property produces the same one-time display as the ordinary consuming reader.</w:t>
-            </w:r>
-          </w:p>
-          <w:p/>
-          <w:p/>
-        </w:tc>
-        <w:tc>
-          <w:tcPr>
-            <w:tcW w:w="2693" w:type="dxa"/>
-            <w:tcBorders>
-              <w:top w:val="single" w:sz="8" w:space="0" w:color="A3A3A3"/>
-              <w:left w:val="single" w:sz="8" w:space="0" w:color="A3A3A3"/>
-              <w:bottom w:val="single" w:sz="8" w:space="0" w:color="A3A3A3"/>
-              <w:right w:val="single" w:sz="8" w:space="0" w:color="A3A3A3"/>
-            </w:tcBorders>
-          </w:tcPr>
-          <w:p>
-            <w:r>
-              <w:rPr>
-                <w:b/>
-              </w:rPr>
-              <w:t>PASS</w:t>
-            </w:r>
-            <w:r>
-              <w:t xml:space="preserve"> - The first bound-reader request displayed the stored value with marker true and Property after copy = null. Reload displayed no message with marker false; the property remained null.</w:t>
-            </w:r>
-          </w:p>
-        </w:tc>
-        <w:tc>
-          <w:tcPr>
-            <w:tcW w:w="2829" w:type="dxa"/>
-            <w:tcBorders>
-              <w:top w:val="single" w:sz="8" w:space="0" w:color="A3A3A3"/>
-              <w:left w:val="single" w:sz="8" w:space="0" w:color="A3A3A3"/>
-              <w:bottom w:val="single" w:sz="8" w:space="0" w:color="A3A3A3"/>
-              <w:right w:val="single" w:sz="8" w:space="0" w:color="A3A3A3"/>
-            </w:tcBorders>
-            <w:tcMar>
-              <w:top w:w="80" w:type="dxa"/>
-              <w:left w:w="80" w:type="dxa"/>
-              <w:bottom w:w="80" w:type="dxa"/>
-              <w:right w:w="80" w:type="dxa"/>
-            </w:tcMar>
-            <w:hideMark/>
-          </w:tcPr>
-          <w:p>
-            <w:r>
-              <w:t xml:space="preserve">First request displays </w:t>
-            </w:r>
-            <w:proofErr w:type="gramStart"/>
-            <w:r>
-              <w:t>the fresh</w:t>
-            </w:r>
-            <w:proofErr w:type="gramEnd"/>
-            <w:r>
-              <w:t xml:space="preserve"> value from the separate field and reports the bound property as null. Reload displays no message.</w:t>
-            </w:r>
-          </w:p>
-        </w:tc>
-      </w:tr>
-      <w:tr>
-        <w:tc>
-          <w:tcPr>
-            <w:tcW w:w="1112" w:type="dxa"/>
-            <w:tcBorders>
-              <w:top w:val="single" w:sz="8" w:space="0" w:color="A3A3A3"/>
-              <w:left w:val="single" w:sz="8" w:space="0" w:color="A3A3A3"/>
-              <w:bottom w:val="single" w:sz="8" w:space="0" w:color="A3A3A3"/>
-              <w:right w:val="single" w:sz="8" w:space="0" w:color="A3A3A3"/>
-            </w:tcBorders>
-            <w:tcMar>
-              <w:top w:w="80" w:type="dxa"/>
-              <w:left w:w="80" w:type="dxa"/>
-              <w:bottom w:w="80" w:type="dxa"/>
-              <w:right w:w="80" w:type="dxa"/>
-            </w:tcMar>
-            <w:hideMark/>
-          </w:tcPr>
-          <w:p>
-            <w:r>
-              <w:t>TC-10</w:t>
-            </w:r>
-          </w:p>
-        </w:tc>
-        <w:tc>
-          <w:tcPr>
-            <w:tcW w:w="2706" w:type="dxa"/>
-            <w:tcBorders>
-              <w:top w:val="single" w:sz="8" w:space="0" w:color="A3A3A3"/>
-              <w:left w:val="single" w:sz="8" w:space="0" w:color="A3A3A3"/>
-              <w:bottom w:val="single" w:sz="8" w:space="0" w:color="A3A3A3"/>
-              <w:right w:val="single" w:sz="8" w:space="0" w:color="A3A3A3"/>
-            </w:tcBorders>
-            <w:tcMar>
-              <w:top w:w="80" w:type="dxa"/>
-              <w:left w:w="80" w:type="dxa"/>
-              <w:bottom w:w="80" w:type="dxa"/>
-              <w:right w:w="80" w:type="dxa"/>
-            </w:tcMar>
-            <w:hideMark/>
-          </w:tcPr>
-          <w:p>
-            <w:pPr>
-              <w:rPr>
-                <w:b/>
-                <w:bCs/>
-              </w:rPr>
-            </w:pPr>
-            <w:r>
-              <w:rPr>
-                <w:b/>
-                <w:bCs/>
-              </w:rPr>
-              <w:t xml:space="preserve">Cascading and bound-reader </w:t>
-            </w:r>
-            <w:proofErr w:type="gramStart"/>
-            <w:r>
-              <w:rPr>
-                <w:b/>
-                <w:bCs/>
-              </w:rPr>
-              <w:t>parity</w:t>
-            </w:r>
-            <w:proofErr w:type="gramEnd"/>
-          </w:p>
-          <w:p>
-            <w:r>
-              <w:rPr>
-                <w:b/>
-                <w:bCs/>
-              </w:rPr>
-              <w:t>Purpose:</w:t>
-            </w:r>
-            <w:r>
-              <w:t> Compare the cascading </w:t>
-            </w:r>
-            <w:proofErr w:type="spellStart"/>
-            <w:r>
-              <w:t>ITempData</w:t>
-            </w:r>
-            <w:proofErr w:type="spellEnd"/>
-            <w:r>
-              <w:t> re</w:t>
-            </w:r>
-            <w:r>
-              <w:lastRenderedPageBreak/>
-              <w:t xml:space="preserve">ader and bound-property reader with </w:t>
-            </w:r>
-            <w:proofErr w:type="gramStart"/>
-            <w:r>
-              <w:t>exactly the same</w:t>
-            </w:r>
-            <w:proofErr w:type="gramEnd"/>
-            <w:r>
-              <w:t xml:space="preserve"> input.</w:t>
-            </w:r>
-          </w:p>
-          <w:p/>
-        </w:tc>
-        <w:tc>
-          <w:tcPr>
-            <w:tcW w:w="2693" w:type="dxa"/>
-            <w:tcBorders>
-              <w:top w:val="single" w:sz="8" w:space="0" w:color="A3A3A3"/>
-              <w:left w:val="single" w:sz="8" w:space="0" w:color="A3A3A3"/>
-              <w:bottom w:val="single" w:sz="8" w:space="0" w:color="A3A3A3"/>
-              <w:right w:val="single" w:sz="8" w:space="0" w:color="A3A3A3"/>
-            </w:tcBorders>
-          </w:tcPr>
-          <w:p>
-            <w:r>
-              <w:rPr>
-                <w:b/>
-              </w:rPr>
-              <w:lastRenderedPageBreak/>
-              <w:t>PASS</w:t>
-            </w:r>
-            <w:r>
-              <w:t xml:space="preserve"> - The cascading and bound-property readers both displayed the identical value </w:t>
-            </w:r>
-            <w:r>
-              <w:t>TC10-SAME-202609</w:t>
-            </w:r>
-            <w:r>
-              <w:t>15</w:t>
-            </w:r>
-            <w:r>
-              <w:t>-</w:t>
-            </w:r>
-            <w:r>
-              <w:lastRenderedPageBreak/>
-              <w:t>001</w:t>
-            </w:r>
-            <w:r>
-              <w:t>once. Both readers were empty after their respective reloads.</w:t>
-            </w:r>
-          </w:p>
-        </w:tc>
-        <w:tc>
-          <w:tcPr>
-            <w:tcW w:w="2829" w:type="dxa"/>
-            <w:tcBorders>
-              <w:top w:val="single" w:sz="8" w:space="0" w:color="A3A3A3"/>
-              <w:left w:val="single" w:sz="8" w:space="0" w:color="A3A3A3"/>
-              <w:bottom w:val="single" w:sz="8" w:space="0" w:color="A3A3A3"/>
-              <w:right w:val="single" w:sz="8" w:space="0" w:color="A3A3A3"/>
-            </w:tcBorders>
-            <w:tcMar>
-              <w:top w:w="80" w:type="dxa"/>
-              <w:left w:w="80" w:type="dxa"/>
-              <w:bottom w:w="80" w:type="dxa"/>
-              <w:right w:w="80" w:type="dxa"/>
-            </w:tcMar>
-            <w:hideMark/>
-          </w:tcPr>
-          <w:p>
-            <w:r>
-              <w:lastRenderedPageBreak/>
-              <w:t>Both readers display the identical string once and are empty after their respective reloads.</w:t>
-            </w:r>
-          </w:p>
-        </w:tc>
-      </w:tr>
-      <w:tr>
-        <w:tc>
-          <w:tcPr>
-            <w:tcW w:w="1112" w:type="dxa"/>
-            <w:tcBorders>
-              <w:top w:val="single" w:sz="8" w:space="0" w:color="A3A3A3"/>
-              <w:left w:val="single" w:sz="8" w:space="0" w:color="A3A3A3"/>
-              <w:bottom w:val="single" w:sz="8" w:space="0" w:color="A3A3A3"/>
-              <w:right w:val="single" w:sz="8" w:space="0" w:color="A3A3A3"/>
-            </w:tcBorders>
-            <w:tcMar>
-              <w:top w:w="80" w:type="dxa"/>
-              <w:left w:w="80" w:type="dxa"/>
-              <w:bottom w:w="80" w:type="dxa"/>
-              <w:right w:w="80" w:type="dxa"/>
-            </w:tcMar>
-            <w:hideMark/>
-          </w:tcPr>
-          <w:p>
-            <w:r>
-              <w:t>TC-11</w:t>
-            </w:r>
-          </w:p>
-        </w:tc>
-        <w:tc>
-          <w:tcPr>
-            <w:tcW w:w="2706" w:type="dxa"/>
-            <w:tcBorders>
-              <w:top w:val="single" w:sz="8" w:space="0" w:color="A3A3A3"/>
-              <w:left w:val="single" w:sz="8" w:space="0" w:color="A3A3A3"/>
-              <w:bottom w:val="single" w:sz="8" w:space="0" w:color="A3A3A3"/>
-              <w:right w:val="single" w:sz="8" w:space="0" w:color="A3A3A3"/>
-            </w:tcBorders>
-            <w:tcMar>
-              <w:top w:w="80" w:type="dxa"/>
-              <w:left w:w="80" w:type="dxa"/>
-              <w:bottom w:w="80" w:type="dxa"/>
-              <w:right w:w="80" w:type="dxa"/>
-            </w:tcMar>
-            <w:hideMark/>
-          </w:tcPr>
-          <w:p>
-            <w:pPr>
-              <w:rPr>
-                <w:b/>
-                <w:bCs/>
-              </w:rPr>
-            </w:pPr>
-            <w:r>
-              <w:rPr>
-                <w:b/>
-                <w:bCs/>
-              </w:rPr>
-              <w:t>Bound property left untouched</w:t>
-            </w:r>
-          </w:p>
-          <w:p>
-            <w:r>
-              <w:rPr>
-                <w:b/>
-                <w:bCs/>
-              </w:rPr>
-              <w:t>Purpose:</w:t>
-            </w:r>
-            <w:r>
-              <w:t> Observe request-end writeback when [</w:t>
-            </w:r>
-            <w:proofErr w:type="spellStart"/>
-            <w:r>
-              <w:t>SupplyParameterFromTempData</w:t>
-            </w:r>
-            <w:proofErr w:type="spellEnd"/>
-            <w:r>
-              <w:t>] supplies a property that the page does not change.</w:t>
-            </w:r>
-          </w:p>
-          <w:p/>
-        </w:tc>
-        <w:tc>
-          <w:tcPr>
-            <w:tcW w:w="2693" w:type="dxa"/>
-            <w:tcBorders>
-              <w:top w:val="single" w:sz="8" w:space="0" w:color="A3A3A3"/>
-              <w:left w:val="single" w:sz="8" w:space="0" w:color="A3A3A3"/>
-              <w:bottom w:val="single" w:sz="8" w:space="0" w:color="A3A3A3"/>
-              <w:right w:val="single" w:sz="8" w:space="0" w:color="A3A3A3"/>
-            </w:tcBorders>
-          </w:tcPr>
-          <w:p>
-            <w:r>
-              <w:rPr>
-                <w:b/>
-              </w:rPr>
-              <w:t>PASS</w:t>
-            </w:r>
-            <w:r>
-              <w:t xml:space="preserve"> - The initial bound request and two separate </w:t>
-            </w:r>
-            <w:proofErr w:type="gramStart"/>
-            <w:r>
-              <w:t>reloads</w:t>
-            </w:r>
-            <w:proofErr w:type="gramEnd"/>
-            <w:r>
-              <w:t xml:space="preserve"> retained </w:t>
-            </w:r>
-            <w:proofErr w:type="gramStart"/>
-            <w:r>
-              <w:t>the value</w:t>
-            </w:r>
-            <w:proofErr w:type="gramEnd"/>
-            <w:r>
-              <w:t xml:space="preserve"> in both outputs. The clearing reader displayed it once with Property after copy = null; </w:t>
-            </w:r>
-            <w:proofErr w:type="gramStart"/>
-            <w:r>
-              <w:t>its</w:t>
-            </w:r>
-            <w:proofErr w:type="gramEnd"/>
-            <w:r>
-              <w:t xml:space="preserve"> reload was empty.</w:t>
-            </w:r>
-          </w:p>
-        </w:tc>
-        <w:tc>
-          <w:tcPr>
-            <w:tcW w:w="2829" w:type="dxa"/>
-            <w:tcBorders>
-              <w:top w:val="single" w:sz="8" w:space="0" w:color="A3A3A3"/>
-              <w:left w:val="single" w:sz="8" w:space="0" w:color="A3A3A3"/>
-              <w:bottom w:val="single" w:sz="8" w:space="0" w:color="A3A3A3"/>
-              <w:right w:val="single" w:sz="8" w:space="0" w:color="A3A3A3"/>
-            </w:tcBorders>
-            <w:tcMar>
-              <w:top w:w="80" w:type="dxa"/>
-              <w:left w:w="80" w:type="dxa"/>
-              <w:bottom w:w="80" w:type="dxa"/>
-              <w:right w:w="80" w:type="dxa"/>
-            </w:tcMar>
-            <w:hideMark/>
-          </w:tcPr>
-          <w:p>
-            <w:r>
-              <w:t xml:space="preserve">The untouched variant displays the value on every request because the unchanged property is written back. The clearing variant displays it once and </w:t>
-            </w:r>
-            <w:proofErr w:type="gramStart"/>
-            <w:r>
-              <w:t>its</w:t>
-            </w:r>
-            <w:proofErr w:type="gramEnd"/>
-            <w:r>
-              <w:t xml:space="preserve"> reload is empty.</w:t>
-            </w:r>
-          </w:p>
-        </w:tc>
-      </w:tr>
-      <w:tr>
-        <w:tc>
-          <w:tcPr>
-            <w:tcW w:w="1112" w:type="dxa"/>
-            <w:tcBorders>
-              <w:top w:val="single" w:sz="8" w:space="0" w:color="A3A3A3"/>
-              <w:left w:val="single" w:sz="8" w:space="0" w:color="A3A3A3"/>
-              <w:bottom w:val="single" w:sz="8" w:space="0" w:color="A3A3A3"/>
-              <w:right w:val="single" w:sz="8" w:space="0" w:color="A3A3A3"/>
-            </w:tcBorders>
-            <w:tcMar>
-              <w:top w:w="80" w:type="dxa"/>
-              <w:left w:w="80" w:type="dxa"/>
-              <w:bottom w:w="80" w:type="dxa"/>
-              <w:right w:w="80" w:type="dxa"/>
-            </w:tcMar>
-            <w:hideMark/>
-          </w:tcPr>
-          <w:p>
-            <w:r>
-              <w:t>TC-12</w:t>
-            </w:r>
-          </w:p>
-        </w:tc>
-        <w:tc>
-          <w:tcPr>
-            <w:tcW w:w="2706" w:type="dxa"/>
-            <w:tcBorders>
-              <w:top w:val="single" w:sz="8" w:space="0" w:color="A3A3A3"/>
-              <w:left w:val="single" w:sz="8" w:space="0" w:color="A3A3A3"/>
-              <w:bottom w:val="single" w:sz="8" w:space="0" w:color="A3A3A3"/>
-              <w:right w:val="single" w:sz="8" w:space="0" w:color="A3A3A3"/>
-            </w:tcBorders>
-            <w:tcMar>
-              <w:top w:w="80" w:type="dxa"/>
-              <w:left w:w="80" w:type="dxa"/>
-              <w:bottom w:w="80" w:type="dxa"/>
-              <w:right w:w="80" w:type="dxa"/>
-            </w:tcMar>
-            <w:hideMark/>
-          </w:tcPr>
-          <w:p>
-            <w:pPr>
-              <w:rPr>
-                <w:b/>
-                <w:bCs/>
-              </w:rPr>
-            </w:pPr>
-            <w:r>
-              <w:rPr>
-                <w:b/>
-                <w:bCs/>
-              </w:rPr>
-              <w:t>Write and read before redirect</w:t>
-            </w:r>
-          </w:p>
-          <w:p>
-            <w:r>
-              <w:rPr>
-                <w:b/>
-                <w:bCs/>
-              </w:rPr>
-              <w:t>Purpose:</w:t>
-            </w:r>
-            <w:r>
-              <w:t> Prove that a newly written value is visible twice within the same POST request without a redirect.</w:t>
-            </w:r>
-          </w:p>
-          <w:p/>
-        </w:tc>
-        <w:tc>
-          <w:tcPr>
-            <w:tcW w:w="2693" w:type="dxa"/>
-            <w:tcBorders>
-              <w:top w:val="single" w:sz="8" w:space="0" w:color="A3A3A3"/>
-              <w:left w:val="single" w:sz="8" w:space="0" w:color="A3A3A3"/>
-              <w:bottom w:val="single" w:sz="8" w:space="0" w:color="A3A3A3"/>
-              <w:right w:val="single" w:sz="8" w:space="0" w:color="A3A3A3"/>
-            </w:tcBorders>
-          </w:tcPr>
-          <w:p>
-            <w:r>
-              <w:rPr>
-                <w:b/>
-              </w:rPr>
-              <w:t>PASS - </w:t>
-            </w:r>
-            <w:r>
-              <w:rPr>
-                <w:bCs/>
-              </w:rPr>
-              <w:t>POST /same-request returned 200 OK. Both reads returned TC12-20260915-001, and both data-has-value markers were true. The following GET /read returned both outputs empty with markers false.</w:t>
-            </w:r>
-          </w:p>
-        </w:tc>
-        <w:tc>
-          <w:tcPr>
-            <w:tcW w:w="2829" w:type="dxa"/>
-            <w:tcBorders>
-              <w:top w:val="single" w:sz="8" w:space="0" w:color="A3A3A3"/>
-              <w:left w:val="single" w:sz="8" w:space="0" w:color="A3A3A3"/>
-              <w:bottom w:val="single" w:sz="8" w:space="0" w:color="A3A3A3"/>
-              <w:right w:val="single" w:sz="8" w:space="0" w:color="A3A3A3"/>
-            </w:tcBorders>
-            <w:tcMar>
-              <w:top w:w="80" w:type="dxa"/>
-              <w:left w:w="80" w:type="dxa"/>
-              <w:bottom w:w="80" w:type="dxa"/>
-              <w:right w:w="80" w:type="dxa"/>
-            </w:tcMar>
-            <w:hideMark/>
-          </w:tcPr>
-          <w:p>
-            <w:r>
-              <w:t>The POST response remains on /</w:t>
-            </w:r>
-            <w:proofErr w:type="gramStart"/>
-            <w:r>
-              <w:t>same-request</w:t>
-            </w:r>
-            <w:proofErr w:type="gramEnd"/>
-            <w:r>
-              <w:t>; both reads show the value. The later ordinary reader is empty because the reads scheduled deletion at POST completion.</w:t>
+              <w:rPr>
+                <w:rFonts w:cs="Calibri"/>
+              </w:rPr>
+              <w:t>Only normal browser navigation messages appear. No application Console errors or warnings occur for the normal flows.</w:t>
             </w:r>
           </w:p>
         </w:tc>
@@ -2185,6 +2109,7 @@
     <w:tbl>
       <w:tblPr>
         <w:tblW w:w="0" w:type="auto"/>
+        <w:tblInd w:w="-10" w:type="dxa"/>
         <w:tblBorders>
           <w:top w:val="single" w:sz="8" w:space="0" w:color="A3A3A3"/>
           <w:left w:val="single" w:sz="8" w:space="0" w:color="A3A3A3"/>
@@ -2200,13 +2125,15 @@
         <w:tblDescription w:val=""/>
       </w:tblPr>
       <w:tblGrid>
-        <w:gridCol w:w="5660"/>
-        <w:gridCol w:w="1843"/>
+        <w:gridCol w:w="2138"/>
+        <w:gridCol w:w="3638"/>
+        <w:gridCol w:w="2190"/>
+        <w:gridCol w:w="1384"/>
       </w:tblGrid>
       <w:tr>
         <w:tc>
           <w:tcPr>
-            <w:tcW w:w="5660" w:type="dxa"/>
+            <w:tcW w:w="2221" w:type="dxa"/>
             <w:tcBorders>
               <w:top w:val="single" w:sz="8" w:space="0" w:color="A3A3A3"/>
               <w:left w:val="single" w:sz="8" w:space="0" w:color="A3A3A3"/>
@@ -2233,7 +2160,7 @@
         </w:tc>
         <w:tc>
           <w:tcPr>
-            <w:tcW w:w="1843" w:type="dxa"/>
+            <w:tcW w:w="3595" w:type="dxa"/>
             <w:tcBorders>
               <w:top w:val="single" w:sz="8" w:space="0" w:color="A3A3A3"/>
               <w:left w:val="single" w:sz="8" w:space="0" w:color="A3A3A3"/>
@@ -2254,7 +2181,61 @@
                 <w:b/>
                 <w:bCs/>
               </w:rPr>
-              <w:t>Testcases</w:t>
+              <w:t>Coverage</w:t>
+            </w:r>
+          </w:p>
+        </w:tc>
+        <w:tc>
+          <w:tcPr>
+            <w:tcW w:w="2165" w:type="dxa"/>
+            <w:tcBorders>
+              <w:top w:val="single" w:sz="8" w:space="0" w:color="A3A3A3"/>
+              <w:left w:val="single" w:sz="8" w:space="0" w:color="A3A3A3"/>
+              <w:bottom w:val="single" w:sz="8" w:space="0" w:color="A3A3A3"/>
+              <w:right w:val="single" w:sz="8" w:space="0" w:color="A3A3A3"/>
+            </w:tcBorders>
+            <w:tcMar>
+              <w:top w:w="80" w:type="dxa"/>
+              <w:left w:w="80" w:type="dxa"/>
+              <w:bottom w:w="80" w:type="dxa"/>
+              <w:right w:w="80" w:type="dxa"/>
+            </w:tcMar>
+            <w:hideMark/>
+          </w:tcPr>
+          <w:p>
+            <w:r>
+              <w:rPr>
+                <w:b/>
+                <w:bCs/>
+              </w:rPr>
+              <w:t>Testcase/evidence</w:t>
+            </w:r>
+          </w:p>
+        </w:tc>
+        <w:tc>
+          <w:tcPr>
+            <w:tcW w:w="1369" w:type="dxa"/>
+            <w:tcBorders>
+              <w:top w:val="single" w:sz="8" w:space="0" w:color="A3A3A3"/>
+              <w:left w:val="single" w:sz="8" w:space="0" w:color="A3A3A3"/>
+              <w:bottom w:val="single" w:sz="8" w:space="0" w:color="A3A3A3"/>
+              <w:right w:val="single" w:sz="8" w:space="0" w:color="A3A3A3"/>
+            </w:tcBorders>
+            <w:tcMar>
+              <w:top w:w="80" w:type="dxa"/>
+              <w:left w:w="80" w:type="dxa"/>
+              <w:bottom w:w="80" w:type="dxa"/>
+              <w:right w:w="80" w:type="dxa"/>
+            </w:tcMar>
+            <w:hideMark/>
+          </w:tcPr>
+          <w:p>
+            <w:r>
+              <w:rPr>
+                <w:b/>
+                <w:bCs/>
+              </w:rPr>
+              <w:t>Status</w:t>
             </w:r>
           </w:p>
         </w:tc>
@@ -2262,47 +2243,93 @@
       <w:tr>
         <w:tc>
           <w:tcPr>
-            <w:tcW w:w="5660" w:type="dxa"/>
-            <w:tcBorders>
-              <w:top w:val="single" w:sz="8" w:space="0" w:color="A3A3A3"/>
-              <w:left w:val="single" w:sz="8" w:space="0" w:color="A3A3A3"/>
-              <w:bottom w:val="single" w:sz="8" w:space="0" w:color="A3A3A3"/>
-              <w:right w:val="single" w:sz="8" w:space="0" w:color="A3A3A3"/>
-            </w:tcBorders>
-            <w:tcMar>
-              <w:top w:w="80" w:type="dxa"/>
-              <w:left w:w="80" w:type="dxa"/>
-              <w:bottom w:w="80" w:type="dxa"/>
-              <w:right w:w="80" w:type="dxa"/>
-            </w:tcMar>
-            <w:hideMark/>
-          </w:tcPr>
-          <w:p>
-            <w:r>
-              <w:t>Submit, redirect, refresh</w:t>
-            </w:r>
-          </w:p>
-        </w:tc>
-        <w:tc>
-          <w:tcPr>
-            <w:tcW w:w="1843" w:type="dxa"/>
-            <w:tcBorders>
-              <w:top w:val="single" w:sz="8" w:space="0" w:color="A3A3A3"/>
-              <w:left w:val="single" w:sz="8" w:space="0" w:color="A3A3A3"/>
-              <w:bottom w:val="single" w:sz="8" w:space="0" w:color="A3A3A3"/>
-              <w:right w:val="single" w:sz="8" w:space="0" w:color="A3A3A3"/>
-            </w:tcBorders>
-            <w:tcMar>
-              <w:top w:w="80" w:type="dxa"/>
-              <w:left w:w="80" w:type="dxa"/>
-              <w:bottom w:w="80" w:type="dxa"/>
-              <w:right w:w="80" w:type="dxa"/>
-            </w:tcMar>
-            <w:hideMark/>
-          </w:tcPr>
-          <w:p>
-            <w:r>
-              <w:t>TC-02</w:t>
+            <w:tcW w:w="2221" w:type="dxa"/>
+            <w:tcBorders>
+              <w:top w:val="single" w:sz="8" w:space="0" w:color="A3A3A3"/>
+              <w:left w:val="single" w:sz="8" w:space="0" w:color="A3A3A3"/>
+              <w:bottom w:val="single" w:sz="8" w:space="0" w:color="A3A3A3"/>
+              <w:right w:val="single" w:sz="8" w:space="0" w:color="A3A3A3"/>
+            </w:tcBorders>
+            <w:tcMar>
+              <w:top w:w="80" w:type="dxa"/>
+              <w:left w:w="80" w:type="dxa"/>
+              <w:bottom w:w="80" w:type="dxa"/>
+              <w:right w:w="80" w:type="dxa"/>
+            </w:tcMar>
+            <w:hideMark/>
+          </w:tcPr>
+          <w:p>
+            <w:r>
+              <w:t>Warm on A; B serves same entry without rendering</w:t>
+            </w:r>
+          </w:p>
+        </w:tc>
+        <w:tc>
+          <w:tcPr>
+            <w:tcW w:w="3595" w:type="dxa"/>
+            <w:tcBorders>
+              <w:top w:val="single" w:sz="8" w:space="0" w:color="A3A3A3"/>
+              <w:left w:val="single" w:sz="8" w:space="0" w:color="A3A3A3"/>
+              <w:bottom w:val="single" w:sz="8" w:space="0" w:color="A3A3A3"/>
+              <w:right w:val="single" w:sz="8" w:space="0" w:color="A3A3A3"/>
+            </w:tcBorders>
+            <w:tcMar>
+              <w:top w:w="80" w:type="dxa"/>
+              <w:left w:w="80" w:type="dxa"/>
+              <w:bottom w:w="80" w:type="dxa"/>
+              <w:right w:w="80" w:type="dxa"/>
+            </w:tcMar>
+            <w:hideMark/>
+          </w:tcPr>
+          <w:p>
+            <w:r>
+              <w:t>Shared-entry reuse</w:t>
+            </w:r>
+          </w:p>
+        </w:tc>
+        <w:tc>
+          <w:tcPr>
+            <w:tcW w:w="2165" w:type="dxa"/>
+            <w:tcBorders>
+              <w:top w:val="single" w:sz="8" w:space="0" w:color="A3A3A3"/>
+              <w:left w:val="single" w:sz="8" w:space="0" w:color="A3A3A3"/>
+              <w:bottom w:val="single" w:sz="8" w:space="0" w:color="A3A3A3"/>
+              <w:right w:val="single" w:sz="8" w:space="0" w:color="A3A3A3"/>
+            </w:tcBorders>
+            <w:tcMar>
+              <w:top w:w="80" w:type="dxa"/>
+              <w:left w:w="80" w:type="dxa"/>
+              <w:bottom w:w="80" w:type="dxa"/>
+              <w:right w:w="80" w:type="dxa"/>
+            </w:tcMar>
+            <w:hideMark/>
+          </w:tcPr>
+          <w:p>
+            <w:r>
+              <w:t>TC-01</w:t>
+            </w:r>
+          </w:p>
+        </w:tc>
+        <w:tc>
+          <w:tcPr>
+            <w:tcW w:w="1369" w:type="dxa"/>
+            <w:tcBorders>
+              <w:top w:val="single" w:sz="8" w:space="0" w:color="A3A3A3"/>
+              <w:left w:val="single" w:sz="8" w:space="0" w:color="A3A3A3"/>
+              <w:bottom w:val="single" w:sz="8" w:space="0" w:color="A3A3A3"/>
+              <w:right w:val="single" w:sz="8" w:space="0" w:color="A3A3A3"/>
+            </w:tcBorders>
+            <w:tcMar>
+              <w:top w:w="80" w:type="dxa"/>
+              <w:left w:w="80" w:type="dxa"/>
+              <w:bottom w:w="80" w:type="dxa"/>
+              <w:right w:w="80" w:type="dxa"/>
+            </w:tcMar>
+            <w:hideMark/>
+          </w:tcPr>
+          <w:p>
+            <w:r>
+              <w:t>Covered</w:t>
             </w:r>
           </w:p>
         </w:tc>
@@ -2310,47 +2337,93 @@
       <w:tr>
         <w:tc>
           <w:tcPr>
-            <w:tcW w:w="5660" w:type="dxa"/>
-            <w:tcBorders>
-              <w:top w:val="single" w:sz="8" w:space="0" w:color="A3A3A3"/>
-              <w:left w:val="single" w:sz="8" w:space="0" w:color="A3A3A3"/>
-              <w:bottom w:val="single" w:sz="8" w:space="0" w:color="A3A3A3"/>
-              <w:right w:val="single" w:sz="8" w:space="0" w:color="A3A3A3"/>
-            </w:tcBorders>
-            <w:tcMar>
-              <w:top w:w="80" w:type="dxa"/>
-              <w:left w:w="80" w:type="dxa"/>
-              <w:bottom w:w="80" w:type="dxa"/>
-              <w:right w:w="80" w:type="dxa"/>
-            </w:tcMar>
-            <w:hideMark/>
-          </w:tcPr>
-          <w:p>
-            <w:r>
-              <w:t>Navigate away and come back</w:t>
-            </w:r>
-          </w:p>
-        </w:tc>
-        <w:tc>
-          <w:tcPr>
-            <w:tcW w:w="1843" w:type="dxa"/>
-            <w:tcBorders>
-              <w:top w:val="single" w:sz="8" w:space="0" w:color="A3A3A3"/>
-              <w:left w:val="single" w:sz="8" w:space="0" w:color="A3A3A3"/>
-              <w:bottom w:val="single" w:sz="8" w:space="0" w:color="A3A3A3"/>
-              <w:right w:val="single" w:sz="8" w:space="0" w:color="A3A3A3"/>
-            </w:tcBorders>
-            <w:tcMar>
-              <w:top w:w="80" w:type="dxa"/>
-              <w:left w:w="80" w:type="dxa"/>
-              <w:bottom w:w="80" w:type="dxa"/>
-              <w:right w:w="80" w:type="dxa"/>
-            </w:tcMar>
-            <w:hideMark/>
-          </w:tcPr>
-          <w:p>
-            <w:r>
-              <w:t>TC-03</w:t>
+            <w:tcW w:w="2221" w:type="dxa"/>
+            <w:tcBorders>
+              <w:top w:val="single" w:sz="8" w:space="0" w:color="A3A3A3"/>
+              <w:left w:val="single" w:sz="8" w:space="0" w:color="A3A3A3"/>
+              <w:bottom w:val="single" w:sz="8" w:space="0" w:color="A3A3A3"/>
+              <w:right w:val="single" w:sz="8" w:space="0" w:color="A3A3A3"/>
+            </w:tcBorders>
+            <w:tcMar>
+              <w:top w:w="80" w:type="dxa"/>
+              <w:left w:w="80" w:type="dxa"/>
+              <w:bottom w:w="80" w:type="dxa"/>
+              <w:right w:w="80" w:type="dxa"/>
+            </w:tcMar>
+            <w:hideMark/>
+          </w:tcPr>
+          <w:p>
+            <w:r>
+              <w:t>Restart one instance; reuse unexpired shared entry</w:t>
+            </w:r>
+          </w:p>
+        </w:tc>
+        <w:tc>
+          <w:tcPr>
+            <w:tcW w:w="3595" w:type="dxa"/>
+            <w:tcBorders>
+              <w:top w:val="single" w:sz="8" w:space="0" w:color="A3A3A3"/>
+              <w:left w:val="single" w:sz="8" w:space="0" w:color="A3A3A3"/>
+              <w:bottom w:val="single" w:sz="8" w:space="0" w:color="A3A3A3"/>
+              <w:right w:val="single" w:sz="8" w:space="0" w:color="A3A3A3"/>
+            </w:tcBorders>
+            <w:tcMar>
+              <w:top w:w="80" w:type="dxa"/>
+              <w:left w:w="80" w:type="dxa"/>
+              <w:bottom w:w="80" w:type="dxa"/>
+              <w:right w:w="80" w:type="dxa"/>
+            </w:tcMar>
+            <w:hideMark/>
+          </w:tcPr>
+          <w:p>
+            <w:r>
+              <w:t>Restart behavior</w:t>
+            </w:r>
+          </w:p>
+        </w:tc>
+        <w:tc>
+          <w:tcPr>
+            <w:tcW w:w="2165" w:type="dxa"/>
+            <w:tcBorders>
+              <w:top w:val="single" w:sz="8" w:space="0" w:color="A3A3A3"/>
+              <w:left w:val="single" w:sz="8" w:space="0" w:color="A3A3A3"/>
+              <w:bottom w:val="single" w:sz="8" w:space="0" w:color="A3A3A3"/>
+              <w:right w:val="single" w:sz="8" w:space="0" w:color="A3A3A3"/>
+            </w:tcBorders>
+            <w:tcMar>
+              <w:top w:w="80" w:type="dxa"/>
+              <w:left w:w="80" w:type="dxa"/>
+              <w:bottom w:w="80" w:type="dxa"/>
+              <w:right w:w="80" w:type="dxa"/>
+            </w:tcMar>
+            <w:hideMark/>
+          </w:tcPr>
+          <w:p>
+            <w:r>
+              <w:t>TC-02</w:t>
+            </w:r>
+          </w:p>
+        </w:tc>
+        <w:tc>
+          <w:tcPr>
+            <w:tcW w:w="1369" w:type="dxa"/>
+            <w:tcBorders>
+              <w:top w:val="single" w:sz="8" w:space="0" w:color="A3A3A3"/>
+              <w:left w:val="single" w:sz="8" w:space="0" w:color="A3A3A3"/>
+              <w:bottom w:val="single" w:sz="8" w:space="0" w:color="A3A3A3"/>
+              <w:right w:val="single" w:sz="8" w:space="0" w:color="A3A3A3"/>
+            </w:tcBorders>
+            <w:tcMar>
+              <w:top w:w="80" w:type="dxa"/>
+              <w:left w:w="80" w:type="dxa"/>
+              <w:bottom w:w="80" w:type="dxa"/>
+              <w:right w:w="80" w:type="dxa"/>
+            </w:tcMar>
+            <w:hideMark/>
+          </w:tcPr>
+          <w:p>
+            <w:r>
+              <w:t>Covered</w:t>
             </w:r>
           </w:p>
         </w:tc>
@@ -2358,47 +2431,93 @@
       <w:tr>
         <w:tc>
           <w:tcPr>
-            <w:tcW w:w="5660" w:type="dxa"/>
-            <w:tcBorders>
-              <w:top w:val="single" w:sz="8" w:space="0" w:color="A3A3A3"/>
-              <w:left w:val="single" w:sz="8" w:space="0" w:color="A3A3A3"/>
-              <w:bottom w:val="single" w:sz="8" w:space="0" w:color="A3A3A3"/>
-              <w:right w:val="single" w:sz="8" w:space="0" w:color="A3A3A3"/>
-            </w:tcBorders>
-            <w:tcMar>
-              <w:top w:w="80" w:type="dxa"/>
-              <w:left w:w="80" w:type="dxa"/>
-              <w:bottom w:w="80" w:type="dxa"/>
-              <w:right w:w="80" w:type="dxa"/>
-            </w:tcMar>
-            <w:hideMark/>
-          </w:tcPr>
-          <w:p>
-            <w:r>
-              <w:t>Direct reader without submit</w:t>
-            </w:r>
-          </w:p>
-        </w:tc>
-        <w:tc>
-          <w:tcPr>
-            <w:tcW w:w="1843" w:type="dxa"/>
-            <w:tcBorders>
-              <w:top w:val="single" w:sz="8" w:space="0" w:color="A3A3A3"/>
-              <w:left w:val="single" w:sz="8" w:space="0" w:color="A3A3A3"/>
-              <w:bottom w:val="single" w:sz="8" w:space="0" w:color="A3A3A3"/>
-              <w:right w:val="single" w:sz="8" w:space="0" w:color="A3A3A3"/>
-            </w:tcBorders>
-            <w:tcMar>
-              <w:top w:w="80" w:type="dxa"/>
-              <w:left w:w="80" w:type="dxa"/>
-              <w:bottom w:w="80" w:type="dxa"/>
-              <w:right w:w="80" w:type="dxa"/>
-            </w:tcMar>
-            <w:hideMark/>
-          </w:tcPr>
-          <w:p>
-            <w:r>
-              <w:t>TC-01</w:t>
+            <w:tcW w:w="2221" w:type="dxa"/>
+            <w:tcBorders>
+              <w:top w:val="single" w:sz="8" w:space="0" w:color="A3A3A3"/>
+              <w:left w:val="single" w:sz="8" w:space="0" w:color="A3A3A3"/>
+              <w:bottom w:val="single" w:sz="8" w:space="0" w:color="A3A3A3"/>
+              <w:right w:val="single" w:sz="8" w:space="0" w:color="A3A3A3"/>
+            </w:tcBorders>
+            <w:tcMar>
+              <w:top w:w="80" w:type="dxa"/>
+              <w:left w:w="80" w:type="dxa"/>
+              <w:bottom w:w="80" w:type="dxa"/>
+              <w:right w:w="80" w:type="dxa"/>
+            </w:tcMar>
+            <w:hideMark/>
+          </w:tcPr>
+          <w:p>
+            <w:r>
+              <w:t>Restart both; count actual renders</w:t>
+            </w:r>
+          </w:p>
+        </w:tc>
+        <w:tc>
+          <w:tcPr>
+            <w:tcW w:w="3595" w:type="dxa"/>
+            <w:tcBorders>
+              <w:top w:val="single" w:sz="8" w:space="0" w:color="A3A3A3"/>
+              <w:left w:val="single" w:sz="8" w:space="0" w:color="A3A3A3"/>
+              <w:bottom w:val="single" w:sz="8" w:space="0" w:color="A3A3A3"/>
+              <w:right w:val="single" w:sz="8" w:space="0" w:color="A3A3A3"/>
+            </w:tcBorders>
+            <w:tcMar>
+              <w:top w:w="80" w:type="dxa"/>
+              <w:left w:w="80" w:type="dxa"/>
+              <w:bottom w:w="80" w:type="dxa"/>
+              <w:right w:w="80" w:type="dxa"/>
+            </w:tcMar>
+            <w:hideMark/>
+          </w:tcPr>
+          <w:p>
+            <w:r>
+              <w:t>Sequential restarts</w:t>
+            </w:r>
+          </w:p>
+        </w:tc>
+        <w:tc>
+          <w:tcPr>
+            <w:tcW w:w="2165" w:type="dxa"/>
+            <w:tcBorders>
+              <w:top w:val="single" w:sz="8" w:space="0" w:color="A3A3A3"/>
+              <w:left w:val="single" w:sz="8" w:space="0" w:color="A3A3A3"/>
+              <w:bottom w:val="single" w:sz="8" w:space="0" w:color="A3A3A3"/>
+              <w:right w:val="single" w:sz="8" w:space="0" w:color="A3A3A3"/>
+            </w:tcBorders>
+            <w:tcMar>
+              <w:top w:w="80" w:type="dxa"/>
+              <w:left w:w="80" w:type="dxa"/>
+              <w:bottom w:w="80" w:type="dxa"/>
+              <w:right w:w="80" w:type="dxa"/>
+            </w:tcMar>
+            <w:hideMark/>
+          </w:tcPr>
+          <w:p>
+            <w:r>
+              <w:t>TC-03</w:t>
+            </w:r>
+          </w:p>
+        </w:tc>
+        <w:tc>
+          <w:tcPr>
+            <w:tcW w:w="1369" w:type="dxa"/>
+            <w:tcBorders>
+              <w:top w:val="single" w:sz="8" w:space="0" w:color="A3A3A3"/>
+              <w:left w:val="single" w:sz="8" w:space="0" w:color="A3A3A3"/>
+              <w:bottom w:val="single" w:sz="8" w:space="0" w:color="A3A3A3"/>
+              <w:right w:val="single" w:sz="8" w:space="0" w:color="A3A3A3"/>
+            </w:tcBorders>
+            <w:tcMar>
+              <w:top w:w="80" w:type="dxa"/>
+              <w:left w:w="80" w:type="dxa"/>
+              <w:bottom w:w="80" w:type="dxa"/>
+              <w:right w:w="80" w:type="dxa"/>
+            </w:tcMar>
+            <w:hideMark/>
+          </w:tcPr>
+          <w:p>
+            <w:r>
+              <w:t>Covered</w:t>
             </w:r>
           </w:p>
         </w:tc>
@@ -2406,30 +2525,58 @@
       <w:tr>
         <w:tc>
           <w:tcPr>
-            <w:tcW w:w="5660" w:type="dxa"/>
-            <w:tcBorders>
-              <w:top w:val="single" w:sz="8" w:space="0" w:color="A3A3A3"/>
-              <w:left w:val="single" w:sz="8" w:space="0" w:color="A3A3A3"/>
-              <w:bottom w:val="single" w:sz="8" w:space="0" w:color="A3A3A3"/>
-              <w:right w:val="single" w:sz="8" w:space="0" w:color="A3A3A3"/>
-            </w:tcBorders>
-            <w:tcMar>
-              <w:top w:w="80" w:type="dxa"/>
-              <w:left w:w="80" w:type="dxa"/>
-              <w:bottom w:w="80" w:type="dxa"/>
-              <w:right w:w="80" w:type="dxa"/>
-            </w:tcMar>
-            <w:hideMark/>
-          </w:tcPr>
-          <w:p>
-            <w:r>
-              <w:t>Untouched page does not consume</w:t>
-            </w:r>
-          </w:p>
-        </w:tc>
-        <w:tc>
-          <w:tcPr>
-            <w:tcW w:w="1843" w:type="dxa"/>
+            <w:tcW w:w="2221" w:type="dxa"/>
+            <w:tcBorders>
+              <w:top w:val="single" w:sz="8" w:space="0" w:color="A3A3A3"/>
+              <w:left w:val="single" w:sz="8" w:space="0" w:color="A3A3A3"/>
+              <w:bottom w:val="single" w:sz="8" w:space="0" w:color="A3A3A3"/>
+              <w:right w:val="single" w:sz="8" w:space="0" w:color="A3A3A3"/>
+            </w:tcBorders>
+            <w:tcMar>
+              <w:top w:w="80" w:type="dxa"/>
+              <w:left w:w="80" w:type="dxa"/>
+              <w:bottom w:w="80" w:type="dxa"/>
+              <w:right w:w="80" w:type="dxa"/>
+            </w:tcMar>
+            <w:hideMark/>
+          </w:tcPr>
+          <w:p>
+            <w:r>
+              <w:t>Sliding expiration diagnostic</w:t>
+            </w:r>
+          </w:p>
+        </w:tc>
+        <w:tc>
+          <w:tcPr>
+            <w:tcW w:w="3595" w:type="dxa"/>
+            <w:tcBorders>
+              <w:top w:val="single" w:sz="8" w:space="0" w:color="A3A3A3"/>
+              <w:left w:val="single" w:sz="8" w:space="0" w:color="A3A3A3"/>
+              <w:bottom w:val="single" w:sz="8" w:space="0" w:color="A3A3A3"/>
+              <w:right w:val="single" w:sz="8" w:space="0" w:color="A3A3A3"/>
+            </w:tcBorders>
+            <w:tcMar>
+              <w:top w:w="80" w:type="dxa"/>
+              <w:left w:w="80" w:type="dxa"/>
+              <w:bottom w:w="80" w:type="dxa"/>
+              <w:right w:w="80" w:type="dxa"/>
+            </w:tcMar>
+            <w:hideMark/>
+          </w:tcPr>
+          <w:p>
+            <w:proofErr w:type="spellStart"/>
+            <w:r>
+              <w:t>NotSupportedException</w:t>
+            </w:r>
+            <w:proofErr w:type="spellEnd"/>
+            <w:r>
+              <w:t> captured</w:t>
+            </w:r>
+          </w:p>
+        </w:tc>
+        <w:tc>
+          <w:tcPr>
+            <w:tcW w:w="2165" w:type="dxa"/>
             <w:tcBorders>
               <w:top w:val="single" w:sz="8" w:space="0" w:color="A3A3A3"/>
               <w:left w:val="single" w:sz="8" w:space="0" w:color="A3A3A3"/>
@@ -2447,6 +2594,29 @@
           <w:p>
             <w:r>
               <w:t>TC-04</w:t>
+            </w:r>
+          </w:p>
+        </w:tc>
+        <w:tc>
+          <w:tcPr>
+            <w:tcW w:w="1369" w:type="dxa"/>
+            <w:tcBorders>
+              <w:top w:val="single" w:sz="8" w:space="0" w:color="A3A3A3"/>
+              <w:left w:val="single" w:sz="8" w:space="0" w:color="A3A3A3"/>
+              <w:bottom w:val="single" w:sz="8" w:space="0" w:color="A3A3A3"/>
+              <w:right w:val="single" w:sz="8" w:space="0" w:color="A3A3A3"/>
+            </w:tcBorders>
+            <w:tcMar>
+              <w:top w:w="80" w:type="dxa"/>
+              <w:left w:w="80" w:type="dxa"/>
+              <w:bottom w:w="80" w:type="dxa"/>
+              <w:right w:w="80" w:type="dxa"/>
+            </w:tcMar>
+            <w:hideMark/>
+          </w:tcPr>
+          <w:p>
+            <w:r>
+              <w:t>Covered</w:t>
             </w:r>
           </w:p>
         </w:tc>
@@ -2454,7 +2624,7 @@
       <w:tr>
         <w:tc>
           <w:tcPr>
-            <w:tcW w:w="5660" w:type="dxa"/>
+            <w:tcW w:w="2221" w:type="dxa"/>
             <w:tcBorders>
               <w:top w:val="single" w:sz="8" w:space="0" w:color="A3A3A3"/>
               <w:left w:val="single" w:sz="8" w:space="0" w:color="A3A3A3"/>
@@ -2472,30 +2642,89 @@
           <w:p>
             <w:r>
               <w:lastRenderedPageBreak/>
-              <w:t>Peek, reload, normal read, reload</w:t>
-            </w:r>
-          </w:p>
-        </w:tc>
-        <w:tc>
-          <w:tcPr>
-            <w:tcW w:w="1843" w:type="dxa"/>
-            <w:tcBorders>
-              <w:top w:val="single" w:sz="8" w:space="0" w:color="A3A3A3"/>
-              <w:left w:val="single" w:sz="8" w:space="0" w:color="A3A3A3"/>
-              <w:bottom w:val="single" w:sz="8" w:space="0" w:color="A3A3A3"/>
-              <w:right w:val="single" w:sz="8" w:space="0" w:color="A3A3A3"/>
-            </w:tcBorders>
-            <w:tcMar>
-              <w:top w:w="80" w:type="dxa"/>
-              <w:left w:w="80" w:type="dxa"/>
-              <w:bottom w:w="80" w:type="dxa"/>
-              <w:right w:w="80" w:type="dxa"/>
-            </w:tcMar>
-            <w:hideMark/>
-          </w:tcPr>
-          <w:p>
-            <w:r>
-              <w:t>TC-05</w:t>
+              <w:t>Relative and absolute-clock expiration</w:t>
+            </w:r>
+          </w:p>
+        </w:tc>
+        <w:tc>
+          <w:tcPr>
+            <w:tcW w:w="3595" w:type="dxa"/>
+            <w:tcBorders>
+              <w:top w:val="single" w:sz="8" w:space="0" w:color="A3A3A3"/>
+              <w:left w:val="single" w:sz="8" w:space="0" w:color="A3A3A3"/>
+              <w:bottom w:val="single" w:sz="8" w:space="0" w:color="A3A3A3"/>
+              <w:right w:val="single" w:sz="8" w:space="0" w:color="A3A3A3"/>
+            </w:tcBorders>
+            <w:tcMar>
+              <w:top w:w="80" w:type="dxa"/>
+              <w:left w:w="80" w:type="dxa"/>
+              <w:bottom w:w="80" w:type="dxa"/>
+              <w:right w:w="80" w:type="dxa"/>
+            </w:tcMar>
+            <w:hideMark/>
+          </w:tcPr>
+          <w:p>
+            <w:r>
+              <w:t>20-second </w:t>
+            </w:r>
+            <w:proofErr w:type="spellStart"/>
+            <w:r>
+              <w:t>ExpiresAfter</w:t>
+            </w:r>
+            <w:proofErr w:type="spellEnd"/>
+            <w:r>
+              <w:t>; 45-second </w:t>
+            </w:r>
+            <w:proofErr w:type="spellStart"/>
+            <w:r>
+              <w:t>ExpiresOn</w:t>
+            </w:r>
+            <w:proofErr w:type="spellEnd"/>
+          </w:p>
+        </w:tc>
+        <w:tc>
+          <w:tcPr>
+            <w:tcW w:w="2165" w:type="dxa"/>
+            <w:tcBorders>
+              <w:top w:val="single" w:sz="8" w:space="0" w:color="A3A3A3"/>
+              <w:left w:val="single" w:sz="8" w:space="0" w:color="A3A3A3"/>
+              <w:bottom w:val="single" w:sz="8" w:space="0" w:color="A3A3A3"/>
+              <w:right w:val="single" w:sz="8" w:space="0" w:color="A3A3A3"/>
+            </w:tcBorders>
+            <w:tcMar>
+              <w:top w:w="80" w:type="dxa"/>
+              <w:left w:w="80" w:type="dxa"/>
+              <w:bottom w:w="80" w:type="dxa"/>
+              <w:right w:w="80" w:type="dxa"/>
+            </w:tcMar>
+            <w:hideMark/>
+          </w:tcPr>
+          <w:p>
+            <w:r>
+              <w:t>TC-05, TC-06</w:t>
+            </w:r>
+          </w:p>
+        </w:tc>
+        <w:tc>
+          <w:tcPr>
+            <w:tcW w:w="1369" w:type="dxa"/>
+            <w:tcBorders>
+              <w:top w:val="single" w:sz="8" w:space="0" w:color="A3A3A3"/>
+              <w:left w:val="single" w:sz="8" w:space="0" w:color="A3A3A3"/>
+              <w:bottom w:val="single" w:sz="8" w:space="0" w:color="A3A3A3"/>
+              <w:right w:val="single" w:sz="8" w:space="0" w:color="A3A3A3"/>
+            </w:tcBorders>
+            <w:tcMar>
+              <w:top w:w="80" w:type="dxa"/>
+              <w:left w:w="80" w:type="dxa"/>
+              <w:bottom w:w="80" w:type="dxa"/>
+              <w:right w:w="80" w:type="dxa"/>
+            </w:tcMar>
+            <w:hideMark/>
+          </w:tcPr>
+          <w:p>
+            <w:r>
+              <w:t>Covered</w:t>
             </w:r>
           </w:p>
         </w:tc>
@@ -2503,47 +2732,93 @@
       <w:tr>
         <w:tc>
           <w:tcPr>
-            <w:tcW w:w="5660" w:type="dxa"/>
-            <w:tcBorders>
-              <w:top w:val="single" w:sz="8" w:space="0" w:color="A3A3A3"/>
-              <w:left w:val="single" w:sz="8" w:space="0" w:color="A3A3A3"/>
-              <w:bottom w:val="single" w:sz="8" w:space="0" w:color="A3A3A3"/>
-              <w:right w:val="single" w:sz="8" w:space="0" w:color="A3A3A3"/>
-            </w:tcBorders>
-            <w:tcMar>
-              <w:top w:w="80" w:type="dxa"/>
-              <w:left w:w="80" w:type="dxa"/>
-              <w:bottom w:w="80" w:type="dxa"/>
-              <w:right w:w="80" w:type="dxa"/>
-            </w:tcMar>
-            <w:hideMark/>
-          </w:tcPr>
-          <w:p>
-            <w:r>
-              <w:t>Read and keep once, ordinary read, refresh</w:t>
-            </w:r>
-          </w:p>
-        </w:tc>
-        <w:tc>
-          <w:tcPr>
-            <w:tcW w:w="1843" w:type="dxa"/>
-            <w:tcBorders>
-              <w:top w:val="single" w:sz="8" w:space="0" w:color="A3A3A3"/>
-              <w:left w:val="single" w:sz="8" w:space="0" w:color="A3A3A3"/>
-              <w:bottom w:val="single" w:sz="8" w:space="0" w:color="A3A3A3"/>
-              <w:right w:val="single" w:sz="8" w:space="0" w:color="A3A3A3"/>
-            </w:tcBorders>
-            <w:tcMar>
-              <w:top w:w="80" w:type="dxa"/>
-              <w:left w:w="80" w:type="dxa"/>
-              <w:bottom w:w="80" w:type="dxa"/>
-              <w:right w:w="80" w:type="dxa"/>
-            </w:tcMar>
-            <w:hideMark/>
-          </w:tcPr>
-          <w:p>
-            <w:r>
-              <w:t>TC-06</w:t>
+            <w:tcW w:w="2221" w:type="dxa"/>
+            <w:tcBorders>
+              <w:top w:val="single" w:sz="8" w:space="0" w:color="A3A3A3"/>
+              <w:left w:val="single" w:sz="8" w:space="0" w:color="A3A3A3"/>
+              <w:bottom w:val="single" w:sz="8" w:space="0" w:color="A3A3A3"/>
+              <w:right w:val="single" w:sz="8" w:space="0" w:color="A3A3A3"/>
+            </w:tcBorders>
+            <w:tcMar>
+              <w:top w:w="80" w:type="dxa"/>
+              <w:left w:w="80" w:type="dxa"/>
+              <w:bottom w:w="80" w:type="dxa"/>
+              <w:right w:w="80" w:type="dxa"/>
+            </w:tcMar>
+            <w:hideMark/>
+          </w:tcPr>
+          <w:p>
+            <w:r>
+              <w:t>Backing-store outage: local hit, new-key backend attempt, recovery</w:t>
+            </w:r>
+          </w:p>
+        </w:tc>
+        <w:tc>
+          <w:tcPr>
+            <w:tcW w:w="3595" w:type="dxa"/>
+            <w:tcBorders>
+              <w:top w:val="single" w:sz="8" w:space="0" w:color="A3A3A3"/>
+              <w:left w:val="single" w:sz="8" w:space="0" w:color="A3A3A3"/>
+              <w:bottom w:val="single" w:sz="8" w:space="0" w:color="A3A3A3"/>
+              <w:right w:val="single" w:sz="8" w:space="0" w:color="A3A3A3"/>
+            </w:tcBorders>
+            <w:tcMar>
+              <w:top w:w="80" w:type="dxa"/>
+              <w:left w:w="80" w:type="dxa"/>
+              <w:bottom w:w="80" w:type="dxa"/>
+              <w:right w:w="80" w:type="dxa"/>
+            </w:tcMar>
+            <w:hideMark/>
+          </w:tcPr>
+          <w:p>
+            <w:r>
+              <w:t>Redis stopped/restarted; A/B behavior and logs captured</w:t>
+            </w:r>
+          </w:p>
+        </w:tc>
+        <w:tc>
+          <w:tcPr>
+            <w:tcW w:w="2165" w:type="dxa"/>
+            <w:tcBorders>
+              <w:top w:val="single" w:sz="8" w:space="0" w:color="A3A3A3"/>
+              <w:left w:val="single" w:sz="8" w:space="0" w:color="A3A3A3"/>
+              <w:bottom w:val="single" w:sz="8" w:space="0" w:color="A3A3A3"/>
+              <w:right w:val="single" w:sz="8" w:space="0" w:color="A3A3A3"/>
+            </w:tcBorders>
+            <w:tcMar>
+              <w:top w:w="80" w:type="dxa"/>
+              <w:left w:w="80" w:type="dxa"/>
+              <w:bottom w:w="80" w:type="dxa"/>
+              <w:right w:w="80" w:type="dxa"/>
+            </w:tcMar>
+            <w:hideMark/>
+          </w:tcPr>
+          <w:p>
+            <w:r>
+              <w:t>TC-07</w:t>
+            </w:r>
+          </w:p>
+        </w:tc>
+        <w:tc>
+          <w:tcPr>
+            <w:tcW w:w="1369" w:type="dxa"/>
+            <w:tcBorders>
+              <w:top w:val="single" w:sz="8" w:space="0" w:color="A3A3A3"/>
+              <w:left w:val="single" w:sz="8" w:space="0" w:color="A3A3A3"/>
+              <w:bottom w:val="single" w:sz="8" w:space="0" w:color="A3A3A3"/>
+              <w:right w:val="single" w:sz="8" w:space="0" w:color="A3A3A3"/>
+            </w:tcBorders>
+            <w:tcMar>
+              <w:top w:w="80" w:type="dxa"/>
+              <w:left w:w="80" w:type="dxa"/>
+              <w:bottom w:w="80" w:type="dxa"/>
+              <w:right w:w="80" w:type="dxa"/>
+            </w:tcMar>
+            <w:hideMark/>
+          </w:tcPr>
+          <w:p>
+            <w:r>
+              <w:t>Covered</w:t>
             </w:r>
           </w:p>
         </w:tc>
@@ -2551,47 +2826,101 @@
       <w:tr>
         <w:tc>
           <w:tcPr>
-            <w:tcW w:w="5660" w:type="dxa"/>
-            <w:tcBorders>
-              <w:top w:val="single" w:sz="8" w:space="0" w:color="A3A3A3"/>
-              <w:left w:val="single" w:sz="8" w:space="0" w:color="A3A3A3"/>
-              <w:bottom w:val="single" w:sz="8" w:space="0" w:color="A3A3A3"/>
-              <w:right w:val="single" w:sz="8" w:space="0" w:color="A3A3A3"/>
-            </w:tcBorders>
-            <w:tcMar>
-              <w:top w:w="80" w:type="dxa"/>
-              <w:left w:w="80" w:type="dxa"/>
-              <w:bottom w:w="80" w:type="dxa"/>
-              <w:right w:w="80" w:type="dxa"/>
-            </w:tcMar>
-            <w:hideMark/>
-          </w:tcPr>
-          <w:p>
-            <w:r>
-              <w:t>Peek then keep in one request</w:t>
-            </w:r>
-          </w:p>
-        </w:tc>
-        <w:tc>
-          <w:tcPr>
-            <w:tcW w:w="1843" w:type="dxa"/>
-            <w:tcBorders>
-              <w:top w:val="single" w:sz="8" w:space="0" w:color="A3A3A3"/>
-              <w:left w:val="single" w:sz="8" w:space="0" w:color="A3A3A3"/>
-              <w:bottom w:val="single" w:sz="8" w:space="0" w:color="A3A3A3"/>
-              <w:right w:val="single" w:sz="8" w:space="0" w:color="A3A3A3"/>
-            </w:tcBorders>
-            <w:tcMar>
-              <w:top w:w="80" w:type="dxa"/>
-              <w:left w:w="80" w:type="dxa"/>
-              <w:bottom w:w="80" w:type="dxa"/>
-              <w:right w:w="80" w:type="dxa"/>
-            </w:tcMar>
-            <w:hideMark/>
-          </w:tcPr>
-          <w:p>
-            <w:r>
-              <w:t>TC-07</w:t>
+            <w:tcW w:w="2221" w:type="dxa"/>
+            <w:tcBorders>
+              <w:top w:val="single" w:sz="8" w:space="0" w:color="A3A3A3"/>
+              <w:left w:val="single" w:sz="8" w:space="0" w:color="A3A3A3"/>
+              <w:bottom w:val="single" w:sz="8" w:space="0" w:color="A3A3A3"/>
+              <w:right w:val="single" w:sz="8" w:space="0" w:color="A3A3A3"/>
+            </w:tcBorders>
+            <w:tcMar>
+              <w:top w:w="80" w:type="dxa"/>
+              <w:left w:w="80" w:type="dxa"/>
+              <w:bottom w:w="80" w:type="dxa"/>
+              <w:right w:w="80" w:type="dxa"/>
+            </w:tcMar>
+            <w:hideMark/>
+          </w:tcPr>
+          <w:p>
+            <w:r>
+              <w:t>Small payload limit: rejection, logs, visitor response</w:t>
+            </w:r>
+          </w:p>
+        </w:tc>
+        <w:tc>
+          <w:tcPr>
+            <w:tcW w:w="3595" w:type="dxa"/>
+            <w:tcBorders>
+              <w:top w:val="single" w:sz="8" w:space="0" w:color="A3A3A3"/>
+              <w:left w:val="single" w:sz="8" w:space="0" w:color="A3A3A3"/>
+              <w:bottom w:val="single" w:sz="8" w:space="0" w:color="A3A3A3"/>
+              <w:right w:val="single" w:sz="8" w:space="0" w:color="A3A3A3"/>
+            </w:tcBorders>
+            <w:tcMar>
+              <w:top w:w="80" w:type="dxa"/>
+              <w:left w:w="80" w:type="dxa"/>
+              <w:bottom w:w="80" w:type="dxa"/>
+              <w:right w:w="80" w:type="dxa"/>
+            </w:tcMar>
+            <w:hideMark/>
+          </w:tcPr>
+          <w:p>
+            <w:r>
+              <w:t xml:space="preserve">4 KB output with 1 KB limit and </w:t>
+            </w:r>
+            <w:proofErr w:type="spellStart"/>
+            <w:r>
+              <w:t>HybridCache</w:t>
+            </w:r>
+            <w:proofErr w:type="spellEnd"/>
+            <w:r>
+              <w:t xml:space="preserve"> rejection</w:t>
+            </w:r>
+          </w:p>
+        </w:tc>
+        <w:tc>
+          <w:tcPr>
+            <w:tcW w:w="2165" w:type="dxa"/>
+            <w:tcBorders>
+              <w:top w:val="single" w:sz="8" w:space="0" w:color="A3A3A3"/>
+              <w:left w:val="single" w:sz="8" w:space="0" w:color="A3A3A3"/>
+              <w:bottom w:val="single" w:sz="8" w:space="0" w:color="A3A3A3"/>
+              <w:right w:val="single" w:sz="8" w:space="0" w:color="A3A3A3"/>
+            </w:tcBorders>
+            <w:tcMar>
+              <w:top w:w="80" w:type="dxa"/>
+              <w:left w:w="80" w:type="dxa"/>
+              <w:bottom w:w="80" w:type="dxa"/>
+              <w:right w:w="80" w:type="dxa"/>
+            </w:tcMar>
+            <w:hideMark/>
+          </w:tcPr>
+          <w:p>
+            <w:r>
+              <w:t>TC-08</w:t>
+            </w:r>
+          </w:p>
+        </w:tc>
+        <w:tc>
+          <w:tcPr>
+            <w:tcW w:w="1369" w:type="dxa"/>
+            <w:tcBorders>
+              <w:top w:val="single" w:sz="8" w:space="0" w:color="A3A3A3"/>
+              <w:left w:val="single" w:sz="8" w:space="0" w:color="A3A3A3"/>
+              <w:bottom w:val="single" w:sz="8" w:space="0" w:color="A3A3A3"/>
+              <w:right w:val="single" w:sz="8" w:space="0" w:color="A3A3A3"/>
+            </w:tcBorders>
+            <w:tcMar>
+              <w:top w:w="80" w:type="dxa"/>
+              <w:left w:w="80" w:type="dxa"/>
+              <w:bottom w:w="80" w:type="dxa"/>
+              <w:right w:w="80" w:type="dxa"/>
+            </w:tcMar>
+            <w:hideMark/>
+          </w:tcPr>
+          <w:p>
+            <w:r>
+              <w:t>Covered</w:t>
             </w:r>
           </w:p>
         </w:tc>
@@ -2599,47 +2928,93 @@
       <w:tr>
         <w:tc>
           <w:tcPr>
-            <w:tcW w:w="5660" w:type="dxa"/>
-            <w:tcBorders>
-              <w:top w:val="single" w:sz="8" w:space="0" w:color="A3A3A3"/>
-              <w:left w:val="single" w:sz="8" w:space="0" w:color="A3A3A3"/>
-              <w:bottom w:val="single" w:sz="8" w:space="0" w:color="A3A3A3"/>
-              <w:right w:val="single" w:sz="8" w:space="0" w:color="A3A3A3"/>
-            </w:tcBorders>
-            <w:tcMar>
-              <w:top w:w="80" w:type="dxa"/>
-              <w:left w:w="80" w:type="dxa"/>
-              <w:bottom w:w="80" w:type="dxa"/>
-              <w:right w:w="80" w:type="dxa"/>
-            </w:tcMar>
-            <w:hideMark/>
-          </w:tcPr>
-          <w:p>
-            <w:r>
-              <w:t>Read same key twice in one request</w:t>
-            </w:r>
-          </w:p>
-        </w:tc>
-        <w:tc>
-          <w:tcPr>
-            <w:tcW w:w="1843" w:type="dxa"/>
-            <w:tcBorders>
-              <w:top w:val="single" w:sz="8" w:space="0" w:color="A3A3A3"/>
-              <w:left w:val="single" w:sz="8" w:space="0" w:color="A3A3A3"/>
-              <w:bottom w:val="single" w:sz="8" w:space="0" w:color="A3A3A3"/>
-              <w:right w:val="single" w:sz="8" w:space="0" w:color="A3A3A3"/>
-            </w:tcBorders>
-            <w:tcMar>
-              <w:top w:w="80" w:type="dxa"/>
-              <w:left w:w="80" w:type="dxa"/>
-              <w:bottom w:w="80" w:type="dxa"/>
-              <w:right w:w="80" w:type="dxa"/>
-            </w:tcMar>
-            <w:hideMark/>
-          </w:tcPr>
-          <w:p>
-            <w:r>
-              <w:t>TC-08</w:t>
+            <w:tcW w:w="2221" w:type="dxa"/>
+            <w:tcBorders>
+              <w:top w:val="single" w:sz="8" w:space="0" w:color="A3A3A3"/>
+              <w:left w:val="single" w:sz="8" w:space="0" w:color="A3A3A3"/>
+              <w:bottom w:val="single" w:sz="8" w:space="0" w:color="A3A3A3"/>
+              <w:right w:val="single" w:sz="8" w:space="0" w:color="A3A3A3"/>
+            </w:tcBorders>
+            <w:tcMar>
+              <w:top w:w="80" w:type="dxa"/>
+              <w:left w:w="80" w:type="dxa"/>
+              <w:bottom w:w="80" w:type="dxa"/>
+              <w:right w:w="80" w:type="dxa"/>
+            </w:tcMar>
+            <w:hideMark/>
+          </w:tcPr>
+          <w:p>
+            <w:r>
+              <w:t>Mixed-version output</w:t>
+            </w:r>
+          </w:p>
+        </w:tc>
+        <w:tc>
+          <w:tcPr>
+            <w:tcW w:w="3595" w:type="dxa"/>
+            <w:tcBorders>
+              <w:top w:val="single" w:sz="8" w:space="0" w:color="A3A3A3"/>
+              <w:left w:val="single" w:sz="8" w:space="0" w:color="A3A3A3"/>
+              <w:bottom w:val="single" w:sz="8" w:space="0" w:color="A3A3A3"/>
+              <w:right w:val="single" w:sz="8" w:space="0" w:color="A3A3A3"/>
+            </w:tcBorders>
+            <w:tcMar>
+              <w:top w:w="80" w:type="dxa"/>
+              <w:left w:w="80" w:type="dxa"/>
+              <w:bottom w:w="80" w:type="dxa"/>
+              <w:right w:w="80" w:type="dxa"/>
+            </w:tcMar>
+            <w:hideMark/>
+          </w:tcPr>
+          <w:p>
+            <w:r>
+              <w:t>CHANGED B reused A’s ORIGINAL cached markup</w:t>
+            </w:r>
+          </w:p>
+        </w:tc>
+        <w:tc>
+          <w:tcPr>
+            <w:tcW w:w="2165" w:type="dxa"/>
+            <w:tcBorders>
+              <w:top w:val="single" w:sz="8" w:space="0" w:color="A3A3A3"/>
+              <w:left w:val="single" w:sz="8" w:space="0" w:color="A3A3A3"/>
+              <w:bottom w:val="single" w:sz="8" w:space="0" w:color="A3A3A3"/>
+              <w:right w:val="single" w:sz="8" w:space="0" w:color="A3A3A3"/>
+            </w:tcBorders>
+            <w:tcMar>
+              <w:top w:w="80" w:type="dxa"/>
+              <w:left w:w="80" w:type="dxa"/>
+              <w:bottom w:w="80" w:type="dxa"/>
+              <w:right w:w="80" w:type="dxa"/>
+            </w:tcMar>
+            <w:hideMark/>
+          </w:tcPr>
+          <w:p>
+            <w:r>
+              <w:t>TC-09</w:t>
+            </w:r>
+          </w:p>
+        </w:tc>
+        <w:tc>
+          <w:tcPr>
+            <w:tcW w:w="1369" w:type="dxa"/>
+            <w:tcBorders>
+              <w:top w:val="single" w:sz="8" w:space="0" w:color="A3A3A3"/>
+              <w:left w:val="single" w:sz="8" w:space="0" w:color="A3A3A3"/>
+              <w:bottom w:val="single" w:sz="8" w:space="0" w:color="A3A3A3"/>
+              <w:right w:val="single" w:sz="8" w:space="0" w:color="A3A3A3"/>
+            </w:tcBorders>
+            <w:tcMar>
+              <w:top w:w="80" w:type="dxa"/>
+              <w:left w:w="80" w:type="dxa"/>
+              <w:bottom w:w="80" w:type="dxa"/>
+              <w:right w:w="80" w:type="dxa"/>
+            </w:tcMar>
+            <w:hideMark/>
+          </w:tcPr>
+          <w:p>
+            <w:r>
+              <w:t>Covered as observation</w:t>
             </w:r>
           </w:p>
         </w:tc>
@@ -2647,47 +3022,114 @@
       <w:tr>
         <w:tc>
           <w:tcPr>
-            <w:tcW w:w="5660" w:type="dxa"/>
-            <w:tcBorders>
-              <w:top w:val="single" w:sz="8" w:space="0" w:color="A3A3A3"/>
-              <w:left w:val="single" w:sz="8" w:space="0" w:color="A3A3A3"/>
-              <w:bottom w:val="single" w:sz="8" w:space="0" w:color="A3A3A3"/>
-              <w:right w:val="single" w:sz="8" w:space="0" w:color="A3A3A3"/>
-            </w:tcBorders>
-            <w:tcMar>
-              <w:top w:w="80" w:type="dxa"/>
-              <w:left w:w="80" w:type="dxa"/>
-              <w:bottom w:w="80" w:type="dxa"/>
-              <w:right w:w="80" w:type="dxa"/>
-            </w:tcMar>
-            <w:hideMark/>
-          </w:tcPr>
-          <w:p>
-            <w:r>
-              <w:t>Compare cascading and bound readers</w:t>
-            </w:r>
-          </w:p>
-        </w:tc>
-        <w:tc>
-          <w:tcPr>
-            <w:tcW w:w="1843" w:type="dxa"/>
-            <w:tcBorders>
-              <w:top w:val="single" w:sz="8" w:space="0" w:color="A3A3A3"/>
-              <w:left w:val="single" w:sz="8" w:space="0" w:color="A3A3A3"/>
-              <w:bottom w:val="single" w:sz="8" w:space="0" w:color="A3A3A3"/>
-              <w:right w:val="single" w:sz="8" w:space="0" w:color="A3A3A3"/>
-            </w:tcBorders>
-            <w:tcMar>
-              <w:top w:w="80" w:type="dxa"/>
-              <w:left w:w="80" w:type="dxa"/>
-              <w:bottom w:w="80" w:type="dxa"/>
-              <w:right w:w="80" w:type="dxa"/>
-            </w:tcMar>
-            <w:hideMark/>
-          </w:tcPr>
-          <w:p>
-            <w:r>
-              <w:t>TC-09, TC-10</w:t>
+            <w:tcW w:w="2221" w:type="dxa"/>
+            <w:tcBorders>
+              <w:top w:val="single" w:sz="8" w:space="0" w:color="A3A3A3"/>
+              <w:left w:val="single" w:sz="8" w:space="0" w:color="A3A3A3"/>
+              <w:bottom w:val="single" w:sz="8" w:space="0" w:color="A3A3A3"/>
+              <w:right w:val="single" w:sz="8" w:space="0" w:color="A3A3A3"/>
+            </w:tcBorders>
+            <w:tcMar>
+              <w:top w:w="80" w:type="dxa"/>
+              <w:left w:w="80" w:type="dxa"/>
+              <w:bottom w:w="80" w:type="dxa"/>
+              <w:right w:w="80" w:type="dxa"/>
+            </w:tcMar>
+            <w:hideMark/>
+          </w:tcPr>
+          <w:p>
+            <w:r>
+              <w:t>Cold, local, secondary timing observations</w:t>
+            </w:r>
+          </w:p>
+        </w:tc>
+        <w:tc>
+          <w:tcPr>
+            <w:tcW w:w="3595" w:type="dxa"/>
+            <w:tcBorders>
+              <w:top w:val="single" w:sz="8" w:space="0" w:color="A3A3A3"/>
+              <w:left w:val="single" w:sz="8" w:space="0" w:color="A3A3A3"/>
+              <w:bottom w:val="single" w:sz="8" w:space="0" w:color="A3A3A3"/>
+              <w:right w:val="single" w:sz="8" w:space="0" w:color="A3A3A3"/>
+            </w:tcBorders>
+            <w:tcMar>
+              <w:top w:w="80" w:type="dxa"/>
+              <w:left w:w="80" w:type="dxa"/>
+              <w:bottom w:w="80" w:type="dxa"/>
+              <w:right w:w="80" w:type="dxa"/>
+            </w:tcMar>
+            <w:hideMark/>
+          </w:tcPr>
+          <w:p>
+            <w:r>
+              <w:t xml:space="preserve">492.78 </w:t>
+            </w:r>
+            <w:proofErr w:type="spellStart"/>
+            <w:r>
+              <w:t>ms</w:t>
+            </w:r>
+            <w:proofErr w:type="spellEnd"/>
+            <w:r>
+              <w:t xml:space="preserve">, 29.32 </w:t>
+            </w:r>
+            <w:proofErr w:type="spellStart"/>
+            <w:r>
+              <w:t>ms</w:t>
+            </w:r>
+            <w:proofErr w:type="spellEnd"/>
+            <w:r>
+              <w:t xml:space="preserve">, 364.90 </w:t>
+            </w:r>
+            <w:proofErr w:type="spellStart"/>
+            <w:r>
+              <w:t>ms</w:t>
+            </w:r>
+            <w:proofErr w:type="spellEnd"/>
+          </w:p>
+        </w:tc>
+        <w:tc>
+          <w:tcPr>
+            <w:tcW w:w="2165" w:type="dxa"/>
+            <w:tcBorders>
+              <w:top w:val="single" w:sz="8" w:space="0" w:color="A3A3A3"/>
+              <w:left w:val="single" w:sz="8" w:space="0" w:color="A3A3A3"/>
+              <w:bottom w:val="single" w:sz="8" w:space="0" w:color="A3A3A3"/>
+              <w:right w:val="single" w:sz="8" w:space="0" w:color="A3A3A3"/>
+            </w:tcBorders>
+            <w:tcMar>
+              <w:top w:w="80" w:type="dxa"/>
+              <w:left w:w="80" w:type="dxa"/>
+              <w:bottom w:w="80" w:type="dxa"/>
+              <w:right w:w="80" w:type="dxa"/>
+            </w:tcMar>
+            <w:hideMark/>
+          </w:tcPr>
+          <w:p>
+            <w:r>
+              <w:t>TC-10</w:t>
+            </w:r>
+          </w:p>
+        </w:tc>
+        <w:tc>
+          <w:tcPr>
+            <w:tcW w:w="1369" w:type="dxa"/>
+            <w:tcBorders>
+              <w:top w:val="single" w:sz="8" w:space="0" w:color="A3A3A3"/>
+              <w:left w:val="single" w:sz="8" w:space="0" w:color="A3A3A3"/>
+              <w:bottom w:val="single" w:sz="8" w:space="0" w:color="A3A3A3"/>
+              <w:right w:val="single" w:sz="8" w:space="0" w:color="A3A3A3"/>
+            </w:tcBorders>
+            <w:tcMar>
+              <w:top w:w="80" w:type="dxa"/>
+              <w:left w:w="80" w:type="dxa"/>
+              <w:bottom w:w="80" w:type="dxa"/>
+              <w:right w:w="80" w:type="dxa"/>
+            </w:tcMar>
+            <w:hideMark/>
+          </w:tcPr>
+          <w:p>
+            <w:r>
+              <w:t>Covered</w:t>
             </w:r>
           </w:p>
         </w:tc>
@@ -2695,38 +3137,53 @@
       <w:tr>
         <w:tc>
           <w:tcPr>
-            <w:tcW w:w="5660" w:type="dxa"/>
-            <w:tcBorders>
-              <w:top w:val="single" w:sz="8" w:space="0" w:color="A3A3A3"/>
-              <w:left w:val="single" w:sz="8" w:space="0" w:color="A3A3A3"/>
-              <w:bottom w:val="single" w:sz="8" w:space="0" w:color="A3A3A3"/>
-              <w:right w:val="single" w:sz="8" w:space="0" w:color="A3A3A3"/>
-            </w:tcBorders>
-            <w:tcMar>
-              <w:top w:w="80" w:type="dxa"/>
-              <w:left w:w="80" w:type="dxa"/>
-              <w:bottom w:w="80" w:type="dxa"/>
-              <w:right w:w="80" w:type="dxa"/>
-            </w:tcMar>
-            <w:hideMark/>
-          </w:tcPr>
-          <w:p>
-            <w:r>
-              <w:t xml:space="preserve">Untouched </w:t>
-            </w:r>
-            <w:proofErr w:type="gramStart"/>
-            <w:r>
-              <w:t>bound-property</w:t>
-            </w:r>
-            <w:proofErr w:type="gramEnd"/>
-            <w:r>
-              <w:t xml:space="preserve"> writeback</w:t>
-            </w:r>
-          </w:p>
-        </w:tc>
-        <w:tc>
-          <w:tcPr>
-            <w:tcW w:w="1843" w:type="dxa"/>
+            <w:tcW w:w="2221" w:type="dxa"/>
+            <w:tcBorders>
+              <w:top w:val="single" w:sz="8" w:space="0" w:color="A3A3A3"/>
+              <w:left w:val="single" w:sz="8" w:space="0" w:color="A3A3A3"/>
+              <w:bottom w:val="single" w:sz="8" w:space="0" w:color="A3A3A3"/>
+              <w:right w:val="single" w:sz="8" w:space="0" w:color="A3A3A3"/>
+            </w:tcBorders>
+            <w:tcMar>
+              <w:top w:w="80" w:type="dxa"/>
+              <w:left w:w="80" w:type="dxa"/>
+              <w:bottom w:w="80" w:type="dxa"/>
+              <w:right w:w="80" w:type="dxa"/>
+            </w:tcMar>
+            <w:hideMark/>
+          </w:tcPr>
+          <w:p>
+            <w:r>
+              <w:t>Browser Console cleanliness</w:t>
+            </w:r>
+          </w:p>
+        </w:tc>
+        <w:tc>
+          <w:tcPr>
+            <w:tcW w:w="3595" w:type="dxa"/>
+            <w:tcBorders>
+              <w:top w:val="single" w:sz="8" w:space="0" w:color="A3A3A3"/>
+              <w:left w:val="single" w:sz="8" w:space="0" w:color="A3A3A3"/>
+              <w:bottom w:val="single" w:sz="8" w:space="0" w:color="A3A3A3"/>
+              <w:right w:val="single" w:sz="8" w:space="0" w:color="A3A3A3"/>
+            </w:tcBorders>
+            <w:tcMar>
+              <w:top w:w="80" w:type="dxa"/>
+              <w:left w:w="80" w:type="dxa"/>
+              <w:bottom w:w="80" w:type="dxa"/>
+              <w:right w:w="80" w:type="dxa"/>
+            </w:tcMar>
+            <w:hideMark/>
+          </w:tcPr>
+          <w:p>
+            <w:r>
+              <w:t>No unexpected application warnings/errors</w:t>
+            </w:r>
+          </w:p>
+        </w:tc>
+        <w:tc>
+          <w:tcPr>
+            <w:tcW w:w="2165" w:type="dxa"/>
             <w:tcBorders>
               <w:top w:val="single" w:sz="8" w:space="0" w:color="A3A3A3"/>
               <w:left w:val="single" w:sz="8" w:space="0" w:color="A3A3A3"/>
@@ -2744,6 +3201,29 @@
           <w:p>
             <w:r>
               <w:t>TC-11</w:t>
+            </w:r>
+          </w:p>
+        </w:tc>
+        <w:tc>
+          <w:tcPr>
+            <w:tcW w:w="1369" w:type="dxa"/>
+            <w:tcBorders>
+              <w:top w:val="single" w:sz="8" w:space="0" w:color="A3A3A3"/>
+              <w:left w:val="single" w:sz="8" w:space="0" w:color="A3A3A3"/>
+              <w:bottom w:val="single" w:sz="8" w:space="0" w:color="A3A3A3"/>
+              <w:right w:val="single" w:sz="8" w:space="0" w:color="A3A3A3"/>
+            </w:tcBorders>
+            <w:tcMar>
+              <w:top w:w="80" w:type="dxa"/>
+              <w:left w:w="80" w:type="dxa"/>
+              <w:bottom w:w="80" w:type="dxa"/>
+              <w:right w:w="80" w:type="dxa"/>
+            </w:tcMar>
+            <w:hideMark/>
+          </w:tcPr>
+          <w:p>
+            <w:r>
+              <w:t>Extra coverage</w:t>
             </w:r>
           </w:p>
         </w:tc>
@@ -2751,47 +3231,93 @@
       <w:tr>
         <w:tc>
           <w:tcPr>
-            <w:tcW w:w="5660" w:type="dxa"/>
-            <w:tcBorders>
-              <w:top w:val="single" w:sz="8" w:space="0" w:color="A3A3A3"/>
-              <w:left w:val="single" w:sz="8" w:space="0" w:color="A3A3A3"/>
-              <w:bottom w:val="single" w:sz="8" w:space="0" w:color="A3A3A3"/>
-              <w:right w:val="single" w:sz="8" w:space="0" w:color="A3A3A3"/>
-            </w:tcBorders>
-            <w:tcMar>
-              <w:top w:w="80" w:type="dxa"/>
-              <w:left w:w="80" w:type="dxa"/>
-              <w:bottom w:w="80" w:type="dxa"/>
-              <w:right w:w="80" w:type="dxa"/>
-            </w:tcMar>
-            <w:hideMark/>
-          </w:tcPr>
-          <w:p>
-            <w:r>
-              <w:t>Write and read in one request</w:t>
-            </w:r>
-          </w:p>
-        </w:tc>
-        <w:tc>
-          <w:tcPr>
-            <w:tcW w:w="1843" w:type="dxa"/>
-            <w:tcBorders>
-              <w:top w:val="single" w:sz="8" w:space="0" w:color="A3A3A3"/>
-              <w:left w:val="single" w:sz="8" w:space="0" w:color="A3A3A3"/>
-              <w:bottom w:val="single" w:sz="8" w:space="0" w:color="A3A3A3"/>
-              <w:right w:val="single" w:sz="8" w:space="0" w:color="A3A3A3"/>
-            </w:tcBorders>
-            <w:tcMar>
-              <w:top w:w="80" w:type="dxa"/>
-              <w:left w:w="80" w:type="dxa"/>
-              <w:bottom w:w="80" w:type="dxa"/>
-              <w:right w:w="80" w:type="dxa"/>
-            </w:tcMar>
-            <w:hideMark/>
-          </w:tcPr>
-          <w:p>
-            <w:r>
-              <w:t>TC-12</w:t>
+            <w:tcW w:w="2221" w:type="dxa"/>
+            <w:tcBorders>
+              <w:top w:val="single" w:sz="8" w:space="0" w:color="A3A3A3"/>
+              <w:left w:val="single" w:sz="8" w:space="0" w:color="A3A3A3"/>
+              <w:bottom w:val="single" w:sz="8" w:space="0" w:color="A3A3A3"/>
+              <w:right w:val="single" w:sz="8" w:space="0" w:color="A3A3A3"/>
+            </w:tcBorders>
+            <w:tcMar>
+              <w:top w:w="80" w:type="dxa"/>
+              <w:left w:w="80" w:type="dxa"/>
+              <w:bottom w:w="80" w:type="dxa"/>
+              <w:right w:w="80" w:type="dxa"/>
+            </w:tcMar>
+            <w:hideMark/>
+          </w:tcPr>
+          <w:p>
+            <w:r>
+              <w:t>More than one instance/proxy</w:t>
+            </w:r>
+          </w:p>
+        </w:tc>
+        <w:tc>
+          <w:tcPr>
+            <w:tcW w:w="3595" w:type="dxa"/>
+            <w:tcBorders>
+              <w:top w:val="single" w:sz="8" w:space="0" w:color="A3A3A3"/>
+              <w:left w:val="single" w:sz="8" w:space="0" w:color="A3A3A3"/>
+              <w:bottom w:val="single" w:sz="8" w:space="0" w:color="A3A3A3"/>
+              <w:right w:val="single" w:sz="8" w:space="0" w:color="A3A3A3"/>
+            </w:tcBorders>
+            <w:tcMar>
+              <w:top w:w="80" w:type="dxa"/>
+              <w:left w:w="80" w:type="dxa"/>
+              <w:bottom w:w="80" w:type="dxa"/>
+              <w:right w:w="80" w:type="dxa"/>
+            </w:tcMar>
+            <w:hideMark/>
+          </w:tcPr>
+          <w:p>
+            <w:r>
+              <w:t>Two instances with shared Redis; Caddy configured</w:t>
+            </w:r>
+          </w:p>
+        </w:tc>
+        <w:tc>
+          <w:tcPr>
+            <w:tcW w:w="2165" w:type="dxa"/>
+            <w:tcBorders>
+              <w:top w:val="single" w:sz="8" w:space="0" w:color="A3A3A3"/>
+              <w:left w:val="single" w:sz="8" w:space="0" w:color="A3A3A3"/>
+              <w:bottom w:val="single" w:sz="8" w:space="0" w:color="A3A3A3"/>
+              <w:right w:val="single" w:sz="8" w:space="0" w:color="A3A3A3"/>
+            </w:tcBorders>
+            <w:tcMar>
+              <w:top w:w="80" w:type="dxa"/>
+              <w:left w:w="80" w:type="dxa"/>
+              <w:bottom w:w="80" w:type="dxa"/>
+              <w:right w:w="80" w:type="dxa"/>
+            </w:tcMar>
+            <w:hideMark/>
+          </w:tcPr>
+          <w:p>
+            <w:r>
+              <w:t>TC-01, TC-03, TC-07, TC-09, TC-10</w:t>
+            </w:r>
+          </w:p>
+        </w:tc>
+        <w:tc>
+          <w:tcPr>
+            <w:tcW w:w="1369" w:type="dxa"/>
+            <w:tcBorders>
+              <w:top w:val="single" w:sz="8" w:space="0" w:color="A3A3A3"/>
+              <w:left w:val="single" w:sz="8" w:space="0" w:color="A3A3A3"/>
+              <w:bottom w:val="single" w:sz="8" w:space="0" w:color="A3A3A3"/>
+              <w:right w:val="single" w:sz="8" w:space="0" w:color="A3A3A3"/>
+            </w:tcBorders>
+            <w:tcMar>
+              <w:top w:w="80" w:type="dxa"/>
+              <w:left w:w="80" w:type="dxa"/>
+              <w:bottom w:w="80" w:type="dxa"/>
+              <w:right w:w="80" w:type="dxa"/>
+            </w:tcMar>
+            <w:hideMark/>
+          </w:tcPr>
+          <w:p>
+            <w:r>
+              <w:t>Covered</w:t>
             </w:r>
           </w:p>
         </w:tc>
@@ -2799,47 +3325,114 @@
       <w:tr>
         <w:tc>
           <w:tcPr>
-            <w:tcW w:w="5660" w:type="dxa"/>
-            <w:tcBorders>
-              <w:top w:val="single" w:sz="8" w:space="0" w:color="A3A3A3"/>
-              <w:left w:val="single" w:sz="8" w:space="0" w:color="A3A3A3"/>
-              <w:bottom w:val="single" w:sz="8" w:space="0" w:color="A3A3A3"/>
-              <w:right w:val="single" w:sz="8" w:space="0" w:color="A3A3A3"/>
-            </w:tcBorders>
-            <w:tcMar>
-              <w:top w:w="80" w:type="dxa"/>
-              <w:left w:w="80" w:type="dxa"/>
-              <w:bottom w:w="80" w:type="dxa"/>
-              <w:right w:w="80" w:type="dxa"/>
-            </w:tcMar>
-            <w:hideMark/>
-          </w:tcPr>
-          <w:p>
-            <w:r>
-              <w:t>Must Hold 1</w:t>
-            </w:r>
-          </w:p>
-        </w:tc>
-        <w:tc>
-          <w:tcPr>
-            <w:tcW w:w="1843" w:type="dxa"/>
-            <w:tcBorders>
-              <w:top w:val="single" w:sz="8" w:space="0" w:color="A3A3A3"/>
-              <w:left w:val="single" w:sz="8" w:space="0" w:color="A3A3A3"/>
-              <w:bottom w:val="single" w:sz="8" w:space="0" w:color="A3A3A3"/>
-              <w:right w:val="single" w:sz="8" w:space="0" w:color="A3A3A3"/>
-            </w:tcBorders>
-            <w:tcMar>
-              <w:top w:w="80" w:type="dxa"/>
-              <w:left w:w="80" w:type="dxa"/>
-              <w:bottom w:w="80" w:type="dxa"/>
-              <w:right w:w="80" w:type="dxa"/>
-            </w:tcMar>
-            <w:hideMark/>
-          </w:tcPr>
-          <w:p>
-            <w:r>
-              <w:t>TC-02</w:t>
+            <w:tcW w:w="2221" w:type="dxa"/>
+            <w:tcBorders>
+              <w:top w:val="single" w:sz="8" w:space="0" w:color="A3A3A3"/>
+              <w:left w:val="single" w:sz="8" w:space="0" w:color="A3A3A3"/>
+              <w:bottom w:val="single" w:sz="8" w:space="0" w:color="A3A3A3"/>
+              <w:right w:val="single" w:sz="8" w:space="0" w:color="A3A3A3"/>
+            </w:tcBorders>
+            <w:tcMar>
+              <w:top w:w="80" w:type="dxa"/>
+              <w:left w:w="80" w:type="dxa"/>
+              <w:bottom w:w="80" w:type="dxa"/>
+              <w:right w:w="80" w:type="dxa"/>
+            </w:tcMar>
+            <w:hideMark/>
+          </w:tcPr>
+          <w:p>
+            <w:proofErr w:type="spellStart"/>
+            <w:r>
+              <w:t>HybridCache</w:t>
+            </w:r>
+            <w:proofErr w:type="spellEnd"/>
+            <w:r>
+              <w:t>-selection documentation answer</w:t>
+            </w:r>
+          </w:p>
+        </w:tc>
+        <w:tc>
+          <w:tcPr>
+            <w:tcW w:w="3595" w:type="dxa"/>
+            <w:tcBorders>
+              <w:top w:val="single" w:sz="8" w:space="0" w:color="A3A3A3"/>
+              <w:left w:val="single" w:sz="8" w:space="0" w:color="A3A3A3"/>
+              <w:bottom w:val="single" w:sz="8" w:space="0" w:color="A3A3A3"/>
+              <w:right w:val="single" w:sz="8" w:space="0" w:color="A3A3A3"/>
+            </w:tcBorders>
+            <w:tcMar>
+              <w:top w:w="80" w:type="dxa"/>
+              <w:left w:w="80" w:type="dxa"/>
+              <w:bottom w:w="80" w:type="dxa"/>
+              <w:right w:w="80" w:type="dxa"/>
+            </w:tcMar>
+            <w:hideMark/>
+          </w:tcPr>
+          <w:p>
+            <w:r>
+              <w:t xml:space="preserve">README records that registered </w:t>
+            </w:r>
+            <w:proofErr w:type="spellStart"/>
+            <w:r>
+              <w:t>HybridCache</w:t>
+            </w:r>
+            <w:proofErr w:type="spellEnd"/>
+            <w:r>
+              <w:t xml:space="preserve"> </w:t>
+            </w:r>
+            <w:proofErr w:type="gramStart"/>
+            <w:r>
+              <w:t>is</w:t>
+            </w:r>
+            <w:proofErr w:type="gramEnd"/>
+            <w:r>
+              <w:t xml:space="preserve"> selected automatically</w:t>
+            </w:r>
+          </w:p>
+        </w:tc>
+        <w:tc>
+          <w:tcPr>
+            <w:tcW w:w="2165" w:type="dxa"/>
+            <w:tcBorders>
+              <w:top w:val="single" w:sz="8" w:space="0" w:color="A3A3A3"/>
+              <w:left w:val="single" w:sz="8" w:space="0" w:color="A3A3A3"/>
+              <w:bottom w:val="single" w:sz="8" w:space="0" w:color="A3A3A3"/>
+              <w:right w:val="single" w:sz="8" w:space="0" w:color="A3A3A3"/>
+            </w:tcBorders>
+            <w:tcMar>
+              <w:top w:w="80" w:type="dxa"/>
+              <w:left w:w="80" w:type="dxa"/>
+              <w:bottom w:w="80" w:type="dxa"/>
+              <w:right w:w="80" w:type="dxa"/>
+            </w:tcMar>
+            <w:hideMark/>
+          </w:tcPr>
+          <w:p>
+            <w:r>
+              <w:t>README</w:t>
+            </w:r>
+          </w:p>
+        </w:tc>
+        <w:tc>
+          <w:tcPr>
+            <w:tcW w:w="1369" w:type="dxa"/>
+            <w:tcBorders>
+              <w:top w:val="single" w:sz="8" w:space="0" w:color="A3A3A3"/>
+              <w:left w:val="single" w:sz="8" w:space="0" w:color="A3A3A3"/>
+              <w:bottom w:val="single" w:sz="8" w:space="0" w:color="A3A3A3"/>
+              <w:right w:val="single" w:sz="8" w:space="0" w:color="A3A3A3"/>
+            </w:tcBorders>
+            <w:tcMar>
+              <w:top w:w="80" w:type="dxa"/>
+              <w:left w:w="80" w:type="dxa"/>
+              <w:bottom w:w="80" w:type="dxa"/>
+              <w:right w:w="80" w:type="dxa"/>
+            </w:tcMar>
+            <w:hideMark/>
+          </w:tcPr>
+          <w:p>
+            <w:r>
+              <w:t>Covered</w:t>
             </w:r>
           </w:p>
         </w:tc>
@@ -2847,191 +3440,93 @@
       <w:tr>
         <w:tc>
           <w:tcPr>
-            <w:tcW w:w="5660" w:type="dxa"/>
-            <w:tcBorders>
-              <w:top w:val="single" w:sz="8" w:space="0" w:color="A3A3A3"/>
-              <w:left w:val="single" w:sz="8" w:space="0" w:color="A3A3A3"/>
-              <w:bottom w:val="single" w:sz="8" w:space="0" w:color="A3A3A3"/>
-              <w:right w:val="single" w:sz="8" w:space="0" w:color="A3A3A3"/>
-            </w:tcBorders>
-            <w:tcMar>
-              <w:top w:w="80" w:type="dxa"/>
-              <w:left w:w="80" w:type="dxa"/>
-              <w:bottom w:w="80" w:type="dxa"/>
-              <w:right w:w="80" w:type="dxa"/>
-            </w:tcMar>
-            <w:hideMark/>
-          </w:tcPr>
-          <w:p>
-            <w:r>
-              <w:t>Must Hold 2</w:t>
-            </w:r>
-          </w:p>
-        </w:tc>
-        <w:tc>
-          <w:tcPr>
-            <w:tcW w:w="1843" w:type="dxa"/>
-            <w:tcBorders>
-              <w:top w:val="single" w:sz="8" w:space="0" w:color="A3A3A3"/>
-              <w:left w:val="single" w:sz="8" w:space="0" w:color="A3A3A3"/>
-              <w:bottom w:val="single" w:sz="8" w:space="0" w:color="A3A3A3"/>
-              <w:right w:val="single" w:sz="8" w:space="0" w:color="A3A3A3"/>
-            </w:tcBorders>
-            <w:tcMar>
-              <w:top w:w="80" w:type="dxa"/>
-              <w:left w:w="80" w:type="dxa"/>
-              <w:bottom w:w="80" w:type="dxa"/>
-              <w:right w:w="80" w:type="dxa"/>
-            </w:tcMar>
-            <w:hideMark/>
-          </w:tcPr>
-          <w:p>
-            <w:r>
-              <w:t>TC-04</w:t>
-            </w:r>
-          </w:p>
-        </w:tc>
-      </w:tr>
-      <w:tr>
-        <w:tc>
-          <w:tcPr>
-            <w:tcW w:w="5660" w:type="dxa"/>
-            <w:tcBorders>
-              <w:top w:val="single" w:sz="8" w:space="0" w:color="A3A3A3"/>
-              <w:left w:val="single" w:sz="8" w:space="0" w:color="A3A3A3"/>
-              <w:bottom w:val="single" w:sz="8" w:space="0" w:color="A3A3A3"/>
-              <w:right w:val="single" w:sz="8" w:space="0" w:color="A3A3A3"/>
-            </w:tcBorders>
-            <w:tcMar>
-              <w:top w:w="80" w:type="dxa"/>
-              <w:left w:w="80" w:type="dxa"/>
-              <w:bottom w:w="80" w:type="dxa"/>
-              <w:right w:w="80" w:type="dxa"/>
-            </w:tcMar>
-            <w:hideMark/>
-          </w:tcPr>
-          <w:p>
-            <w:r>
-              <w:t>Must Hold 3</w:t>
-            </w:r>
-          </w:p>
-        </w:tc>
-        <w:tc>
-          <w:tcPr>
-            <w:tcW w:w="1843" w:type="dxa"/>
-            <w:tcBorders>
-              <w:top w:val="single" w:sz="8" w:space="0" w:color="A3A3A3"/>
-              <w:left w:val="single" w:sz="8" w:space="0" w:color="A3A3A3"/>
-              <w:bottom w:val="single" w:sz="8" w:space="0" w:color="A3A3A3"/>
-              <w:right w:val="single" w:sz="8" w:space="0" w:color="A3A3A3"/>
-            </w:tcBorders>
-            <w:tcMar>
-              <w:top w:w="80" w:type="dxa"/>
-              <w:left w:w="80" w:type="dxa"/>
-              <w:bottom w:w="80" w:type="dxa"/>
-              <w:right w:w="80" w:type="dxa"/>
-            </w:tcMar>
-            <w:hideMark/>
-          </w:tcPr>
-          <w:p>
-            <w:r>
-              <w:t>TC-05</w:t>
-            </w:r>
-          </w:p>
-        </w:tc>
-      </w:tr>
-      <w:tr>
-        <w:tc>
-          <w:tcPr>
-            <w:tcW w:w="5660" w:type="dxa"/>
-            <w:tcBorders>
-              <w:top w:val="single" w:sz="8" w:space="0" w:color="A3A3A3"/>
-              <w:left w:val="single" w:sz="8" w:space="0" w:color="A3A3A3"/>
-              <w:bottom w:val="single" w:sz="8" w:space="0" w:color="A3A3A3"/>
-              <w:right w:val="single" w:sz="8" w:space="0" w:color="A3A3A3"/>
-            </w:tcBorders>
-            <w:tcMar>
-              <w:top w:w="80" w:type="dxa"/>
-              <w:left w:w="80" w:type="dxa"/>
-              <w:bottom w:w="80" w:type="dxa"/>
-              <w:right w:w="80" w:type="dxa"/>
-            </w:tcMar>
-            <w:hideMark/>
-          </w:tcPr>
-          <w:p>
-            <w:r>
-              <w:t>Must Hold 4</w:t>
-            </w:r>
-          </w:p>
-        </w:tc>
-        <w:tc>
-          <w:tcPr>
-            <w:tcW w:w="1843" w:type="dxa"/>
-            <w:tcBorders>
-              <w:top w:val="single" w:sz="8" w:space="0" w:color="A3A3A3"/>
-              <w:left w:val="single" w:sz="8" w:space="0" w:color="A3A3A3"/>
-              <w:bottom w:val="single" w:sz="8" w:space="0" w:color="A3A3A3"/>
-              <w:right w:val="single" w:sz="8" w:space="0" w:color="A3A3A3"/>
-            </w:tcBorders>
-            <w:tcMar>
-              <w:top w:w="80" w:type="dxa"/>
-              <w:left w:w="80" w:type="dxa"/>
-              <w:bottom w:w="80" w:type="dxa"/>
-              <w:right w:w="80" w:type="dxa"/>
-            </w:tcMar>
-            <w:hideMark/>
-          </w:tcPr>
-          <w:p>
-            <w:r>
-              <w:t>TC-06</w:t>
-            </w:r>
-          </w:p>
-        </w:tc>
-      </w:tr>
-      <w:tr>
-        <w:tc>
-          <w:tcPr>
-            <w:tcW w:w="5660" w:type="dxa"/>
-            <w:tcBorders>
-              <w:top w:val="single" w:sz="8" w:space="0" w:color="A3A3A3"/>
-              <w:left w:val="single" w:sz="8" w:space="0" w:color="A3A3A3"/>
-              <w:bottom w:val="single" w:sz="8" w:space="0" w:color="A3A3A3"/>
-              <w:right w:val="single" w:sz="8" w:space="0" w:color="A3A3A3"/>
-            </w:tcBorders>
-            <w:tcMar>
-              <w:top w:w="80" w:type="dxa"/>
-              <w:left w:w="80" w:type="dxa"/>
-              <w:bottom w:w="80" w:type="dxa"/>
-              <w:right w:w="80" w:type="dxa"/>
-            </w:tcMar>
-            <w:hideMark/>
-          </w:tcPr>
-          <w:p>
-            <w:r>
-              <w:t>Must Hold 5</w:t>
-            </w:r>
-          </w:p>
-        </w:tc>
-        <w:tc>
-          <w:tcPr>
-            <w:tcW w:w="1843" w:type="dxa"/>
-            <w:tcBorders>
-              <w:top w:val="single" w:sz="8" w:space="0" w:color="A3A3A3"/>
-              <w:left w:val="single" w:sz="8" w:space="0" w:color="A3A3A3"/>
-              <w:bottom w:val="single" w:sz="8" w:space="0" w:color="A3A3A3"/>
-              <w:right w:val="single" w:sz="8" w:space="0" w:color="A3A3A3"/>
-            </w:tcBorders>
-            <w:tcMar>
-              <w:top w:w="80" w:type="dxa"/>
-              <w:left w:w="80" w:type="dxa"/>
-              <w:bottom w:w="80" w:type="dxa"/>
-              <w:right w:w="80" w:type="dxa"/>
-            </w:tcMar>
-            <w:hideMark/>
-          </w:tcPr>
-          <w:p>
-            <w:r>
-              <w:t>TC-09, TC-10</w:t>
+            <w:tcW w:w="2221" w:type="dxa"/>
+            <w:tcBorders>
+              <w:top w:val="single" w:sz="8" w:space="0" w:color="A3A3A3"/>
+              <w:left w:val="single" w:sz="8" w:space="0" w:color="A3A3A3"/>
+              <w:bottom w:val="single" w:sz="8" w:space="0" w:color="A3A3A3"/>
+              <w:right w:val="single" w:sz="8" w:space="0" w:color="A3A3A3"/>
+            </w:tcBorders>
+            <w:tcMar>
+              <w:top w:w="80" w:type="dxa"/>
+              <w:left w:w="80" w:type="dxa"/>
+              <w:bottom w:w="80" w:type="dxa"/>
+              <w:right w:w="80" w:type="dxa"/>
+            </w:tcMar>
+            <w:hideMark/>
+          </w:tcPr>
+          <w:p>
+            <w:r>
+              <w:t>Sliding-expiration documentation answer</w:t>
+            </w:r>
+          </w:p>
+        </w:tc>
+        <w:tc>
+          <w:tcPr>
+            <w:tcW w:w="3595" w:type="dxa"/>
+            <w:tcBorders>
+              <w:top w:val="single" w:sz="8" w:space="0" w:color="A3A3A3"/>
+              <w:left w:val="single" w:sz="8" w:space="0" w:color="A3A3A3"/>
+              <w:bottom w:val="single" w:sz="8" w:space="0" w:color="A3A3A3"/>
+              <w:right w:val="single" w:sz="8" w:space="0" w:color="A3A3A3"/>
+            </w:tcBorders>
+            <w:tcMar>
+              <w:top w:w="80" w:type="dxa"/>
+              <w:left w:w="80" w:type="dxa"/>
+              <w:bottom w:w="80" w:type="dxa"/>
+              <w:right w:w="80" w:type="dxa"/>
+            </w:tcMar>
+            <w:hideMark/>
+          </w:tcPr>
+          <w:p>
+            <w:r>
+              <w:t>README records the documented limitation/alternatives</w:t>
+            </w:r>
+          </w:p>
+        </w:tc>
+        <w:tc>
+          <w:tcPr>
+            <w:tcW w:w="2165" w:type="dxa"/>
+            <w:tcBorders>
+              <w:top w:val="single" w:sz="8" w:space="0" w:color="A3A3A3"/>
+              <w:left w:val="single" w:sz="8" w:space="0" w:color="A3A3A3"/>
+              <w:bottom w:val="single" w:sz="8" w:space="0" w:color="A3A3A3"/>
+              <w:right w:val="single" w:sz="8" w:space="0" w:color="A3A3A3"/>
+            </w:tcBorders>
+            <w:tcMar>
+              <w:top w:w="80" w:type="dxa"/>
+              <w:left w:w="80" w:type="dxa"/>
+              <w:bottom w:w="80" w:type="dxa"/>
+              <w:right w:w="80" w:type="dxa"/>
+            </w:tcMar>
+            <w:hideMark/>
+          </w:tcPr>
+          <w:p>
+            <w:r>
+              <w:t>README, TC-04</w:t>
+            </w:r>
+          </w:p>
+        </w:tc>
+        <w:tc>
+          <w:tcPr>
+            <w:tcW w:w="1369" w:type="dxa"/>
+            <w:tcBorders>
+              <w:top w:val="single" w:sz="8" w:space="0" w:color="A3A3A3"/>
+              <w:left w:val="single" w:sz="8" w:space="0" w:color="A3A3A3"/>
+              <w:bottom w:val="single" w:sz="8" w:space="0" w:color="A3A3A3"/>
+              <w:right w:val="single" w:sz="8" w:space="0" w:color="A3A3A3"/>
+            </w:tcBorders>
+            <w:tcMar>
+              <w:top w:w="80" w:type="dxa"/>
+              <w:left w:w="80" w:type="dxa"/>
+              <w:bottom w:w="80" w:type="dxa"/>
+              <w:right w:w="80" w:type="dxa"/>
+            </w:tcMar>
+            <w:hideMark/>
+          </w:tcPr>
+          <w:p>
+            <w:r>
+              <w:t>Covered</w:t>
             </w:r>
           </w:p>
         </w:tc>
@@ -3044,406 +3539,14 @@
           <w:bCs/>
         </w:rPr>
       </w:pPr>
-      <w:r>
-        <w:br/>
-      </w:r>
     </w:p>
-    <w:p>
-      <w:pPr>
-        <w:rPr>
-          <w:b/>
-          <w:bCs/>
-        </w:rPr>
-      </w:pPr>
-      <w:r>
-        <w:rPr>
-          <w:b/>
-          <w:bCs/>
-        </w:rPr>
-        <w:t>Documentation Assessment:</w:t>
-      </w:r>
-    </w:p>
-    <w:tbl>
-      <w:tblPr>
-        <w:tblW w:w="0" w:type="auto"/>
-        <w:tblCellSpacing w:w="15" w:type="dxa"/>
-        <w:tblBorders>
-          <w:top w:val="single" w:sz="4" w:space="0" w:color="auto"/>
-          <w:left w:val="single" w:sz="4" w:space="0" w:color="auto"/>
-          <w:bottom w:val="single" w:sz="4" w:space="0" w:color="auto"/>
-          <w:right w:val="single" w:sz="4" w:space="0" w:color="auto"/>
-          <w:insideH w:val="single" w:sz="4" w:space="0" w:color="auto"/>
-          <w:insideV w:val="single" w:sz="4" w:space="0" w:color="auto"/>
-        </w:tblBorders>
-        <w:tblCellMar>
-          <w:top w:w="15" w:type="dxa"/>
-          <w:left w:w="15" w:type="dxa"/>
-          <w:bottom w:w="15" w:type="dxa"/>
-          <w:right w:w="15" w:type="dxa"/>
-        </w:tblCellMar>
-        <w:tblLook w:val="04A0" w:firstRow="1" w:lastRow="0" w:firstColumn="1" w:lastColumn="0" w:noHBand="0" w:noVBand="1"/>
-      </w:tblPr>
-      <w:tblGrid>
-        <w:gridCol w:w="3801"/>
-        <w:gridCol w:w="1864"/>
-        <w:gridCol w:w="3685"/>
-      </w:tblGrid>
-      <w:tr>
-        <w:trPr>
-          <w:tblHeader/>
-          <w:tblCellSpacing w:w="15" w:type="dxa"/>
-        </w:trPr>
-        <w:tc>
-          <w:tcPr>
-            <w:tcW w:w="3756" w:type="dxa"/>
-            <w:tcMar>
-              <w:top w:w="60" w:type="dxa"/>
-              <w:left w:w="90" w:type="dxa"/>
-              <w:bottom w:w="60" w:type="dxa"/>
-              <w:right w:w="90" w:type="dxa"/>
-            </w:tcMar>
-            <w:vAlign w:val="center"/>
-            <w:hideMark/>
-          </w:tcPr>
-          <w:p>
-            <w:pPr>
-              <w:rPr>
-                <w:b/>
-                <w:bCs/>
-              </w:rPr>
-            </w:pPr>
-            <w:r>
-              <w:rPr>
-                <w:b/>
-                <w:bCs/>
-              </w:rPr>
-              <w:t>Area</w:t>
-            </w:r>
-          </w:p>
-        </w:tc>
-        <w:tc>
-          <w:tcPr>
-            <w:tcW w:w="1834" w:type="dxa"/>
-            <w:tcMar>
-              <w:top w:w="60" w:type="dxa"/>
-              <w:left w:w="90" w:type="dxa"/>
-              <w:bottom w:w="60" w:type="dxa"/>
-              <w:right w:w="90" w:type="dxa"/>
-            </w:tcMar>
-            <w:vAlign w:val="center"/>
-            <w:hideMark/>
-          </w:tcPr>
-          <w:p>
-            <w:pPr>
-              <w:rPr>
-                <w:b/>
-                <w:bCs/>
-              </w:rPr>
-            </w:pPr>
-            <w:r>
-              <w:rPr>
-                <w:b/>
-                <w:bCs/>
-              </w:rPr>
-              <w:t>Assessment</w:t>
-            </w:r>
-          </w:p>
-        </w:tc>
-        <w:tc>
-          <w:tcPr>
-            <w:tcW w:w="3640" w:type="dxa"/>
-            <w:tcMar>
-              <w:top w:w="60" w:type="dxa"/>
-              <w:left w:w="90" w:type="dxa"/>
-              <w:bottom w:w="60" w:type="dxa"/>
-              <w:right w:w="90" w:type="dxa"/>
-            </w:tcMar>
-            <w:vAlign w:val="center"/>
-            <w:hideMark/>
-          </w:tcPr>
-          <w:p>
-            <w:pPr>
-              <w:rPr>
-                <w:b/>
-                <w:bCs/>
-              </w:rPr>
-            </w:pPr>
-            <w:r>
-              <w:rPr>
-                <w:b/>
-                <w:bCs/>
-              </w:rPr>
-              <w:t>Finding</w:t>
-            </w:r>
-          </w:p>
-        </w:tc>
-      </w:tr>
-      <w:tr>
-        <w:trPr>
-          <w:tblCellSpacing w:w="15" w:type="dxa"/>
-        </w:trPr>
-        <w:tc>
-          <w:tcPr>
-            <w:tcW w:w="3756" w:type="dxa"/>
-            <w:tcMar>
-              <w:top w:w="60" w:type="dxa"/>
-              <w:left w:w="90" w:type="dxa"/>
-              <w:bottom w:w="60" w:type="dxa"/>
-              <w:right w:w="90" w:type="dxa"/>
-            </w:tcMar>
-            <w:vAlign w:val="center"/>
-            <w:hideMark/>
-          </w:tcPr>
-          <w:p>
-            <w:r>
-              <w:t>Get versus Peek</w:t>
-            </w:r>
-          </w:p>
-        </w:tc>
-        <w:tc>
-          <w:tcPr>
-            <w:tcW w:w="1834" w:type="dxa"/>
-            <w:tcMar>
-              <w:top w:w="60" w:type="dxa"/>
-              <w:left w:w="90" w:type="dxa"/>
-              <w:bottom w:w="60" w:type="dxa"/>
-              <w:right w:w="90" w:type="dxa"/>
-            </w:tcMar>
-            <w:vAlign w:val="center"/>
-            <w:hideMark/>
-          </w:tcPr>
-          <w:p>
-            <w:r>
-              <w:t>Clearly documented</w:t>
-            </w:r>
-          </w:p>
-        </w:tc>
-        <w:tc>
-          <w:tcPr>
-            <w:tcW w:w="3640" w:type="dxa"/>
-            <w:tcMar>
-              <w:top w:w="60" w:type="dxa"/>
-              <w:left w:w="90" w:type="dxa"/>
-              <w:bottom w:w="60" w:type="dxa"/>
-              <w:right w:w="90" w:type="dxa"/>
-            </w:tcMar>
-            <w:vAlign w:val="center"/>
-            <w:hideMark/>
-          </w:tcPr>
-          <w:p>
-            <w:r>
-              <w:t>Get retrieves a value and schedules it for deletion. Peek retrieves it without scheduling deletion. The lifecycle difference can be understood without experimentation.</w:t>
-            </w:r>
-          </w:p>
-        </w:tc>
-      </w:tr>
-      <w:tr>
-        <w:trPr>
-          <w:tblCellSpacing w:w="15" w:type="dxa"/>
-        </w:trPr>
-        <w:tc>
-          <w:tcPr>
-            <w:tcW w:w="3756" w:type="dxa"/>
-            <w:tcMar>
-              <w:top w:w="60" w:type="dxa"/>
-              <w:left w:w="90" w:type="dxa"/>
-              <w:bottom w:w="60" w:type="dxa"/>
-              <w:right w:w="90" w:type="dxa"/>
-            </w:tcMar>
-            <w:vAlign w:val="center"/>
-            <w:hideMark/>
-          </w:tcPr>
-          <w:p>
-            <w:r>
-              <w:lastRenderedPageBreak/>
-              <w:t>Keep versus Peek</w:t>
-            </w:r>
-          </w:p>
-        </w:tc>
-        <w:tc>
-          <w:tcPr>
-            <w:tcW w:w="1834" w:type="dxa"/>
-            <w:tcMar>
-              <w:top w:w="60" w:type="dxa"/>
-              <w:left w:w="90" w:type="dxa"/>
-              <w:bottom w:w="60" w:type="dxa"/>
-              <w:right w:w="90" w:type="dxa"/>
-            </w:tcMar>
-            <w:vAlign w:val="center"/>
-            <w:hideMark/>
-          </w:tcPr>
-          <w:p>
-            <w:r>
-              <w:t>Documented, with limited guidance</w:t>
-            </w:r>
-          </w:p>
-        </w:tc>
-        <w:tc>
-          <w:tcPr>
-            <w:tcW w:w="3640" w:type="dxa"/>
-            <w:tcMar>
-              <w:top w:w="60" w:type="dxa"/>
-              <w:left w:w="90" w:type="dxa"/>
-              <w:bottom w:w="60" w:type="dxa"/>
-              <w:right w:w="90" w:type="dxa"/>
-            </w:tcMar>
-            <w:vAlign w:val="center"/>
-            <w:hideMark/>
-          </w:tcPr>
-          <w:p>
-            <w:r>
-              <w:t>The documentation defines both operations and provides examples. Peek reads without marking the value for deletion, while </w:t>
-            </w:r>
-            <w:proofErr w:type="gramStart"/>
-            <w:r>
-              <w:t>Keep</w:t>
-            </w:r>
-            <w:proofErr w:type="gramEnd"/>
-            <w:r>
-              <w:t> retains a value that has already been read. However, guidance about choosing between them is brief.</w:t>
-            </w:r>
-          </w:p>
-        </w:tc>
-      </w:tr>
-      <w:tr>
-        <w:trPr>
-          <w:tblCellSpacing w:w="15" w:type="dxa"/>
-        </w:trPr>
-        <w:tc>
-          <w:tcPr>
-            <w:tcW w:w="3756" w:type="dxa"/>
-            <w:tcMar>
-              <w:top w:w="60" w:type="dxa"/>
-              <w:left w:w="90" w:type="dxa"/>
-              <w:bottom w:w="60" w:type="dxa"/>
-              <w:right w:w="90" w:type="dxa"/>
-            </w:tcMar>
-            <w:vAlign w:val="center"/>
-            <w:hideMark/>
-          </w:tcPr>
-          <w:p>
-            <w:r>
-              <w:t>[</w:t>
-            </w:r>
-            <w:proofErr w:type="spellStart"/>
-            <w:r>
-              <w:t>SupplyParameterFromTempData</w:t>
-            </w:r>
-            <w:proofErr w:type="spellEnd"/>
-            <w:r>
-              <w:t>] </w:t>
-            </w:r>
-          </w:p>
-          <w:p>
-            <w:r>
-              <w:t>binding</w:t>
-            </w:r>
-          </w:p>
-        </w:tc>
-        <w:tc>
-          <w:tcPr>
-            <w:tcW w:w="1834" w:type="dxa"/>
-            <w:tcMar>
-              <w:top w:w="60" w:type="dxa"/>
-              <w:left w:w="90" w:type="dxa"/>
-              <w:bottom w:w="60" w:type="dxa"/>
-              <w:right w:w="90" w:type="dxa"/>
-            </w:tcMar>
-            <w:vAlign w:val="center"/>
-            <w:hideMark/>
-          </w:tcPr>
-          <w:p>
-            <w:r>
-              <w:t>Partially documented</w:t>
-            </w:r>
-          </w:p>
-        </w:tc>
-        <w:tc>
-          <w:tcPr>
-            <w:tcW w:w="3640" w:type="dxa"/>
-            <w:tcMar>
-              <w:top w:w="60" w:type="dxa"/>
-              <w:left w:w="90" w:type="dxa"/>
-              <w:bottom w:w="60" w:type="dxa"/>
-              <w:right w:w="90" w:type="dxa"/>
-            </w:tcMar>
-            <w:vAlign w:val="center"/>
-            <w:hideMark/>
-          </w:tcPr>
-          <w:p>
-            <w:r>
-              <w:t>The attribute and its optional key name are documented, including a basic read/write example.</w:t>
-            </w:r>
-          </w:p>
-        </w:tc>
-      </w:tr>
-      <w:tr>
-        <w:trPr>
-          <w:tblCellSpacing w:w="15" w:type="dxa"/>
-        </w:trPr>
-        <w:tc>
-          <w:tcPr>
-            <w:tcW w:w="3756" w:type="dxa"/>
-            <w:tcMar>
-              <w:top w:w="60" w:type="dxa"/>
-              <w:left w:w="90" w:type="dxa"/>
-              <w:bottom w:w="60" w:type="dxa"/>
-              <w:right w:w="90" w:type="dxa"/>
-            </w:tcMar>
-            <w:vAlign w:val="center"/>
-            <w:hideMark/>
-          </w:tcPr>
-          <w:p>
-            <w:r>
-              <w:t>Bound-property writeback</w:t>
-            </w:r>
-          </w:p>
-        </w:tc>
-        <w:tc>
-          <w:tcPr>
-            <w:tcW w:w="1834" w:type="dxa"/>
-            <w:tcMar>
-              <w:top w:w="60" w:type="dxa"/>
-              <w:left w:w="90" w:type="dxa"/>
-              <w:bottom w:w="60" w:type="dxa"/>
-              <w:right w:w="90" w:type="dxa"/>
-            </w:tcMar>
-            <w:vAlign w:val="center"/>
-            <w:hideMark/>
-          </w:tcPr>
-          <w:p>
-            <w:r>
-              <w:t>Not clearly documented</w:t>
-            </w:r>
-          </w:p>
-        </w:tc>
-        <w:tc>
-          <w:tcPr>
-            <w:tcW w:w="3640" w:type="dxa"/>
-            <w:tcMar>
-              <w:top w:w="60" w:type="dxa"/>
-              <w:left w:w="90" w:type="dxa"/>
-              <w:bottom w:w="60" w:type="dxa"/>
-              <w:right w:w="90" w:type="dxa"/>
-            </w:tcMar>
-            <w:vAlign w:val="center"/>
-            <w:hideMark/>
-          </w:tcPr>
-          <w:p>
-            <w:r>
-              <w:t>The documentation does not clearly explain request-end writeback or what happens when the supplied property is left unchanged, changed, or explicitly cleared. TC-09 through TC-11 were required to determine this behavior experimentally.</w:t>
-            </w:r>
-          </w:p>
-        </w:tc>
-      </w:tr>
-    </w:tbl>
-    <w:p/>
     <w:p>
       <w:r>
         <w:rPr>
           <w:b/>
           <w:bCs/>
         </w:rPr>
+        <w:lastRenderedPageBreak/>
         <w:t>Build details:</w:t>
       </w:r>
       <w:r>
@@ -3451,51 +3554,6 @@
       </w:r>
       <w:r>
         <w:t>Build succeeded using SDK 11.0.100-rc.1.26425.128 with 0 Warning(s) and 0 Error(s).</w:t>
-      </w:r>
-    </w:p>
-    <w:p>
-      <w:r>
-        <w:rPr>
-          <w:noProof/>
-        </w:rPr>
-        <w:drawing>
-          <wp:inline distT="0" distB="0" distL="0" distR="0" wp14:anchorId="5FA38CA0" wp14:editId="7648D043">
-            <wp:extent cx="3911086" cy="2065020"/>
-            <wp:effectExtent l="0" t="0" r="0" b="0"/>
-            <wp:docPr id="869832456" name="Picture 1"/>
-            <wp:cNvGraphicFramePr>
-              <a:graphicFrameLocks xmlns:a="http://schemas.openxmlformats.org/drawingml/2006/main" noChangeAspect="1"/>
-            </wp:cNvGraphicFramePr>
-            <a:graphic xmlns:a="http://schemas.openxmlformats.org/drawingml/2006/main">
-              <a:graphicData uri="http://schemas.openxmlformats.org/drawingml/2006/picture">
-                <pic:pic xmlns:pic="http://schemas.openxmlformats.org/drawingml/2006/picture">
-                  <pic:nvPicPr>
-                    <pic:cNvPr id="869832456" name=""/>
-                    <pic:cNvPicPr/>
-                  </pic:nvPicPr>
-                  <pic:blipFill>
-                    <a:blip r:embed="rId11"/>
-                    <a:stretch>
-                      <a:fillRect/>
-                    </a:stretch>
-                  </pic:blipFill>
-                  <pic:spPr>
-                    <a:xfrm>
-                      <a:off x="0" y="0"/>
-                      <a:ext cx="3922084" cy="2070827"/>
-                    </a:xfrm>
-                    <a:prstGeom prst="rect">
-                      <a:avLst/>
-                    </a:prstGeom>
-                  </pic:spPr>
-                </pic:pic>
-              </a:graphicData>
-            </a:graphic>
-          </wp:inline>
-        </w:drawing>
-      </w:r>
-      <w:r>
-        <w:br w:type="page"/>
       </w:r>
     </w:p>
     <w:p/>
